--- a/docs/handouts/Oct13_session1_handouts.docx
+++ b/docs/handouts/Oct13_session1_handouts.docx
@@ -21,6 +21,7 @@
           <w:i w:val="false"/>
           <w:b w:val="false"/>
           <w:u w:val="none"/>
+          <w:strike w:val="false"/>
           <w:sz w:val="18"/>
           <w:szCs w:val="18"/>
           <w:color w:val="545860"/>
@@ -47,6 +48,7 @@
           <w:i w:val="false"/>
           <w:b w:val="true"/>
           <w:u w:val="none"/>
+          <w:strike w:val="false"/>
           <w:sz w:val="36"/>
           <w:szCs w:val="36"/>
           <w:color w:val="063360"/>
@@ -73,6 +75,7 @@
           <w:i w:val="false"/>
           <w:b w:val="false"/>
           <w:u w:val="none"/>
+          <w:strike w:val="false"/>
           <w:sz w:val="22"/>
           <w:szCs w:val="22"/>
           <w:color w:val="000000"/>
@@ -117,7 +120,6 @@
           </w:tcPr>
           <w:p>
             <w:pPr>
-              <w:pStyle w:val="Normal"/>
               <w:jc w:val="left"/>
               <w:pBdr>
                 <w:bottom w:val="none" w:sz="0" w:space="0" w:color="000000"/>
@@ -127,13 +129,24 @@
               </w:pBdr>
               <w:spacing w:after="80" w:before="80" w:line="240"/>
               <w:ind w:left="80" w:right="80" w:firstLine="0" w:firstLineChars="0"/>
+              <w:rPr>
+                <w:rFonts w:ascii="Arial" w:hAnsi="Arial" w:eastAsia="Arial" w:cs="Arial"/>
+                <w:i w:val="false"/>
+                <w:b w:val="true"/>
+                <w:u w:val="none"/>
+                <w:strike w:val="false"/>
+                <w:sz w:val="21"/>
+                <w:szCs w:val="21"/>
+                <w:color w:val="063360"/>
+              </w:rPr>
             </w:pPr>
             <w:r>
               <w:rPr>
-                <w:rFonts w:ascii="Arial" w:hAnsi="DejaVu Sans" w:eastAsia="DejaVu Sans" w:cs="DejaVu Sans"/>
+                <w:rFonts w:ascii="Arial" w:hAnsi="Arial" w:eastAsia="Arial" w:cs="Arial"/>
                 <w:i w:val="false"/>
                 <w:b w:val="true"/>
                 <w:u w:val="none"/>
+                <w:strike w:val="false"/>
                 <w:sz w:val="21"/>
                 <w:szCs w:val="21"/>
                 <w:color w:val="063360"/>
@@ -161,7 +174,6 @@
           </w:tcPr>
           <w:p>
             <w:pPr>
-              <w:pStyle w:val="Normal"/>
               <w:jc w:val="left"/>
               <w:pBdr>
                 <w:bottom w:val="none" w:sz="0" w:space="0" w:color="000000"/>
@@ -171,13 +183,24 @@
               </w:pBdr>
               <w:spacing w:after="80" w:before="80" w:line="240"/>
               <w:ind w:left="80" w:right="80" w:firstLine="0" w:firstLineChars="0"/>
+              <w:rPr>
+                <w:rFonts w:ascii="Arial" w:hAnsi="Arial" w:eastAsia="Arial" w:cs="Arial"/>
+                <w:i w:val="false"/>
+                <w:b w:val="true"/>
+                <w:u w:val="none"/>
+                <w:strike w:val="false"/>
+                <w:sz w:val="21"/>
+                <w:szCs w:val="21"/>
+                <w:color w:val="063360"/>
+              </w:rPr>
             </w:pPr>
             <w:r>
               <w:rPr>
-                <w:rFonts w:ascii="Arial" w:hAnsi="DejaVu Sans" w:eastAsia="DejaVu Sans" w:cs="DejaVu Sans"/>
+                <w:rFonts w:ascii="Arial" w:hAnsi="Arial" w:eastAsia="Arial" w:cs="Arial"/>
                 <w:i w:val="false"/>
                 <w:b w:val="true"/>
                 <w:u w:val="none"/>
+                <w:strike w:val="false"/>
                 <w:sz w:val="21"/>
                 <w:szCs w:val="21"/>
                 <w:color w:val="063360"/>
@@ -205,7 +228,6 @@
           </w:tcPr>
           <w:p>
             <w:pPr>
-              <w:pStyle w:val="Normal"/>
               <w:jc w:val="left"/>
               <w:pBdr>
                 <w:bottom w:val="none" w:sz="0" w:space="0" w:color="000000"/>
@@ -215,13 +237,24 @@
               </w:pBdr>
               <w:spacing w:after="80" w:before="80" w:line="240"/>
               <w:ind w:left="80" w:right="80" w:firstLine="0" w:firstLineChars="0"/>
+              <w:rPr>
+                <w:rFonts w:ascii="Arial" w:hAnsi="Arial" w:eastAsia="Arial" w:cs="Arial"/>
+                <w:i w:val="false"/>
+                <w:b w:val="true"/>
+                <w:u w:val="none"/>
+                <w:strike w:val="false"/>
+                <w:sz w:val="21"/>
+                <w:szCs w:val="21"/>
+                <w:color w:val="063360"/>
+              </w:rPr>
             </w:pPr>
             <w:r>
               <w:rPr>
-                <w:rFonts w:ascii="Arial" w:hAnsi="DejaVu Sans" w:eastAsia="DejaVu Sans" w:cs="DejaVu Sans"/>
+                <w:rFonts w:ascii="Arial" w:hAnsi="Arial" w:eastAsia="Arial" w:cs="Arial"/>
                 <w:i w:val="false"/>
                 <w:b w:val="true"/>
                 <w:u w:val="none"/>
+                <w:strike w:val="false"/>
                 <w:sz w:val="21"/>
                 <w:szCs w:val="21"/>
                 <w:color w:val="063360"/>
@@ -249,7 +282,6 @@
           </w:tcPr>
           <w:p>
             <w:pPr>
-              <w:pStyle w:val="Normal"/>
               <w:jc w:val="left"/>
               <w:pBdr>
                 <w:bottom w:val="none" w:sz="0" w:space="0" w:color="000000"/>
@@ -259,13 +291,24 @@
               </w:pBdr>
               <w:spacing w:after="80" w:before="80" w:line="240"/>
               <w:ind w:left="80" w:right="80" w:firstLine="0" w:firstLineChars="0"/>
+              <w:rPr>
+                <w:rFonts w:ascii="Arial" w:hAnsi="Arial" w:eastAsia="Arial" w:cs="Arial"/>
+                <w:i w:val="false"/>
+                <w:b w:val="true"/>
+                <w:u w:val="none"/>
+                <w:strike w:val="false"/>
+                <w:sz w:val="21"/>
+                <w:szCs w:val="21"/>
+                <w:color w:val="063360"/>
+              </w:rPr>
             </w:pPr>
             <w:r>
               <w:rPr>
-                <w:rFonts w:ascii="Arial" w:hAnsi="DejaVu Sans" w:eastAsia="DejaVu Sans" w:cs="DejaVu Sans"/>
+                <w:rFonts w:ascii="Arial" w:hAnsi="Arial" w:eastAsia="Arial" w:cs="Arial"/>
                 <w:i w:val="false"/>
                 <w:b w:val="true"/>
                 <w:u w:val="none"/>
+                <w:strike w:val="false"/>
                 <w:sz w:val="21"/>
                 <w:szCs w:val="21"/>
                 <w:color w:val="063360"/>
@@ -299,7 +342,6 @@
           </w:tcPr>
           <w:p>
             <w:pPr>
-              <w:pStyle w:val="Normal"/>
               <w:jc w:val="left"/>
               <w:pBdr>
                 <w:bottom w:val="none" w:sz="0" w:space="0" w:color="000000"/>
@@ -309,13 +351,24 @@
               </w:pBdr>
               <w:spacing w:after="80" w:before="80" w:line="240"/>
               <w:ind w:left="80" w:right="80" w:firstLine="0" w:firstLineChars="0"/>
+              <w:rPr>
+                <w:rFonts w:ascii="Arial" w:hAnsi="Arial" w:eastAsia="Arial" w:cs="Arial"/>
+                <w:i w:val="false"/>
+                <w:b w:val="false"/>
+                <w:u w:val="none"/>
+                <w:strike w:val="false"/>
+                <w:sz w:val="21"/>
+                <w:szCs w:val="21"/>
+                <w:color w:val="000000"/>
+              </w:rPr>
             </w:pPr>
             <w:r>
               <w:rPr>
-                <w:rFonts w:ascii="Arial" w:hAnsi="DejaVu Sans" w:eastAsia="DejaVu Sans" w:cs="DejaVu Sans"/>
-                <w:i w:val="false"/>
-                <w:b w:val="false"/>
-                <w:u w:val="none"/>
+                <w:rFonts w:ascii="Arial" w:hAnsi="Arial" w:eastAsia="Arial" w:cs="Arial"/>
+                <w:i w:val="false"/>
+                <w:b w:val="false"/>
+                <w:u w:val="none"/>
+                <w:strike w:val="false"/>
                 <w:sz w:val="21"/>
                 <w:szCs w:val="21"/>
                 <w:color w:val="000000"/>
@@ -343,7 +396,6 @@
           </w:tcPr>
           <w:p>
             <w:pPr>
-              <w:pStyle w:val="Normal"/>
               <w:jc w:val="left"/>
               <w:pBdr>
                 <w:bottom w:val="none" w:sz="0" w:space="0" w:color="000000"/>
@@ -353,13 +405,24 @@
               </w:pBdr>
               <w:spacing w:after="80" w:before="80" w:line="240"/>
               <w:ind w:left="80" w:right="80" w:firstLine="0" w:firstLineChars="0"/>
+              <w:rPr>
+                <w:rFonts w:ascii="Arial" w:hAnsi="Arial" w:eastAsia="Arial" w:cs="Arial"/>
+                <w:i w:val="false"/>
+                <w:b w:val="false"/>
+                <w:u w:val="none"/>
+                <w:strike w:val="false"/>
+                <w:sz w:val="21"/>
+                <w:szCs w:val="21"/>
+                <w:color w:val="000000"/>
+              </w:rPr>
             </w:pPr>
             <w:r>
               <w:rPr>
-                <w:rFonts w:ascii="Arial" w:hAnsi="DejaVu Sans" w:eastAsia="DejaVu Sans" w:cs="DejaVu Sans"/>
-                <w:i w:val="false"/>
-                <w:b w:val="false"/>
-                <w:u w:val="none"/>
+                <w:rFonts w:ascii="Arial" w:hAnsi="Arial" w:eastAsia="Arial" w:cs="Arial"/>
+                <w:i w:val="false"/>
+                <w:b w:val="false"/>
+                <w:u w:val="none"/>
+                <w:strike w:val="false"/>
                 <w:sz w:val="21"/>
                 <w:szCs w:val="21"/>
                 <w:color w:val="000000"/>
@@ -387,7 +450,6 @@
           </w:tcPr>
           <w:p>
             <w:pPr>
-              <w:pStyle w:val="Normal"/>
               <w:jc w:val="left"/>
               <w:pBdr>
                 <w:bottom w:val="none" w:sz="0" w:space="0" w:color="000000"/>
@@ -397,13 +459,24 @@
               </w:pBdr>
               <w:spacing w:after="80" w:before="80" w:line="240"/>
               <w:ind w:left="80" w:right="80" w:firstLine="0" w:firstLineChars="0"/>
+              <w:rPr>
+                <w:rFonts w:ascii="Arial" w:hAnsi="Arial" w:eastAsia="Arial" w:cs="Arial"/>
+                <w:i w:val="false"/>
+                <w:b w:val="false"/>
+                <w:u w:val="none"/>
+                <w:strike w:val="false"/>
+                <w:sz w:val="21"/>
+                <w:szCs w:val="21"/>
+                <w:color w:val="000000"/>
+              </w:rPr>
             </w:pPr>
             <w:r>
               <w:rPr>
-                <w:rFonts w:ascii="Arial" w:hAnsi="DejaVu Sans" w:eastAsia="DejaVu Sans" w:cs="DejaVu Sans"/>
-                <w:i w:val="false"/>
-                <w:b w:val="false"/>
-                <w:u w:val="none"/>
+                <w:rFonts w:ascii="Arial" w:hAnsi="Arial" w:eastAsia="Arial" w:cs="Arial"/>
+                <w:i w:val="false"/>
+                <w:b w:val="false"/>
+                <w:u w:val="none"/>
+                <w:strike w:val="false"/>
                 <w:sz w:val="21"/>
                 <w:szCs w:val="21"/>
                 <w:color w:val="000000"/>
@@ -431,7 +504,6 @@
           </w:tcPr>
           <w:p>
             <w:pPr>
-              <w:pStyle w:val="Normal"/>
               <w:jc w:val="left"/>
               <w:pBdr>
                 <w:bottom w:val="none" w:sz="0" w:space="0" w:color="000000"/>
@@ -441,13 +513,24 @@
               </w:pBdr>
               <w:spacing w:after="80" w:before="80" w:line="240"/>
               <w:ind w:left="80" w:right="80" w:firstLine="0" w:firstLineChars="0"/>
+              <w:rPr>
+                <w:rFonts w:ascii="Arial" w:hAnsi="Arial" w:eastAsia="Arial" w:cs="Arial"/>
+                <w:i w:val="false"/>
+                <w:b w:val="false"/>
+                <w:u w:val="none"/>
+                <w:strike w:val="false"/>
+                <w:sz w:val="21"/>
+                <w:szCs w:val="21"/>
+                <w:color w:val="000000"/>
+              </w:rPr>
             </w:pPr>
             <w:r>
               <w:rPr>
-                <w:rFonts w:ascii="Arial" w:hAnsi="DejaVu Sans" w:eastAsia="DejaVu Sans" w:cs="DejaVu Sans"/>
-                <w:i w:val="false"/>
-                <w:b w:val="false"/>
-                <w:u w:val="none"/>
+                <w:rFonts w:ascii="Arial" w:hAnsi="Arial" w:eastAsia="Arial" w:cs="Arial"/>
+                <w:i w:val="false"/>
+                <w:b w:val="false"/>
+                <w:u w:val="none"/>
+                <w:strike w:val="false"/>
                 <w:sz w:val="21"/>
                 <w:szCs w:val="21"/>
                 <w:color w:val="000000"/>
@@ -481,7 +564,6 @@
           </w:tcPr>
           <w:p>
             <w:pPr>
-              <w:pStyle w:val="Normal"/>
               <w:jc w:val="left"/>
               <w:pBdr>
                 <w:bottom w:val="none" w:sz="0" w:space="0" w:color="000000"/>
@@ -491,13 +573,24 @@
               </w:pBdr>
               <w:spacing w:after="80" w:before="80" w:line="240"/>
               <w:ind w:left="80" w:right="80" w:firstLine="0" w:firstLineChars="0"/>
+              <w:rPr>
+                <w:rFonts w:ascii="Arial" w:hAnsi="Arial" w:eastAsia="Arial" w:cs="Arial"/>
+                <w:i w:val="false"/>
+                <w:b w:val="false"/>
+                <w:u w:val="none"/>
+                <w:strike w:val="false"/>
+                <w:sz w:val="21"/>
+                <w:szCs w:val="21"/>
+                <w:color w:val="000000"/>
+              </w:rPr>
             </w:pPr>
             <w:r>
               <w:rPr>
-                <w:rFonts w:ascii="Arial" w:hAnsi="DejaVu Sans" w:eastAsia="DejaVu Sans" w:cs="DejaVu Sans"/>
-                <w:i w:val="false"/>
-                <w:b w:val="false"/>
-                <w:u w:val="none"/>
+                <w:rFonts w:ascii="Arial" w:hAnsi="Arial" w:eastAsia="Arial" w:cs="Arial"/>
+                <w:i w:val="false"/>
+                <w:b w:val="false"/>
+                <w:u w:val="none"/>
+                <w:strike w:val="false"/>
                 <w:sz w:val="21"/>
                 <w:szCs w:val="21"/>
                 <w:color w:val="000000"/>
@@ -525,7 +618,6 @@
           </w:tcPr>
           <w:p>
             <w:pPr>
-              <w:pStyle w:val="Normal"/>
               <w:jc w:val="left"/>
               <w:pBdr>
                 <w:bottom w:val="none" w:sz="0" w:space="0" w:color="000000"/>
@@ -535,13 +627,24 @@
               </w:pBdr>
               <w:spacing w:after="80" w:before="80" w:line="240"/>
               <w:ind w:left="80" w:right="80" w:firstLine="0" w:firstLineChars="0"/>
+              <w:rPr>
+                <w:rFonts w:ascii="Arial" w:hAnsi="Arial" w:eastAsia="Arial" w:cs="Arial"/>
+                <w:i w:val="false"/>
+                <w:b w:val="false"/>
+                <w:u w:val="none"/>
+                <w:strike w:val="false"/>
+                <w:sz w:val="21"/>
+                <w:szCs w:val="21"/>
+                <w:color w:val="000000"/>
+              </w:rPr>
             </w:pPr>
             <w:r>
               <w:rPr>
-                <w:rFonts w:ascii="Arial" w:hAnsi="DejaVu Sans" w:eastAsia="DejaVu Sans" w:cs="DejaVu Sans"/>
-                <w:i w:val="false"/>
-                <w:b w:val="false"/>
-                <w:u w:val="none"/>
+                <w:rFonts w:ascii="Arial" w:hAnsi="Arial" w:eastAsia="Arial" w:cs="Arial"/>
+                <w:i w:val="false"/>
+                <w:b w:val="false"/>
+                <w:u w:val="none"/>
+                <w:strike w:val="false"/>
                 <w:sz w:val="21"/>
                 <w:szCs w:val="21"/>
                 <w:color w:val="000000"/>
@@ -569,7 +672,6 @@
           </w:tcPr>
           <w:p>
             <w:pPr>
-              <w:pStyle w:val="Normal"/>
               <w:jc w:val="left"/>
               <w:pBdr>
                 <w:bottom w:val="none" w:sz="0" w:space="0" w:color="000000"/>
@@ -579,13 +681,24 @@
               </w:pBdr>
               <w:spacing w:after="80" w:before="80" w:line="240"/>
               <w:ind w:left="80" w:right="80" w:firstLine="0" w:firstLineChars="0"/>
+              <w:rPr>
+                <w:rFonts w:ascii="Arial" w:hAnsi="Arial" w:eastAsia="Arial" w:cs="Arial"/>
+                <w:i w:val="false"/>
+                <w:b w:val="false"/>
+                <w:u w:val="none"/>
+                <w:strike w:val="false"/>
+                <w:sz w:val="21"/>
+                <w:szCs w:val="21"/>
+                <w:color w:val="000000"/>
+              </w:rPr>
             </w:pPr>
             <w:r>
               <w:rPr>
-                <w:rFonts w:ascii="Arial" w:hAnsi="DejaVu Sans" w:eastAsia="DejaVu Sans" w:cs="DejaVu Sans"/>
-                <w:i w:val="false"/>
-                <w:b w:val="false"/>
-                <w:u w:val="none"/>
+                <w:rFonts w:ascii="Arial" w:hAnsi="Arial" w:eastAsia="Arial" w:cs="Arial"/>
+                <w:i w:val="false"/>
+                <w:b w:val="false"/>
+                <w:u w:val="none"/>
+                <w:strike w:val="false"/>
                 <w:sz w:val="21"/>
                 <w:szCs w:val="21"/>
                 <w:color w:val="000000"/>
@@ -613,7 +726,6 @@
           </w:tcPr>
           <w:p>
             <w:pPr>
-              <w:pStyle w:val="Normal"/>
               <w:jc w:val="left"/>
               <w:pBdr>
                 <w:bottom w:val="none" w:sz="0" w:space="0" w:color="000000"/>
@@ -623,13 +735,24 @@
               </w:pBdr>
               <w:spacing w:after="80" w:before="80" w:line="240"/>
               <w:ind w:left="80" w:right="80" w:firstLine="0" w:firstLineChars="0"/>
+              <w:rPr>
+                <w:rFonts w:ascii="Arial" w:hAnsi="Arial" w:eastAsia="Arial" w:cs="Arial"/>
+                <w:i w:val="false"/>
+                <w:b w:val="false"/>
+                <w:u w:val="none"/>
+                <w:strike w:val="false"/>
+                <w:sz w:val="21"/>
+                <w:szCs w:val="21"/>
+                <w:color w:val="000000"/>
+              </w:rPr>
             </w:pPr>
             <w:r>
               <w:rPr>
-                <w:rFonts w:ascii="Arial" w:hAnsi="DejaVu Sans" w:eastAsia="DejaVu Sans" w:cs="DejaVu Sans"/>
-                <w:i w:val="false"/>
-                <w:b w:val="false"/>
-                <w:u w:val="none"/>
+                <w:rFonts w:ascii="Arial" w:hAnsi="Arial" w:eastAsia="Arial" w:cs="Arial"/>
+                <w:i w:val="false"/>
+                <w:b w:val="false"/>
+                <w:u w:val="none"/>
+                <w:strike w:val="false"/>
                 <w:sz w:val="21"/>
                 <w:szCs w:val="21"/>
                 <w:color w:val="000000"/>
@@ -663,7 +786,6 @@
           </w:tcPr>
           <w:p>
             <w:pPr>
-              <w:pStyle w:val="Normal"/>
               <w:jc w:val="left"/>
               <w:pBdr>
                 <w:bottom w:val="none" w:sz="0" w:space="0" w:color="000000"/>
@@ -673,13 +795,24 @@
               </w:pBdr>
               <w:spacing w:after="80" w:before="80" w:line="240"/>
               <w:ind w:left="80" w:right="80" w:firstLine="0" w:firstLineChars="0"/>
+              <w:rPr>
+                <w:rFonts w:ascii="Arial" w:hAnsi="Arial" w:eastAsia="Arial" w:cs="Arial"/>
+                <w:i w:val="false"/>
+                <w:b w:val="false"/>
+                <w:u w:val="none"/>
+                <w:strike w:val="false"/>
+                <w:sz w:val="21"/>
+                <w:szCs w:val="21"/>
+                <w:color w:val="000000"/>
+              </w:rPr>
             </w:pPr>
             <w:r>
               <w:rPr>
-                <w:rFonts w:ascii="Arial" w:hAnsi="DejaVu Sans" w:eastAsia="DejaVu Sans" w:cs="DejaVu Sans"/>
-                <w:i w:val="false"/>
-                <w:b w:val="false"/>
-                <w:u w:val="none"/>
+                <w:rFonts w:ascii="Arial" w:hAnsi="Arial" w:eastAsia="Arial" w:cs="Arial"/>
+                <w:i w:val="false"/>
+                <w:b w:val="false"/>
+                <w:u w:val="none"/>
+                <w:strike w:val="false"/>
                 <w:sz w:val="21"/>
                 <w:szCs w:val="21"/>
                 <w:color w:val="000000"/>
@@ -707,7 +840,6 @@
           </w:tcPr>
           <w:p>
             <w:pPr>
-              <w:pStyle w:val="Normal"/>
               <w:jc w:val="left"/>
               <w:pBdr>
                 <w:bottom w:val="none" w:sz="0" w:space="0" w:color="000000"/>
@@ -717,13 +849,24 @@
               </w:pBdr>
               <w:spacing w:after="80" w:before="80" w:line="240"/>
               <w:ind w:left="80" w:right="80" w:firstLine="0" w:firstLineChars="0"/>
+              <w:rPr>
+                <w:rFonts w:ascii="Arial" w:hAnsi="Arial" w:eastAsia="Arial" w:cs="Arial"/>
+                <w:i w:val="false"/>
+                <w:b w:val="false"/>
+                <w:u w:val="none"/>
+                <w:strike w:val="false"/>
+                <w:sz w:val="21"/>
+                <w:szCs w:val="21"/>
+                <w:color w:val="000000"/>
+              </w:rPr>
             </w:pPr>
             <w:r>
               <w:rPr>
-                <w:rFonts w:ascii="Arial" w:hAnsi="DejaVu Sans" w:eastAsia="DejaVu Sans" w:cs="DejaVu Sans"/>
-                <w:i w:val="false"/>
-                <w:b w:val="false"/>
-                <w:u w:val="none"/>
+                <w:rFonts w:ascii="Arial" w:hAnsi="Arial" w:eastAsia="Arial" w:cs="Arial"/>
+                <w:i w:val="false"/>
+                <w:b w:val="false"/>
+                <w:u w:val="none"/>
+                <w:strike w:val="false"/>
                 <w:sz w:val="21"/>
                 <w:szCs w:val="21"/>
                 <w:color w:val="000000"/>
@@ -751,7 +894,6 @@
           </w:tcPr>
           <w:p>
             <w:pPr>
-              <w:pStyle w:val="Normal"/>
               <w:jc w:val="left"/>
               <w:pBdr>
                 <w:bottom w:val="none" w:sz="0" w:space="0" w:color="000000"/>
@@ -761,13 +903,24 @@
               </w:pBdr>
               <w:spacing w:after="80" w:before="80" w:line="240"/>
               <w:ind w:left="80" w:right="80" w:firstLine="0" w:firstLineChars="0"/>
+              <w:rPr>
+                <w:rFonts w:ascii="Arial" w:hAnsi="Arial" w:eastAsia="Arial" w:cs="Arial"/>
+                <w:i w:val="false"/>
+                <w:b w:val="false"/>
+                <w:u w:val="none"/>
+                <w:strike w:val="false"/>
+                <w:sz w:val="21"/>
+                <w:szCs w:val="21"/>
+                <w:color w:val="000000"/>
+              </w:rPr>
             </w:pPr>
             <w:r>
               <w:rPr>
-                <w:rFonts w:ascii="Arial" w:hAnsi="DejaVu Sans" w:eastAsia="DejaVu Sans" w:cs="DejaVu Sans"/>
-                <w:i w:val="false"/>
-                <w:b w:val="false"/>
-                <w:u w:val="none"/>
+                <w:rFonts w:ascii="Arial" w:hAnsi="Arial" w:eastAsia="Arial" w:cs="Arial"/>
+                <w:i w:val="false"/>
+                <w:b w:val="false"/>
+                <w:u w:val="none"/>
+                <w:strike w:val="false"/>
                 <w:sz w:val="21"/>
                 <w:szCs w:val="21"/>
                 <w:color w:val="000000"/>
@@ -795,7 +948,6 @@
           </w:tcPr>
           <w:p>
             <w:pPr>
-              <w:pStyle w:val="Normal"/>
               <w:jc w:val="left"/>
               <w:pBdr>
                 <w:bottom w:val="none" w:sz="0" w:space="0" w:color="000000"/>
@@ -805,13 +957,24 @@
               </w:pBdr>
               <w:spacing w:after="80" w:before="80" w:line="240"/>
               <w:ind w:left="80" w:right="80" w:firstLine="0" w:firstLineChars="0"/>
+              <w:rPr>
+                <w:rFonts w:ascii="Arial" w:hAnsi="Arial" w:eastAsia="Arial" w:cs="Arial"/>
+                <w:i w:val="false"/>
+                <w:b w:val="false"/>
+                <w:u w:val="none"/>
+                <w:strike w:val="false"/>
+                <w:sz w:val="21"/>
+                <w:szCs w:val="21"/>
+                <w:color w:val="000000"/>
+              </w:rPr>
             </w:pPr>
             <w:r>
               <w:rPr>
-                <w:rFonts w:ascii="Arial" w:hAnsi="DejaVu Sans" w:eastAsia="DejaVu Sans" w:cs="DejaVu Sans"/>
-                <w:i w:val="false"/>
-                <w:b w:val="false"/>
-                <w:u w:val="none"/>
+                <w:rFonts w:ascii="Arial" w:hAnsi="Arial" w:eastAsia="Arial" w:cs="Arial"/>
+                <w:i w:val="false"/>
+                <w:b w:val="false"/>
+                <w:u w:val="none"/>
+                <w:strike w:val="false"/>
                 <w:sz w:val="21"/>
                 <w:szCs w:val="21"/>
                 <w:color w:val="000000"/>
@@ -841,6 +1004,7 @@
           <w:i w:val="false"/>
           <w:b w:val="true"/>
           <w:u w:val="none"/>
+          <w:strike w:val="false"/>
           <w:sz w:val="26"/>
           <w:szCs w:val="26"/>
           <w:color w:val="215A9E"/>
@@ -867,6 +1031,7 @@
           <w:i w:val="false"/>
           <w:b w:val="false"/>
           <w:u w:val="none"/>
+          <w:strike w:val="false"/>
           <w:sz w:val="22"/>
           <w:szCs w:val="22"/>
           <w:color w:val="000000"/>
@@ -893,6 +1058,7 @@
           <w:i w:val="false"/>
           <w:b w:val="false"/>
           <w:u w:val="none"/>
+          <w:strike w:val="false"/>
           <w:sz w:val="22"/>
           <w:szCs w:val="22"/>
           <w:color w:val="000000"/>
@@ -919,6 +1085,7 @@
           <w:i w:val="false"/>
           <w:b w:val="false"/>
           <w:u w:val="none"/>
+          <w:strike w:val="false"/>
           <w:sz w:val="22"/>
           <w:szCs w:val="22"/>
           <w:color w:val="000000"/>
@@ -945,6 +1112,7 @@
           <w:i w:val="false"/>
           <w:b w:val="false"/>
           <w:u w:val="none"/>
+          <w:strike w:val="false"/>
           <w:sz w:val="22"/>
           <w:szCs w:val="22"/>
           <w:color w:val="000000"/>
@@ -971,6 +1139,7 @@
           <w:i w:val="false"/>
           <w:b w:val="false"/>
           <w:u w:val="none"/>
+          <w:strike w:val="false"/>
           <w:sz w:val="22"/>
           <w:szCs w:val="22"/>
           <w:color w:val="000000"/>
@@ -1003,6 +1172,7 @@
           <w:i w:val="false"/>
           <w:b w:val="false"/>
           <w:u w:val="none"/>
+          <w:strike w:val="false"/>
           <w:sz w:val="18"/>
           <w:szCs w:val="18"/>
           <w:color w:val="545860"/>
@@ -1029,6 +1199,7 @@
           <w:i w:val="false"/>
           <w:b w:val="true"/>
           <w:u w:val="none"/>
+          <w:strike w:val="false"/>
           <w:sz w:val="36"/>
           <w:szCs w:val="36"/>
           <w:color w:val="063360"/>
@@ -1055,6 +1226,7 @@
           <w:i w:val="false"/>
           <w:b w:val="false"/>
           <w:u w:val="none"/>
+          <w:strike w:val="false"/>
           <w:sz w:val="22"/>
           <w:szCs w:val="22"/>
           <w:color w:val="000000"/>
@@ -1069,11 +1241,11 @@
         <w:tblLook w:firstRow="1" w:lastRow="0" w:firstColumn="0" w:lastColumn="0" w:noHBand="0" w:noVBand="1"/>
       </w:tblPr>
       <w:tblGrid>
-        <w:gridCol w:w="2592"/>
-        <w:gridCol w:w="1728"/>
+        <w:gridCol w:w="3312"/>
+        <w:gridCol w:w="1584"/>
         <w:gridCol w:w="1440"/>
-        <w:gridCol w:w="1152"/>
-        <w:gridCol w:w="2736"/>
+        <w:gridCol w:w="1008"/>
+        <w:gridCol w:w="2304"/>
       </w:tblGrid>
       <w:tr>
         <w:trPr>
@@ -1100,7 +1272,6 @@
           </w:tcPr>
           <w:p>
             <w:pPr>
-              <w:pStyle w:val="Normal"/>
               <w:jc w:val="left"/>
               <w:pBdr>
                 <w:bottom w:val="none" w:sz="0" w:space="0" w:color="000000"/>
@@ -1110,13 +1281,24 @@
               </w:pBdr>
               <w:spacing w:after="80" w:before="80" w:line="240"/>
               <w:ind w:left="80" w:right="80" w:firstLine="0" w:firstLineChars="0"/>
+              <w:rPr>
+                <w:rFonts w:ascii="Arial" w:hAnsi="Arial" w:eastAsia="Arial" w:cs="Arial"/>
+                <w:i w:val="false"/>
+                <w:b w:val="true"/>
+                <w:u w:val="none"/>
+                <w:strike w:val="false"/>
+                <w:sz w:val="21"/>
+                <w:szCs w:val="21"/>
+                <w:color w:val="063360"/>
+              </w:rPr>
             </w:pPr>
             <w:r>
               <w:rPr>
-                <w:rFonts w:ascii="Arial" w:hAnsi="DejaVu Sans" w:eastAsia="DejaVu Sans" w:cs="DejaVu Sans"/>
+                <w:rFonts w:ascii="Arial" w:hAnsi="Arial" w:eastAsia="Arial" w:cs="Arial"/>
                 <w:i w:val="false"/>
                 <w:b w:val="true"/>
                 <w:u w:val="none"/>
+                <w:strike w:val="false"/>
                 <w:sz w:val="21"/>
                 <w:szCs w:val="21"/>
                 <w:color w:val="063360"/>
@@ -1144,7 +1326,6 @@
           </w:tcPr>
           <w:p>
             <w:pPr>
-              <w:pStyle w:val="Normal"/>
               <w:jc w:val="left"/>
               <w:pBdr>
                 <w:bottom w:val="none" w:sz="0" w:space="0" w:color="000000"/>
@@ -1154,13 +1335,24 @@
               </w:pBdr>
               <w:spacing w:after="80" w:before="80" w:line="240"/>
               <w:ind w:left="80" w:right="80" w:firstLine="0" w:firstLineChars="0"/>
+              <w:rPr>
+                <w:rFonts w:ascii="Arial" w:hAnsi="Arial" w:eastAsia="Arial" w:cs="Arial"/>
+                <w:i w:val="false"/>
+                <w:b w:val="true"/>
+                <w:u w:val="none"/>
+                <w:strike w:val="false"/>
+                <w:sz w:val="21"/>
+                <w:szCs w:val="21"/>
+                <w:color w:val="063360"/>
+              </w:rPr>
             </w:pPr>
             <w:r>
               <w:rPr>
-                <w:rFonts w:ascii="Arial" w:hAnsi="DejaVu Sans" w:eastAsia="DejaVu Sans" w:cs="DejaVu Sans"/>
+                <w:rFonts w:ascii="Arial" w:hAnsi="Arial" w:eastAsia="Arial" w:cs="Arial"/>
                 <w:i w:val="false"/>
                 <w:b w:val="true"/>
                 <w:u w:val="none"/>
+                <w:strike w:val="false"/>
                 <w:sz w:val="21"/>
                 <w:szCs w:val="21"/>
                 <w:color w:val="063360"/>
@@ -1188,7 +1380,6 @@
           </w:tcPr>
           <w:p>
             <w:pPr>
-              <w:pStyle w:val="Normal"/>
               <w:jc w:val="left"/>
               <w:pBdr>
                 <w:bottom w:val="none" w:sz="0" w:space="0" w:color="000000"/>
@@ -1198,13 +1389,24 @@
               </w:pBdr>
               <w:spacing w:after="80" w:before="80" w:line="240"/>
               <w:ind w:left="80" w:right="80" w:firstLine="0" w:firstLineChars="0"/>
+              <w:rPr>
+                <w:rFonts w:ascii="Arial" w:hAnsi="Arial" w:eastAsia="Arial" w:cs="Arial"/>
+                <w:i w:val="false"/>
+                <w:b w:val="true"/>
+                <w:u w:val="none"/>
+                <w:strike w:val="false"/>
+                <w:sz w:val="21"/>
+                <w:szCs w:val="21"/>
+                <w:color w:val="063360"/>
+              </w:rPr>
             </w:pPr>
             <w:r>
               <w:rPr>
-                <w:rFonts w:ascii="Arial" w:hAnsi="DejaVu Sans" w:eastAsia="DejaVu Sans" w:cs="DejaVu Sans"/>
+                <w:rFonts w:ascii="Arial" w:hAnsi="Arial" w:eastAsia="Arial" w:cs="Arial"/>
                 <w:i w:val="false"/>
                 <w:b w:val="true"/>
                 <w:u w:val="none"/>
+                <w:strike w:val="false"/>
                 <w:sz w:val="21"/>
                 <w:szCs w:val="21"/>
                 <w:color w:val="063360"/>
@@ -1232,7 +1434,6 @@
           </w:tcPr>
           <w:p>
             <w:pPr>
-              <w:pStyle w:val="Normal"/>
               <w:jc w:val="left"/>
               <w:pBdr>
                 <w:bottom w:val="none" w:sz="0" w:space="0" w:color="000000"/>
@@ -1242,13 +1443,24 @@
               </w:pBdr>
               <w:spacing w:after="80" w:before="80" w:line="240"/>
               <w:ind w:left="80" w:right="80" w:firstLine="0" w:firstLineChars="0"/>
+              <w:rPr>
+                <w:rFonts w:ascii="Arial" w:hAnsi="Arial" w:eastAsia="Arial" w:cs="Arial"/>
+                <w:i w:val="false"/>
+                <w:b w:val="true"/>
+                <w:u w:val="none"/>
+                <w:strike w:val="false"/>
+                <w:sz w:val="21"/>
+                <w:szCs w:val="21"/>
+                <w:color w:val="063360"/>
+              </w:rPr>
             </w:pPr>
             <w:r>
               <w:rPr>
-                <w:rFonts w:ascii="Arial" w:hAnsi="DejaVu Sans" w:eastAsia="DejaVu Sans" w:cs="DejaVu Sans"/>
+                <w:rFonts w:ascii="Arial" w:hAnsi="Arial" w:eastAsia="Arial" w:cs="Arial"/>
                 <w:i w:val="false"/>
                 <w:b w:val="true"/>
                 <w:u w:val="none"/>
+                <w:strike w:val="false"/>
                 <w:sz w:val="21"/>
                 <w:szCs w:val="21"/>
                 <w:color w:val="063360"/>
@@ -1276,7 +1488,6 @@
           </w:tcPr>
           <w:p>
             <w:pPr>
-              <w:pStyle w:val="Normal"/>
               <w:jc w:val="left"/>
               <w:pBdr>
                 <w:bottom w:val="none" w:sz="0" w:space="0" w:color="000000"/>
@@ -1286,13 +1497,24 @@
               </w:pBdr>
               <w:spacing w:after="80" w:before="80" w:line="240"/>
               <w:ind w:left="80" w:right="80" w:firstLine="0" w:firstLineChars="0"/>
+              <w:rPr>
+                <w:rFonts w:ascii="Arial" w:hAnsi="Arial" w:eastAsia="Arial" w:cs="Arial"/>
+                <w:i w:val="false"/>
+                <w:b w:val="true"/>
+                <w:u w:val="none"/>
+                <w:strike w:val="false"/>
+                <w:sz w:val="21"/>
+                <w:szCs w:val="21"/>
+                <w:color w:val="063360"/>
+              </w:rPr>
             </w:pPr>
             <w:r>
               <w:rPr>
-                <w:rFonts w:ascii="Arial" w:hAnsi="DejaVu Sans" w:eastAsia="DejaVu Sans" w:cs="DejaVu Sans"/>
+                <w:rFonts w:ascii="Arial" w:hAnsi="Arial" w:eastAsia="Arial" w:cs="Arial"/>
                 <w:i w:val="false"/>
                 <w:b w:val="true"/>
                 <w:u w:val="none"/>
+                <w:strike w:val="false"/>
                 <w:sz w:val="21"/>
                 <w:szCs w:val="21"/>
                 <w:color w:val="063360"/>
@@ -1326,7 +1548,6 @@
           </w:tcPr>
           <w:p>
             <w:pPr>
-              <w:pStyle w:val="Normal"/>
               <w:jc w:val="left"/>
               <w:pBdr>
                 <w:bottom w:val="none" w:sz="0" w:space="0" w:color="000000"/>
@@ -1336,13 +1557,24 @@
               </w:pBdr>
               <w:spacing w:after="80" w:before="80" w:line="240"/>
               <w:ind w:left="80" w:right="80" w:firstLine="0" w:firstLineChars="0"/>
+              <w:rPr>
+                <w:rFonts w:ascii="Arial" w:hAnsi="Arial" w:eastAsia="Arial" w:cs="Arial"/>
+                <w:i w:val="false"/>
+                <w:b w:val="false"/>
+                <w:u w:val="none"/>
+                <w:strike w:val="false"/>
+                <w:sz w:val="21"/>
+                <w:szCs w:val="21"/>
+                <w:color w:val="000000"/>
+              </w:rPr>
             </w:pPr>
             <w:r>
               <w:rPr>
-                <w:rFonts w:ascii="Arial" w:hAnsi="DejaVu Sans" w:eastAsia="DejaVu Sans" w:cs="DejaVu Sans"/>
-                <w:i w:val="false"/>
-                <w:b w:val="false"/>
-                <w:u w:val="none"/>
+                <w:rFonts w:ascii="Arial" w:hAnsi="Arial" w:eastAsia="Arial" w:cs="Arial"/>
+                <w:i w:val="false"/>
+                <w:b w:val="false"/>
+                <w:u w:val="none"/>
+                <w:strike w:val="false"/>
                 <w:sz w:val="21"/>
                 <w:szCs w:val="21"/>
                 <w:color w:val="000000"/>
@@ -1370,7 +1602,6 @@
           </w:tcPr>
           <w:p>
             <w:pPr>
-              <w:pStyle w:val="Normal"/>
               <w:jc w:val="left"/>
               <w:pBdr>
                 <w:bottom w:val="none" w:sz="0" w:space="0" w:color="000000"/>
@@ -1380,13 +1611,24 @@
               </w:pBdr>
               <w:spacing w:after="80" w:before="80" w:line="240"/>
               <w:ind w:left="80" w:right="80" w:firstLine="0" w:firstLineChars="0"/>
+              <w:rPr>
+                <w:rFonts w:ascii="Arial" w:hAnsi="Arial" w:eastAsia="Arial" w:cs="Arial"/>
+                <w:i w:val="false"/>
+                <w:b w:val="false"/>
+                <w:u w:val="none"/>
+                <w:strike w:val="false"/>
+                <w:sz w:val="21"/>
+                <w:szCs w:val="21"/>
+                <w:color w:val="000000"/>
+              </w:rPr>
             </w:pPr>
             <w:r>
               <w:rPr>
-                <w:rFonts w:ascii="Arial" w:hAnsi="DejaVu Sans" w:eastAsia="DejaVu Sans" w:cs="DejaVu Sans"/>
-                <w:i w:val="false"/>
-                <w:b w:val="false"/>
-                <w:u w:val="none"/>
+                <w:rFonts w:ascii="Arial" w:hAnsi="Arial" w:eastAsia="Arial" w:cs="Arial"/>
+                <w:i w:val="false"/>
+                <w:b w:val="false"/>
+                <w:u w:val="none"/>
+                <w:strike w:val="false"/>
                 <w:sz w:val="21"/>
                 <w:szCs w:val="21"/>
                 <w:color w:val="000000"/>
@@ -1414,7 +1656,6 @@
           </w:tcPr>
           <w:p>
             <w:pPr>
-              <w:pStyle w:val="Normal"/>
               <w:jc w:val="left"/>
               <w:pBdr>
                 <w:bottom w:val="none" w:sz="0" w:space="0" w:color="000000"/>
@@ -1424,13 +1665,24 @@
               </w:pBdr>
               <w:spacing w:after="80" w:before="80" w:line="240"/>
               <w:ind w:left="80" w:right="80" w:firstLine="0" w:firstLineChars="0"/>
+              <w:rPr>
+                <w:rFonts w:ascii="Arial" w:hAnsi="Arial" w:eastAsia="Arial" w:cs="Arial"/>
+                <w:i w:val="false"/>
+                <w:b w:val="false"/>
+                <w:u w:val="none"/>
+                <w:strike w:val="false"/>
+                <w:sz w:val="21"/>
+                <w:szCs w:val="21"/>
+                <w:color w:val="000000"/>
+              </w:rPr>
             </w:pPr>
             <w:r>
               <w:rPr>
-                <w:rFonts w:ascii="Arial" w:hAnsi="DejaVu Sans" w:eastAsia="DejaVu Sans" w:cs="DejaVu Sans"/>
-                <w:i w:val="false"/>
-                <w:b w:val="false"/>
-                <w:u w:val="none"/>
+                <w:rFonts w:ascii="Arial" w:hAnsi="Arial" w:eastAsia="Arial" w:cs="Arial"/>
+                <w:i w:val="false"/>
+                <w:b w:val="false"/>
+                <w:u w:val="none"/>
+                <w:strike w:val="false"/>
                 <w:sz w:val="21"/>
                 <w:szCs w:val="21"/>
                 <w:color w:val="000000"/>
@@ -1458,7 +1710,6 @@
           </w:tcPr>
           <w:p>
             <w:pPr>
-              <w:pStyle w:val="Normal"/>
               <w:jc w:val="left"/>
               <w:pBdr>
                 <w:bottom w:val="none" w:sz="0" w:space="0" w:color="000000"/>
@@ -1468,13 +1719,24 @@
               </w:pBdr>
               <w:spacing w:after="80" w:before="80" w:line="240"/>
               <w:ind w:left="80" w:right="80" w:firstLine="0" w:firstLineChars="0"/>
+              <w:rPr>
+                <w:rFonts w:ascii="Arial" w:hAnsi="Arial" w:eastAsia="Arial" w:cs="Arial"/>
+                <w:i w:val="false"/>
+                <w:b w:val="false"/>
+                <w:u w:val="none"/>
+                <w:strike w:val="false"/>
+                <w:sz w:val="21"/>
+                <w:szCs w:val="21"/>
+                <w:color w:val="000000"/>
+              </w:rPr>
             </w:pPr>
             <w:r>
               <w:rPr>
-                <w:rFonts w:ascii="Arial" w:hAnsi="DejaVu Sans" w:eastAsia="DejaVu Sans" w:cs="DejaVu Sans"/>
-                <w:i w:val="false"/>
-                <w:b w:val="false"/>
-                <w:u w:val="none"/>
+                <w:rFonts w:ascii="Arial" w:hAnsi="Arial" w:eastAsia="Arial" w:cs="Arial"/>
+                <w:i w:val="false"/>
+                <w:b w:val="false"/>
+                <w:u w:val="none"/>
+                <w:strike w:val="false"/>
                 <w:sz w:val="21"/>
                 <w:szCs w:val="21"/>
                 <w:color w:val="000000"/>
@@ -1502,7 +1764,6 @@
           </w:tcPr>
           <w:p>
             <w:pPr>
-              <w:pStyle w:val="Normal"/>
               <w:jc w:val="left"/>
               <w:pBdr>
                 <w:bottom w:val="none" w:sz="0" w:space="0" w:color="000000"/>
@@ -1512,13 +1773,24 @@
               </w:pBdr>
               <w:spacing w:after="80" w:before="80" w:line="240"/>
               <w:ind w:left="80" w:right="80" w:firstLine="0" w:firstLineChars="0"/>
+              <w:rPr>
+                <w:rFonts w:ascii="Arial" w:hAnsi="Arial" w:eastAsia="Arial" w:cs="Arial"/>
+                <w:i w:val="false"/>
+                <w:b w:val="false"/>
+                <w:u w:val="none"/>
+                <w:strike w:val="false"/>
+                <w:sz w:val="21"/>
+                <w:szCs w:val="21"/>
+                <w:color w:val="000000"/>
+              </w:rPr>
             </w:pPr>
             <w:r>
               <w:rPr>
-                <w:rFonts w:ascii="Arial" w:hAnsi="DejaVu Sans" w:eastAsia="DejaVu Sans" w:cs="DejaVu Sans"/>
-                <w:i w:val="false"/>
-                <w:b w:val="false"/>
-                <w:u w:val="none"/>
+                <w:rFonts w:ascii="Arial" w:hAnsi="Arial" w:eastAsia="Arial" w:cs="Arial"/>
+                <w:i w:val="false"/>
+                <w:b w:val="false"/>
+                <w:u w:val="none"/>
+                <w:strike w:val="false"/>
                 <w:sz w:val="21"/>
                 <w:szCs w:val="21"/>
                 <w:color w:val="000000"/>
@@ -1552,7 +1824,6 @@
           </w:tcPr>
           <w:p>
             <w:pPr>
-              <w:pStyle w:val="Normal"/>
               <w:jc w:val="left"/>
               <w:pBdr>
                 <w:bottom w:val="none" w:sz="0" w:space="0" w:color="000000"/>
@@ -1562,18 +1833,29 @@
               </w:pBdr>
               <w:spacing w:after="80" w:before="80" w:line="240"/>
               <w:ind w:left="80" w:right="80" w:firstLine="0" w:firstLineChars="0"/>
+              <w:rPr>
+                <w:rFonts w:ascii="Arial" w:hAnsi="Arial" w:eastAsia="Arial" w:cs="Arial"/>
+                <w:i w:val="false"/>
+                <w:b w:val="false"/>
+                <w:u w:val="none"/>
+                <w:strike w:val="false"/>
+                <w:sz w:val="21"/>
+                <w:szCs w:val="21"/>
+                <w:color w:val="000000"/>
+              </w:rPr>
             </w:pPr>
             <w:r>
               <w:rPr>
-                <w:rFonts w:ascii="Arial" w:hAnsi="DejaVu Sans" w:eastAsia="DejaVu Sans" w:cs="DejaVu Sans"/>
-                <w:i w:val="false"/>
-                <w:b w:val="false"/>
-                <w:u w:val="none"/>
-                <w:sz w:val="21"/>
-                <w:szCs w:val="21"/>
-                <w:color w:val="000000"/>
-              </w:rPr>
-              <w:t xml:space="preserve">Round 2</w:t>
+                <w:rFonts w:ascii="Arial" w:hAnsi="Arial" w:eastAsia="Arial" w:cs="Arial"/>
+                <w:i w:val="false"/>
+                <w:b w:val="false"/>
+                <w:u w:val="none"/>
+                <w:strike w:val="false"/>
+                <w:sz w:val="21"/>
+                <w:szCs w:val="21"/>
+                <w:color w:val="000000"/>
+              </w:rPr>
+              <w:t xml:space="preserve">After (round 1)</w:t>
             </w:r>
           </w:p>
         </w:tc>
@@ -1596,7 +1878,6 @@
           </w:tcPr>
           <w:p>
             <w:pPr>
-              <w:pStyle w:val="Normal"/>
               <w:jc w:val="left"/>
               <w:pBdr>
                 <w:bottom w:val="none" w:sz="0" w:space="0" w:color="000000"/>
@@ -1606,13 +1887,24 @@
               </w:pBdr>
               <w:spacing w:after="80" w:before="80" w:line="240"/>
               <w:ind w:left="80" w:right="80" w:firstLine="0" w:firstLineChars="0"/>
+              <w:rPr>
+                <w:rFonts w:ascii="Arial" w:hAnsi="Arial" w:eastAsia="Arial" w:cs="Arial"/>
+                <w:i w:val="false"/>
+                <w:b w:val="false"/>
+                <w:u w:val="none"/>
+                <w:strike w:val="false"/>
+                <w:sz w:val="21"/>
+                <w:szCs w:val="21"/>
+                <w:color w:val="000000"/>
+              </w:rPr>
             </w:pPr>
             <w:r>
               <w:rPr>
-                <w:rFonts w:ascii="Arial" w:hAnsi="DejaVu Sans" w:eastAsia="DejaVu Sans" w:cs="DejaVu Sans"/>
-                <w:i w:val="false"/>
-                <w:b w:val="false"/>
-                <w:u w:val="none"/>
+                <w:rFonts w:ascii="Arial" w:hAnsi="Arial" w:eastAsia="Arial" w:cs="Arial"/>
+                <w:i w:val="false"/>
+                <w:b w:val="false"/>
+                <w:u w:val="none"/>
+                <w:strike w:val="false"/>
                 <w:sz w:val="21"/>
                 <w:szCs w:val="21"/>
                 <w:color w:val="000000"/>
@@ -1640,7 +1932,6 @@
           </w:tcPr>
           <w:p>
             <w:pPr>
-              <w:pStyle w:val="Normal"/>
               <w:jc w:val="left"/>
               <w:pBdr>
                 <w:bottom w:val="none" w:sz="0" w:space="0" w:color="000000"/>
@@ -1650,13 +1941,24 @@
               </w:pBdr>
               <w:spacing w:after="80" w:before="80" w:line="240"/>
               <w:ind w:left="80" w:right="80" w:firstLine="0" w:firstLineChars="0"/>
+              <w:rPr>
+                <w:rFonts w:ascii="Arial" w:hAnsi="Arial" w:eastAsia="Arial" w:cs="Arial"/>
+                <w:i w:val="false"/>
+                <w:b w:val="false"/>
+                <w:u w:val="none"/>
+                <w:strike w:val="false"/>
+                <w:sz w:val="21"/>
+                <w:szCs w:val="21"/>
+                <w:color w:val="000000"/>
+              </w:rPr>
             </w:pPr>
             <w:r>
               <w:rPr>
-                <w:rFonts w:ascii="Arial" w:hAnsi="DejaVu Sans" w:eastAsia="DejaVu Sans" w:cs="DejaVu Sans"/>
-                <w:i w:val="false"/>
-                <w:b w:val="false"/>
-                <w:u w:val="none"/>
+                <w:rFonts w:ascii="Arial" w:hAnsi="Arial" w:eastAsia="Arial" w:cs="Arial"/>
+                <w:i w:val="false"/>
+                <w:b w:val="false"/>
+                <w:u w:val="none"/>
+                <w:strike w:val="false"/>
                 <w:sz w:val="21"/>
                 <w:szCs w:val="21"/>
                 <w:color w:val="000000"/>
@@ -1684,7 +1986,6 @@
           </w:tcPr>
           <w:p>
             <w:pPr>
-              <w:pStyle w:val="Normal"/>
               <w:jc w:val="left"/>
               <w:pBdr>
                 <w:bottom w:val="none" w:sz="0" w:space="0" w:color="000000"/>
@@ -1694,13 +1995,24 @@
               </w:pBdr>
               <w:spacing w:after="80" w:before="80" w:line="240"/>
               <w:ind w:left="80" w:right="80" w:firstLine="0" w:firstLineChars="0"/>
+              <w:rPr>
+                <w:rFonts w:ascii="Arial" w:hAnsi="Arial" w:eastAsia="Arial" w:cs="Arial"/>
+                <w:i w:val="false"/>
+                <w:b w:val="false"/>
+                <w:u w:val="none"/>
+                <w:strike w:val="false"/>
+                <w:sz w:val="21"/>
+                <w:szCs w:val="21"/>
+                <w:color w:val="000000"/>
+              </w:rPr>
             </w:pPr>
             <w:r>
               <w:rPr>
-                <w:rFonts w:ascii="Arial" w:hAnsi="DejaVu Sans" w:eastAsia="DejaVu Sans" w:cs="DejaVu Sans"/>
-                <w:i w:val="false"/>
-                <w:b w:val="false"/>
-                <w:u w:val="none"/>
+                <w:rFonts w:ascii="Arial" w:hAnsi="Arial" w:eastAsia="Arial" w:cs="Arial"/>
+                <w:i w:val="false"/>
+                <w:b w:val="false"/>
+                <w:u w:val="none"/>
+                <w:strike w:val="false"/>
                 <w:sz w:val="21"/>
                 <w:szCs w:val="21"/>
                 <w:color w:val="000000"/>
@@ -1728,7 +2040,6 @@
           </w:tcPr>
           <w:p>
             <w:pPr>
-              <w:pStyle w:val="Normal"/>
               <w:jc w:val="left"/>
               <w:pBdr>
                 <w:bottom w:val="none" w:sz="0" w:space="0" w:color="000000"/>
@@ -1738,13 +2049,24 @@
               </w:pBdr>
               <w:spacing w:after="80" w:before="80" w:line="240"/>
               <w:ind w:left="80" w:right="80" w:firstLine="0" w:firstLineChars="0"/>
+              <w:rPr>
+                <w:rFonts w:ascii="Arial" w:hAnsi="Arial" w:eastAsia="Arial" w:cs="Arial"/>
+                <w:i w:val="false"/>
+                <w:b w:val="false"/>
+                <w:u w:val="none"/>
+                <w:strike w:val="false"/>
+                <w:sz w:val="21"/>
+                <w:szCs w:val="21"/>
+                <w:color w:val="000000"/>
+              </w:rPr>
             </w:pPr>
             <w:r>
               <w:rPr>
-                <w:rFonts w:ascii="Arial" w:hAnsi="DejaVu Sans" w:eastAsia="DejaVu Sans" w:cs="DejaVu Sans"/>
-                <w:i w:val="false"/>
-                <w:b w:val="false"/>
-                <w:u w:val="none"/>
+                <w:rFonts w:ascii="Arial" w:hAnsi="Arial" w:eastAsia="Arial" w:cs="Arial"/>
+                <w:i w:val="false"/>
+                <w:b w:val="false"/>
+                <w:u w:val="none"/>
+                <w:strike w:val="false"/>
                 <w:sz w:val="21"/>
                 <w:szCs w:val="21"/>
                 <w:color w:val="000000"/>
@@ -1778,7 +2100,6 @@
           </w:tcPr>
           <w:p>
             <w:pPr>
-              <w:pStyle w:val="Normal"/>
               <w:jc w:val="left"/>
               <w:pBdr>
                 <w:bottom w:val="none" w:sz="0" w:space="0" w:color="000000"/>
@@ -1788,13 +2109,24 @@
               </w:pBdr>
               <w:spacing w:after="80" w:before="80" w:line="240"/>
               <w:ind w:left="80" w:right="80" w:firstLine="0" w:firstLineChars="0"/>
+              <w:rPr>
+                <w:rFonts w:ascii="Arial" w:hAnsi="Arial" w:eastAsia="Arial" w:cs="Arial"/>
+                <w:i w:val="false"/>
+                <w:b w:val="false"/>
+                <w:u w:val="none"/>
+                <w:strike w:val="false"/>
+                <w:sz w:val="21"/>
+                <w:szCs w:val="21"/>
+                <w:color w:val="000000"/>
+              </w:rPr>
             </w:pPr>
             <w:r>
               <w:rPr>
-                <w:rFonts w:ascii="Arial" w:hAnsi="DejaVu Sans" w:eastAsia="DejaVu Sans" w:cs="DejaVu Sans"/>
-                <w:i w:val="false"/>
-                <w:b w:val="false"/>
-                <w:u w:val="none"/>
+                <w:rFonts w:ascii="Arial" w:hAnsi="Arial" w:eastAsia="Arial" w:cs="Arial"/>
+                <w:i w:val="false"/>
+                <w:b w:val="false"/>
+                <w:u w:val="none"/>
+                <w:strike w:val="false"/>
                 <w:sz w:val="21"/>
                 <w:szCs w:val="21"/>
                 <w:color w:val="000000"/>
@@ -1822,7 +2154,6 @@
           </w:tcPr>
           <w:p>
             <w:pPr>
-              <w:pStyle w:val="Normal"/>
               <w:jc w:val="left"/>
               <w:pBdr>
                 <w:bottom w:val="none" w:sz="0" w:space="0" w:color="000000"/>
@@ -1832,13 +2163,24 @@
               </w:pBdr>
               <w:spacing w:after="80" w:before="80" w:line="240"/>
               <w:ind w:left="80" w:right="80" w:firstLine="0" w:firstLineChars="0"/>
+              <w:rPr>
+                <w:rFonts w:ascii="Arial" w:hAnsi="Arial" w:eastAsia="Arial" w:cs="Arial"/>
+                <w:i w:val="false"/>
+                <w:b w:val="false"/>
+                <w:u w:val="none"/>
+                <w:strike w:val="false"/>
+                <w:sz w:val="21"/>
+                <w:szCs w:val="21"/>
+                <w:color w:val="000000"/>
+              </w:rPr>
             </w:pPr>
             <w:r>
               <w:rPr>
-                <w:rFonts w:ascii="Arial" w:hAnsi="DejaVu Sans" w:eastAsia="DejaVu Sans" w:cs="DejaVu Sans"/>
-                <w:i w:val="false"/>
-                <w:b w:val="false"/>
-                <w:u w:val="none"/>
+                <w:rFonts w:ascii="Arial" w:hAnsi="Arial" w:eastAsia="Arial" w:cs="Arial"/>
+                <w:i w:val="false"/>
+                <w:b w:val="false"/>
+                <w:u w:val="none"/>
+                <w:strike w:val="false"/>
                 <w:sz w:val="21"/>
                 <w:szCs w:val="21"/>
                 <w:color w:val="000000"/>
@@ -1866,7 +2208,6 @@
           </w:tcPr>
           <w:p>
             <w:pPr>
-              <w:pStyle w:val="Normal"/>
               <w:jc w:val="left"/>
               <w:pBdr>
                 <w:bottom w:val="none" w:sz="0" w:space="0" w:color="000000"/>
@@ -1876,13 +2217,24 @@
               </w:pBdr>
               <w:spacing w:after="80" w:before="80" w:line="240"/>
               <w:ind w:left="80" w:right="80" w:firstLine="0" w:firstLineChars="0"/>
+              <w:rPr>
+                <w:rFonts w:ascii="Arial" w:hAnsi="Arial" w:eastAsia="Arial" w:cs="Arial"/>
+                <w:i w:val="false"/>
+                <w:b w:val="false"/>
+                <w:u w:val="none"/>
+                <w:strike w:val="false"/>
+                <w:sz w:val="21"/>
+                <w:szCs w:val="21"/>
+                <w:color w:val="000000"/>
+              </w:rPr>
             </w:pPr>
             <w:r>
               <w:rPr>
-                <w:rFonts w:ascii="Arial" w:hAnsi="DejaVu Sans" w:eastAsia="DejaVu Sans" w:cs="DejaVu Sans"/>
-                <w:i w:val="false"/>
-                <w:b w:val="false"/>
-                <w:u w:val="none"/>
+                <w:rFonts w:ascii="Arial" w:hAnsi="Arial" w:eastAsia="Arial" w:cs="Arial"/>
+                <w:i w:val="false"/>
+                <w:b w:val="false"/>
+                <w:u w:val="none"/>
+                <w:strike w:val="false"/>
                 <w:sz w:val="21"/>
                 <w:szCs w:val="21"/>
                 <w:color w:val="000000"/>
@@ -1910,7 +2262,6 @@
           </w:tcPr>
           <w:p>
             <w:pPr>
-              <w:pStyle w:val="Normal"/>
               <w:jc w:val="left"/>
               <w:pBdr>
                 <w:bottom w:val="none" w:sz="0" w:space="0" w:color="000000"/>
@@ -1920,13 +2271,24 @@
               </w:pBdr>
               <w:spacing w:after="80" w:before="80" w:line="240"/>
               <w:ind w:left="80" w:right="80" w:firstLine="0" w:firstLineChars="0"/>
+              <w:rPr>
+                <w:rFonts w:ascii="Arial" w:hAnsi="Arial" w:eastAsia="Arial" w:cs="Arial"/>
+                <w:i w:val="false"/>
+                <w:b w:val="false"/>
+                <w:u w:val="none"/>
+                <w:strike w:val="false"/>
+                <w:sz w:val="21"/>
+                <w:szCs w:val="21"/>
+                <w:color w:val="000000"/>
+              </w:rPr>
             </w:pPr>
             <w:r>
               <w:rPr>
-                <w:rFonts w:ascii="Arial" w:hAnsi="DejaVu Sans" w:eastAsia="DejaVu Sans" w:cs="DejaVu Sans"/>
-                <w:i w:val="false"/>
-                <w:b w:val="false"/>
-                <w:u w:val="none"/>
+                <w:rFonts w:ascii="Arial" w:hAnsi="Arial" w:eastAsia="Arial" w:cs="Arial"/>
+                <w:i w:val="false"/>
+                <w:b w:val="false"/>
+                <w:u w:val="none"/>
+                <w:strike w:val="false"/>
                 <w:sz w:val="21"/>
                 <w:szCs w:val="21"/>
                 <w:color w:val="000000"/>
@@ -1954,7 +2316,6 @@
           </w:tcPr>
           <w:p>
             <w:pPr>
-              <w:pStyle w:val="Normal"/>
               <w:jc w:val="left"/>
               <w:pBdr>
                 <w:bottom w:val="none" w:sz="0" w:space="0" w:color="000000"/>
@@ -1964,13 +2325,24 @@
               </w:pBdr>
               <w:spacing w:after="80" w:before="80" w:line="240"/>
               <w:ind w:left="80" w:right="80" w:firstLine="0" w:firstLineChars="0"/>
+              <w:rPr>
+                <w:rFonts w:ascii="Arial" w:hAnsi="Arial" w:eastAsia="Arial" w:cs="Arial"/>
+                <w:i w:val="false"/>
+                <w:b w:val="false"/>
+                <w:u w:val="none"/>
+                <w:strike w:val="false"/>
+                <w:sz w:val="21"/>
+                <w:szCs w:val="21"/>
+                <w:color w:val="000000"/>
+              </w:rPr>
             </w:pPr>
             <w:r>
               <w:rPr>
-                <w:rFonts w:ascii="Arial" w:hAnsi="DejaVu Sans" w:eastAsia="DejaVu Sans" w:cs="DejaVu Sans"/>
-                <w:i w:val="false"/>
-                <w:b w:val="false"/>
-                <w:u w:val="none"/>
+                <w:rFonts w:ascii="Arial" w:hAnsi="Arial" w:eastAsia="Arial" w:cs="Arial"/>
+                <w:i w:val="false"/>
+                <w:b w:val="false"/>
+                <w:u w:val="none"/>
+                <w:strike w:val="false"/>
                 <w:sz w:val="21"/>
                 <w:szCs w:val="21"/>
                 <w:color w:val="000000"/>
@@ -2004,7 +2376,6 @@
           </w:tcPr>
           <w:p>
             <w:pPr>
-              <w:pStyle w:val="Normal"/>
               <w:jc w:val="left"/>
               <w:pBdr>
                 <w:bottom w:val="none" w:sz="0" w:space="0" w:color="000000"/>
@@ -2014,18 +2385,29 @@
               </w:pBdr>
               <w:spacing w:after="80" w:before="80" w:line="240"/>
               <w:ind w:left="80" w:right="80" w:firstLine="0" w:firstLineChars="0"/>
+              <w:rPr>
+                <w:rFonts w:ascii="Arial" w:hAnsi="Arial" w:eastAsia="Arial" w:cs="Arial"/>
+                <w:i w:val="false"/>
+                <w:b w:val="false"/>
+                <w:u w:val="none"/>
+                <w:strike w:val="false"/>
+                <w:sz w:val="21"/>
+                <w:szCs w:val="21"/>
+                <w:color w:val="000000"/>
+              </w:rPr>
             </w:pPr>
             <w:r>
               <w:rPr>
-                <w:rFonts w:ascii="Arial" w:hAnsi="DejaVu Sans" w:eastAsia="DejaVu Sans" w:cs="DejaVu Sans"/>
-                <w:i w:val="false"/>
-                <w:b w:val="false"/>
-                <w:u w:val="none"/>
-                <w:sz w:val="21"/>
-                <w:szCs w:val="21"/>
-                <w:color w:val="000000"/>
-              </w:rPr>
-              <w:t xml:space="preserve">Round 2 x Enrolled</w:t>
+                <w:rFonts w:ascii="Arial" w:hAnsi="Arial" w:eastAsia="Arial" w:cs="Arial"/>
+                <w:i w:val="false"/>
+                <w:b w:val="false"/>
+                <w:u w:val="none"/>
+                <w:strike w:val="false"/>
+                <w:sz w:val="21"/>
+                <w:szCs w:val="21"/>
+                <w:color w:val="000000"/>
+              </w:rPr>
+              <w:t xml:space="preserve">After (round 1) x Enrolled</w:t>
             </w:r>
           </w:p>
         </w:tc>
@@ -2048,7 +2430,6 @@
           </w:tcPr>
           <w:p>
             <w:pPr>
-              <w:pStyle w:val="Normal"/>
               <w:jc w:val="left"/>
               <w:pBdr>
                 <w:bottom w:val="none" w:sz="0" w:space="0" w:color="000000"/>
@@ -2058,13 +2439,24 @@
               </w:pBdr>
               <w:spacing w:after="80" w:before="80" w:line="240"/>
               <w:ind w:left="80" w:right="80" w:firstLine="0" w:firstLineChars="0"/>
+              <w:rPr>
+                <w:rFonts w:ascii="Arial" w:hAnsi="Arial" w:eastAsia="Arial" w:cs="Arial"/>
+                <w:i w:val="false"/>
+                <w:b w:val="false"/>
+                <w:u w:val="none"/>
+                <w:strike w:val="false"/>
+                <w:sz w:val="21"/>
+                <w:szCs w:val="21"/>
+                <w:color w:val="000000"/>
+              </w:rPr>
             </w:pPr>
             <w:r>
               <w:rPr>
-                <w:rFonts w:ascii="Arial" w:hAnsi="DejaVu Sans" w:eastAsia="DejaVu Sans" w:cs="DejaVu Sans"/>
-                <w:i w:val="false"/>
-                <w:b w:val="false"/>
-                <w:u w:val="none"/>
+                <w:rFonts w:ascii="Arial" w:hAnsi="Arial" w:eastAsia="Arial" w:cs="Arial"/>
+                <w:i w:val="false"/>
+                <w:b w:val="false"/>
+                <w:u w:val="none"/>
+                <w:strike w:val="false"/>
                 <w:sz w:val="21"/>
                 <w:szCs w:val="21"/>
                 <w:color w:val="000000"/>
@@ -2092,7 +2484,6 @@
           </w:tcPr>
           <w:p>
             <w:pPr>
-              <w:pStyle w:val="Normal"/>
               <w:jc w:val="left"/>
               <w:pBdr>
                 <w:bottom w:val="none" w:sz="0" w:space="0" w:color="000000"/>
@@ -2102,13 +2493,24 @@
               </w:pBdr>
               <w:spacing w:after="80" w:before="80" w:line="240"/>
               <w:ind w:left="80" w:right="80" w:firstLine="0" w:firstLineChars="0"/>
+              <w:rPr>
+                <w:rFonts w:ascii="Arial" w:hAnsi="Arial" w:eastAsia="Arial" w:cs="Arial"/>
+                <w:i w:val="false"/>
+                <w:b w:val="false"/>
+                <w:u w:val="none"/>
+                <w:strike w:val="false"/>
+                <w:sz w:val="21"/>
+                <w:szCs w:val="21"/>
+                <w:color w:val="000000"/>
+              </w:rPr>
             </w:pPr>
             <w:r>
               <w:rPr>
-                <w:rFonts w:ascii="Arial" w:hAnsi="DejaVu Sans" w:eastAsia="DejaVu Sans" w:cs="DejaVu Sans"/>
-                <w:i w:val="false"/>
-                <w:b w:val="false"/>
-                <w:u w:val="none"/>
+                <w:rFonts w:ascii="Arial" w:hAnsi="Arial" w:eastAsia="Arial" w:cs="Arial"/>
+                <w:i w:val="false"/>
+                <w:b w:val="false"/>
+                <w:u w:val="none"/>
+                <w:strike w:val="false"/>
                 <w:sz w:val="21"/>
                 <w:szCs w:val="21"/>
                 <w:color w:val="000000"/>
@@ -2136,7 +2538,6 @@
           </w:tcPr>
           <w:p>
             <w:pPr>
-              <w:pStyle w:val="Normal"/>
               <w:jc w:val="left"/>
               <w:pBdr>
                 <w:bottom w:val="none" w:sz="0" w:space="0" w:color="000000"/>
@@ -2146,13 +2547,24 @@
               </w:pBdr>
               <w:spacing w:after="80" w:before="80" w:line="240"/>
               <w:ind w:left="80" w:right="80" w:firstLine="0" w:firstLineChars="0"/>
+              <w:rPr>
+                <w:rFonts w:ascii="Arial" w:hAnsi="Arial" w:eastAsia="Arial" w:cs="Arial"/>
+                <w:i w:val="false"/>
+                <w:b w:val="false"/>
+                <w:u w:val="none"/>
+                <w:strike w:val="false"/>
+                <w:sz w:val="21"/>
+                <w:szCs w:val="21"/>
+                <w:color w:val="000000"/>
+              </w:rPr>
             </w:pPr>
             <w:r>
               <w:rPr>
-                <w:rFonts w:ascii="Arial" w:hAnsi="DejaVu Sans" w:eastAsia="DejaVu Sans" w:cs="DejaVu Sans"/>
-                <w:i w:val="false"/>
-                <w:b w:val="false"/>
-                <w:u w:val="none"/>
+                <w:rFonts w:ascii="Arial" w:hAnsi="Arial" w:eastAsia="Arial" w:cs="Arial"/>
+                <w:i w:val="false"/>
+                <w:b w:val="false"/>
+                <w:u w:val="none"/>
+                <w:strike w:val="false"/>
                 <w:sz w:val="21"/>
                 <w:szCs w:val="21"/>
                 <w:color w:val="000000"/>
@@ -2180,7 +2592,6 @@
           </w:tcPr>
           <w:p>
             <w:pPr>
-              <w:pStyle w:val="Normal"/>
               <w:jc w:val="left"/>
               <w:pBdr>
                 <w:bottom w:val="none" w:sz="0" w:space="0" w:color="000000"/>
@@ -2190,13 +2601,24 @@
               </w:pBdr>
               <w:spacing w:after="80" w:before="80" w:line="240"/>
               <w:ind w:left="80" w:right="80" w:firstLine="0" w:firstLineChars="0"/>
+              <w:rPr>
+                <w:rFonts w:ascii="Arial" w:hAnsi="Arial" w:eastAsia="Arial" w:cs="Arial"/>
+                <w:i w:val="false"/>
+                <w:b w:val="false"/>
+                <w:u w:val="none"/>
+                <w:strike w:val="false"/>
+                <w:sz w:val="21"/>
+                <w:szCs w:val="21"/>
+                <w:color w:val="000000"/>
+              </w:rPr>
             </w:pPr>
             <w:r>
               <w:rPr>
-                <w:rFonts w:ascii="Arial" w:hAnsi="DejaVu Sans" w:eastAsia="DejaVu Sans" w:cs="DejaVu Sans"/>
-                <w:i w:val="false"/>
-                <w:b w:val="false"/>
-                <w:u w:val="none"/>
+                <w:rFonts w:ascii="Arial" w:hAnsi="Arial" w:eastAsia="Arial" w:cs="Arial"/>
+                <w:i w:val="false"/>
+                <w:b w:val="false"/>
+                <w:u w:val="none"/>
+                <w:strike w:val="false"/>
                 <w:sz w:val="21"/>
                 <w:szCs w:val="21"/>
                 <w:color w:val="000000"/>
@@ -2226,6 +2648,7 @@
           <w:i w:val="false"/>
           <w:b w:val="false"/>
           <w:u w:val="none"/>
+          <w:strike w:val="false"/>
           <w:sz w:val="22"/>
           <w:szCs w:val="22"/>
           <w:color w:val="000000"/>
@@ -2252,6 +2675,7 @@
           <w:i w:val="false"/>
           <w:b w:val="false"/>
           <w:u w:val="none"/>
+          <w:strike w:val="false"/>
           <w:sz w:val="22"/>
           <w:szCs w:val="22"/>
           <w:color w:val="000000"/>
@@ -2278,11 +2702,12 @@
           <w:i w:val="false"/>
           <w:b w:val="false"/>
           <w:u w:val="none"/>
+          <w:strike w:val="false"/>
           <w:sz w:val="22"/>
           <w:szCs w:val="22"/>
           <w:color w:val="000000"/>
         </w:rPr>
-        <w:t xml:space="preserve">Round 2 is  ______________________      Enrolled is  ______________________</w:t>
+        <w:t xml:space="preserve">After (round 1) is  __________________      Enrolled is  __________________</w:t>
       </w:r>
     </w:p>
     <w:p>
@@ -2304,6 +2729,7 @@
           <w:i w:val="false"/>
           <w:b w:val="false"/>
           <w:u w:val="none"/>
+          <w:strike w:val="false"/>
           <w:sz w:val="22"/>
           <w:szCs w:val="22"/>
           <w:color w:val="000000"/>
@@ -2330,6 +2756,7 @@
           <w:i w:val="false"/>
           <w:b w:val="false"/>
           <w:u w:val="none"/>
+          <w:strike w:val="false"/>
           <w:sz w:val="22"/>
           <w:szCs w:val="22"/>
           <w:color w:val="000000"/>
@@ -2356,6 +2783,7 @@
           <w:i w:val="false"/>
           <w:b w:val="false"/>
           <w:u w:val="none"/>
+          <w:strike w:val="false"/>
           <w:sz w:val="22"/>
           <w:szCs w:val="22"/>
           <w:color w:val="B5BEC9"/>
@@ -2382,6 +2810,7 @@
           <w:i w:val="false"/>
           <w:b w:val="false"/>
           <w:u w:val="none"/>
+          <w:strike w:val="false"/>
           <w:sz w:val="22"/>
           <w:szCs w:val="22"/>
           <w:color w:val="B5BEC9"/>
@@ -2414,6 +2843,7 @@
           <w:i w:val="false"/>
           <w:b w:val="false"/>
           <w:u w:val="none"/>
+          <w:strike w:val="false"/>
           <w:sz w:val="18"/>
           <w:szCs w:val="18"/>
           <w:color w:val="545860"/>
@@ -2440,6 +2870,7 @@
           <w:i w:val="false"/>
           <w:b w:val="true"/>
           <w:u w:val="none"/>
+          <w:strike w:val="false"/>
           <w:sz w:val="36"/>
           <w:szCs w:val="36"/>
           <w:color w:val="063360"/>
@@ -2466,6 +2897,7 @@
           <w:i w:val="false"/>
           <w:b w:val="true"/>
           <w:u w:val="none"/>
+          <w:strike w:val="false"/>
           <w:sz w:val="22"/>
           <w:szCs w:val="22"/>
           <w:color w:val="000000"/>
@@ -2492,6 +2924,7 @@
           <w:i w:val="true"/>
           <w:b w:val="false"/>
           <w:u w:val="none"/>
+          <w:strike w:val="false"/>
           <w:sz w:val="22"/>
           <w:szCs w:val="22"/>
           <w:color w:val="000000"/>
@@ -2518,6 +2951,7 @@
           <w:i w:val="false"/>
           <w:b w:val="true"/>
           <w:u w:val="none"/>
+          <w:strike w:val="false"/>
           <w:sz w:val="26"/>
           <w:szCs w:val="26"/>
           <w:color w:val="215A9E"/>
@@ -2544,6 +2978,7 @@
           <w:i w:val="false"/>
           <w:b w:val="false"/>
           <w:u w:val="none"/>
+          <w:strike w:val="false"/>
           <w:sz w:val="22"/>
           <w:szCs w:val="22"/>
           <w:color w:val="000000"/>
@@ -2570,6 +3005,7 @@
           <w:i w:val="false"/>
           <w:b w:val="false"/>
           <w:u w:val="none"/>
+          <w:strike w:val="false"/>
           <w:sz w:val="22"/>
           <w:szCs w:val="22"/>
           <w:color w:val="000000"/>
@@ -2596,11 +3032,12 @@
           <w:i w:val="false"/>
           <w:b w:val="true"/>
           <w:u w:val="none"/>
+          <w:strike w:val="false"/>
           <w:sz w:val="22"/>
           <w:szCs w:val="22"/>
           <w:color w:val="000000"/>
         </w:rPr>
-        <w:t xml:space="preserve">Mark every sentence you can check against the table, and every sentence the table does not support.</w:t>
+        <w:t xml:space="preserve">Which sentences can you check against the table, and which does it not support?</w:t>
       </w:r>
     </w:p>
     <w:p>
@@ -2622,6 +3059,7 @@
           <w:i w:val="false"/>
           <w:b w:val="false"/>
           <w:u w:val="none"/>
+          <w:strike w:val="false"/>
           <w:sz w:val="22"/>
           <w:szCs w:val="22"/>
           <w:color w:val="B5BEC9"/>
@@ -2648,6 +3086,7 @@
           <w:i w:val="false"/>
           <w:b w:val="false"/>
           <w:u w:val="none"/>
+          <w:strike w:val="false"/>
           <w:sz w:val="22"/>
           <w:szCs w:val="22"/>
           <w:color w:val="B5BEC9"/>
@@ -2674,6 +3113,7 @@
           <w:i w:val="false"/>
           <w:b w:val="false"/>
           <w:u w:val="none"/>
+          <w:strike w:val="false"/>
           <w:sz w:val="22"/>
           <w:szCs w:val="22"/>
           <w:color w:val="B5BEC9"/>
@@ -2700,6 +3140,7 @@
           <w:i w:val="false"/>
           <w:b w:val="true"/>
           <w:u w:val="none"/>
+          <w:strike w:val="false"/>
           <w:sz w:val="26"/>
           <w:szCs w:val="26"/>
           <w:color w:val="215A9E"/>
@@ -2726,6 +3167,7 @@
           <w:i w:val="true"/>
           <w:b w:val="false"/>
           <w:u w:val="none"/>
+          <w:strike w:val="false"/>
           <w:sz w:val="22"/>
           <w:szCs w:val="22"/>
           <w:color w:val="000000"/>
@@ -2752,11 +3194,93 @@
           <w:i w:val="false"/>
           <w:b w:val="false"/>
           <w:u w:val="none"/>
+          <w:strike w:val="false"/>
           <w:sz w:val="22"/>
           <w:szCs w:val="22"/>
           <w:color w:val="000000"/>
         </w:rPr>
         <w:t xml:space="preserve">Does the claim about parallel trends survive the second prompt? Then paste the second answer into a fresh chat and ask it to check for claims about tests that were never run.</w:t>
+      </w:r>
+    </w:p>
+    <w:p>
+      <w:pPr>
+        <w:pStyle w:val="Normal"/>
+        <w:jc w:val="left"/>
+        <w:pBdr>
+          <w:bottom w:val="none" w:sz="0" w:space="0" w:color="000000"/>
+          <w:top w:val="none" w:sz="0" w:space="0" w:color="000000"/>
+          <w:left w:val="none" w:sz="0" w:space="0" w:color="000000"/>
+          <w:right w:val="none" w:sz="0" w:space="0" w:color="000000"/>
+        </w:pBdr>
+        <w:spacing w:after="60" w:before="0" w:line="240"/>
+        <w:ind w:left="0" w:right="0" w:firstLine="0" w:firstLineChars="0"/>
+      </w:pPr>
+      <w:r>
+        <w:rPr>
+          <w:rFonts w:ascii="Arial" w:hAnsi="Arial" w:eastAsia="Arial" w:cs="Arial"/>
+          <w:i w:val="false"/>
+          <w:b w:val="true"/>
+          <w:u w:val="none"/>
+          <w:strike w:val="false"/>
+          <w:sz w:val="26"/>
+          <w:szCs w:val="26"/>
+          <w:color w:val="215A9E"/>
+        </w:rPr>
+        <w:t xml:space="preserve">If time allows, a leading prompt</w:t>
+      </w:r>
+    </w:p>
+    <w:p>
+      <w:pPr>
+        <w:pStyle w:val="Normal"/>
+        <w:jc w:val="left"/>
+        <w:pBdr>
+          <w:bottom w:val="none" w:sz="0" w:space="0" w:color="000000"/>
+          <w:top w:val="none" w:sz="0" w:space="0" w:color="000000"/>
+          <w:left w:val="none" w:sz="0" w:space="0" w:color="000000"/>
+          <w:right w:val="none" w:sz="0" w:space="0" w:color="000000"/>
+        </w:pBdr>
+        <w:spacing w:after="80" w:before="0" w:line="240"/>
+        <w:ind w:left="0" w:right="0" w:firstLine="0" w:firstLineChars="0"/>
+      </w:pPr>
+      <w:r>
+        <w:rPr>
+          <w:rFonts w:ascii="Arial" w:hAnsi="Arial" w:eastAsia="Arial" w:cs="Arial"/>
+          <w:i w:val="true"/>
+          <w:b w:val="false"/>
+          <w:u w:val="none"/>
+          <w:strike w:val="false"/>
+          <w:sz w:val="22"/>
+          <w:szCs w:val="22"/>
+          <w:color w:val="000000"/>
+        </w:rPr>
+        <w:t xml:space="preserve">"Our DiD shows an 816 AED cut in costs (p&lt;0.001). Write two sentences for the minister recommending scale-up."</w:t>
+      </w:r>
+    </w:p>
+    <w:p>
+      <w:pPr>
+        <w:pStyle w:val="Normal"/>
+        <w:jc w:val="left"/>
+        <w:pBdr>
+          <w:bottom w:val="none" w:sz="0" w:space="0" w:color="000000"/>
+          <w:top w:val="none" w:sz="0" w:space="0" w:color="000000"/>
+          <w:left w:val="none" w:sz="0" w:space="0" w:color="000000"/>
+          <w:right w:val="none" w:sz="0" w:space="0" w:color="000000"/>
+        </w:pBdr>
+        <w:spacing w:after="80" w:before="0" w:line="240"/>
+        <w:ind w:left="0" w:right="0" w:firstLine="0" w:firstLineChars="0"/>
+      </w:pPr>
+      <w:r>
+        <w:rPr>
+          <w:rFonts w:ascii="Arial" w:hAnsi="Arial" w:eastAsia="Arial" w:cs="Arial"/>
+          <w:i w:val="false"/>
+          <w:b w:val="false"/>
+          <w:u w:val="none"/>
+          <w:strike w:val="false"/>
+          <w:sz w:val="22"/>
+          <w:szCs w:val="22"/>
+          <w:color w:val="000000"/>
+        </w:rPr>
+        <w:t xml:space="preserve">Does it mention the 1,000 AED rule or parallel trends without being asked?</w:t>
       </w:r>
     </w:p>
     <w:p>
@@ -2784,6 +3308,7 @@
           <w:i w:val="false"/>
           <w:b w:val="false"/>
           <w:u w:val="none"/>
+          <w:strike w:val="false"/>
           <w:sz w:val="18"/>
           <w:szCs w:val="18"/>
           <w:color w:val="545860"/>
@@ -2810,6 +3335,7 @@
           <w:i w:val="false"/>
           <w:b w:val="true"/>
           <w:u w:val="none"/>
+          <w:strike w:val="false"/>
           <w:sz w:val="36"/>
           <w:szCs w:val="36"/>
           <w:color w:val="063360"/>
@@ -2851,7 +3377,6 @@
           </w:tcPr>
           <w:p>
             <w:pPr>
-              <w:pStyle w:val="Normal"/>
               <w:jc w:val="left"/>
               <w:pBdr>
                 <w:bottom w:val="none" w:sz="0" w:space="0" w:color="000000"/>
@@ -2861,6 +3386,16 @@
               </w:pBdr>
               <w:spacing w:after="200" w:before="200" w:line="240"/>
               <w:ind w:left="200" w:right="200" w:firstLine="0" w:firstLineChars="0"/>
+              <w:rPr>
+                <w:rFonts w:ascii="Arial" w:hAnsi="Arial" w:eastAsia="Arial" w:cs="Arial"/>
+                <w:i w:val="false"/>
+                <w:b w:val="false"/>
+                <w:u w:val="none"/>
+                <w:strike w:val="false"/>
+                <w:sz w:val="21"/>
+                <w:szCs w:val="21"/>
+                <w:color w:val="000000"/>
+              </w:rPr>
             </w:pPr>
             <w:r>
               <w:rPr>
@@ -2868,6 +3403,7 @@
                 <w:i w:val="false"/>
                 <w:b w:val="true"/>
                 <w:u w:val="none"/>
+                <w:strike w:val="false"/>
                 <w:sz w:val="22"/>
                 <w:szCs w:val="22"/>
                 <w:color w:val="063360"/>
@@ -2880,6 +3416,7 @@
                 <w:i w:val="false"/>
                 <w:b w:val="false"/>
                 <w:u w:val="none"/>
+                <w:strike w:val="false"/>
                 <w:sz w:val="21"/>
                 <w:szCs w:val="21"/>
                 <w:color w:val="000000"/>
@@ -2892,6 +3429,7 @@
                 <w:i w:val="false"/>
                 <w:b w:val="false"/>
                 <w:u w:val="none"/>
+                <w:strike w:val="false"/>
                 <w:sz w:val="21"/>
                 <w:szCs w:val="21"/>
                 <w:color w:val="000000"/>
@@ -2904,6 +3442,7 @@
                 <w:i w:val="false"/>
                 <w:b w:val="false"/>
                 <w:u w:val="none"/>
+                <w:strike w:val="false"/>
                 <w:sz w:val="21"/>
                 <w:szCs w:val="21"/>
                 <w:color w:val="000000"/>
@@ -2916,6 +3455,7 @@
                 <w:i w:val="false"/>
                 <w:b w:val="false"/>
                 <w:u w:val="none"/>
+                <w:strike w:val="false"/>
                 <w:sz w:val="21"/>
                 <w:szCs w:val="21"/>
                 <w:color w:val="000000"/>
@@ -2928,6 +3468,7 @@
                 <w:i w:val="false"/>
                 <w:b w:val="false"/>
                 <w:u w:val="none"/>
+                <w:strike w:val="false"/>
                 <w:sz w:val="21"/>
                 <w:szCs w:val="21"/>
                 <w:color w:val="000000"/>
@@ -2940,6 +3481,7 @@
                 <w:i w:val="false"/>
                 <w:b w:val="false"/>
                 <w:u w:val="none"/>
+                <w:strike w:val="false"/>
                 <w:sz w:val="21"/>
                 <w:szCs w:val="21"/>
                 <w:color w:val="000000"/>
@@ -2952,6 +3494,7 @@
                 <w:i w:val="false"/>
                 <w:b w:val="false"/>
                 <w:u w:val="none"/>
+                <w:strike w:val="false"/>
                 <w:sz w:val="21"/>
                 <w:szCs w:val="21"/>
                 <w:color w:val="000000"/>
@@ -2964,6 +3507,7 @@
                 <w:i w:val="false"/>
                 <w:b w:val="false"/>
                 <w:u w:val="none"/>
+                <w:strike w:val="false"/>
                 <w:sz w:val="21"/>
                 <w:szCs w:val="21"/>
                 <w:color w:val="000000"/>
@@ -2976,6 +3520,7 @@
                 <w:i w:val="false"/>
                 <w:b w:val="false"/>
                 <w:u w:val="none"/>
+                <w:strike w:val="false"/>
                 <w:sz w:val="21"/>
                 <w:szCs w:val="21"/>
                 <w:color w:val="000000"/>
@@ -2988,6 +3533,7 @@
                 <w:i w:val="false"/>
                 <w:b w:val="false"/>
                 <w:u w:val="none"/>
+                <w:strike w:val="false"/>
                 <w:sz w:val="21"/>
                 <w:szCs w:val="21"/>
                 <w:color w:val="000000"/>
@@ -3000,6 +3546,7 @@
                 <w:i w:val="false"/>
                 <w:b w:val="false"/>
                 <w:u w:val="none"/>
+                <w:strike w:val="false"/>
                 <w:sz w:val="21"/>
                 <w:szCs w:val="21"/>
                 <w:color w:val="000000"/>
@@ -3027,7 +3574,6 @@
           </w:tcPr>
           <w:p>
             <w:pPr>
-              <w:pStyle w:val="Normal"/>
               <w:jc w:val="left"/>
               <w:pBdr>
                 <w:bottom w:val="none" w:sz="0" w:space="0" w:color="000000"/>
@@ -3037,6 +3583,16 @@
               </w:pBdr>
               <w:spacing w:after="200" w:before="200" w:line="240"/>
               <w:ind w:left="200" w:right="200" w:firstLine="0" w:firstLineChars="0"/>
+              <w:rPr>
+                <w:rFonts w:ascii="Arial" w:hAnsi="Arial" w:eastAsia="Arial" w:cs="Arial"/>
+                <w:i w:val="false"/>
+                <w:b w:val="false"/>
+                <w:u w:val="none"/>
+                <w:strike w:val="false"/>
+                <w:sz w:val="21"/>
+                <w:szCs w:val="21"/>
+                <w:color w:val="000000"/>
+              </w:rPr>
             </w:pPr>
             <w:r>
               <w:rPr>
@@ -3044,6 +3600,7 @@
                 <w:i w:val="false"/>
                 <w:b w:val="true"/>
                 <w:u w:val="none"/>
+                <w:strike w:val="false"/>
                 <w:sz w:val="22"/>
                 <w:szCs w:val="22"/>
                 <w:color w:val="063360"/>
@@ -3056,6 +3613,7 @@
                 <w:i w:val="false"/>
                 <w:b w:val="false"/>
                 <w:u w:val="none"/>
+                <w:strike w:val="false"/>
                 <w:sz w:val="21"/>
                 <w:szCs w:val="21"/>
                 <w:color w:val="000000"/>
@@ -3068,6 +3626,7 @@
                 <w:i w:val="false"/>
                 <w:b w:val="false"/>
                 <w:u w:val="none"/>
+                <w:strike w:val="false"/>
                 <w:sz w:val="21"/>
                 <w:szCs w:val="21"/>
                 <w:color w:val="000000"/>
@@ -3080,6 +3639,7 @@
                 <w:i w:val="false"/>
                 <w:b w:val="false"/>
                 <w:u w:val="none"/>
+                <w:strike w:val="false"/>
                 <w:sz w:val="21"/>
                 <w:szCs w:val="21"/>
                 <w:color w:val="000000"/>
@@ -3092,6 +3652,7 @@
                 <w:i w:val="false"/>
                 <w:b w:val="false"/>
                 <w:u w:val="none"/>
+                <w:strike w:val="false"/>
                 <w:sz w:val="21"/>
                 <w:szCs w:val="21"/>
                 <w:color w:val="000000"/>
@@ -3104,6 +3665,7 @@
                 <w:i w:val="false"/>
                 <w:b w:val="false"/>
                 <w:u w:val="none"/>
+                <w:strike w:val="false"/>
                 <w:sz w:val="21"/>
                 <w:szCs w:val="21"/>
                 <w:color w:val="000000"/>
@@ -3116,6 +3678,7 @@
                 <w:i w:val="false"/>
                 <w:b w:val="false"/>
                 <w:u w:val="none"/>
+                <w:strike w:val="false"/>
                 <w:sz w:val="21"/>
                 <w:szCs w:val="21"/>
                 <w:color w:val="000000"/>
@@ -3128,6 +3691,7 @@
                 <w:i w:val="false"/>
                 <w:b w:val="false"/>
                 <w:u w:val="none"/>
+                <w:strike w:val="false"/>
                 <w:sz w:val="21"/>
                 <w:szCs w:val="21"/>
                 <w:color w:val="000000"/>
@@ -3140,6 +3704,7 @@
                 <w:i w:val="false"/>
                 <w:b w:val="false"/>
                 <w:u w:val="none"/>
+                <w:strike w:val="false"/>
                 <w:sz w:val="21"/>
                 <w:szCs w:val="21"/>
                 <w:color w:val="000000"/>
@@ -3152,6 +3717,7 @@
                 <w:i w:val="false"/>
                 <w:b w:val="false"/>
                 <w:u w:val="none"/>
+                <w:strike w:val="false"/>
                 <w:sz w:val="21"/>
                 <w:szCs w:val="21"/>
                 <w:color w:val="000000"/>
@@ -3164,6 +3730,7 @@
                 <w:i w:val="false"/>
                 <w:b w:val="false"/>
                 <w:u w:val="none"/>
+                <w:strike w:val="false"/>
                 <w:sz w:val="21"/>
                 <w:szCs w:val="21"/>
                 <w:color w:val="000000"/>
@@ -3176,6 +3743,7 @@
                 <w:i w:val="false"/>
                 <w:b w:val="false"/>
                 <w:u w:val="none"/>
+                <w:strike w:val="false"/>
                 <w:sz w:val="21"/>
                 <w:szCs w:val="21"/>
                 <w:color w:val="000000"/>
@@ -3209,7 +3777,6 @@
           </w:tcPr>
           <w:p>
             <w:pPr>
-              <w:pStyle w:val="Normal"/>
               <w:jc w:val="left"/>
               <w:pBdr>
                 <w:bottom w:val="none" w:sz="0" w:space="0" w:color="000000"/>
@@ -3219,6 +3786,16 @@
               </w:pBdr>
               <w:spacing w:after="200" w:before="200" w:line="240"/>
               <w:ind w:left="200" w:right="200" w:firstLine="0" w:firstLineChars="0"/>
+              <w:rPr>
+                <w:rFonts w:ascii="Arial" w:hAnsi="Arial" w:eastAsia="Arial" w:cs="Arial"/>
+                <w:i w:val="false"/>
+                <w:b w:val="false"/>
+                <w:u w:val="none"/>
+                <w:strike w:val="false"/>
+                <w:sz w:val="21"/>
+                <w:szCs w:val="21"/>
+                <w:color w:val="000000"/>
+              </w:rPr>
             </w:pPr>
             <w:r>
               <w:rPr>
@@ -3226,6 +3803,7 @@
                 <w:i w:val="false"/>
                 <w:b w:val="true"/>
                 <w:u w:val="none"/>
+                <w:strike w:val="false"/>
                 <w:sz w:val="22"/>
                 <w:szCs w:val="22"/>
                 <w:color w:val="063360"/>
@@ -3238,6 +3816,7 @@
                 <w:i w:val="false"/>
                 <w:b w:val="false"/>
                 <w:u w:val="none"/>
+                <w:strike w:val="false"/>
                 <w:sz w:val="21"/>
                 <w:szCs w:val="21"/>
                 <w:color w:val="000000"/>
@@ -3250,6 +3829,7 @@
                 <w:i w:val="false"/>
                 <w:b w:val="false"/>
                 <w:u w:val="none"/>
+                <w:strike w:val="false"/>
                 <w:sz w:val="21"/>
                 <w:szCs w:val="21"/>
                 <w:color w:val="000000"/>
@@ -3262,6 +3842,7 @@
                 <w:i w:val="false"/>
                 <w:b w:val="false"/>
                 <w:u w:val="none"/>
+                <w:strike w:val="false"/>
                 <w:sz w:val="21"/>
                 <w:szCs w:val="21"/>
                 <w:color w:val="000000"/>
@@ -3274,6 +3855,7 @@
                 <w:i w:val="false"/>
                 <w:b w:val="false"/>
                 <w:u w:val="none"/>
+                <w:strike w:val="false"/>
                 <w:sz w:val="21"/>
                 <w:szCs w:val="21"/>
                 <w:color w:val="000000"/>
@@ -3286,6 +3868,7 @@
                 <w:i w:val="false"/>
                 <w:b w:val="false"/>
                 <w:u w:val="none"/>
+                <w:strike w:val="false"/>
                 <w:sz w:val="21"/>
                 <w:szCs w:val="21"/>
                 <w:color w:val="000000"/>
@@ -3298,6 +3881,7 @@
                 <w:i w:val="false"/>
                 <w:b w:val="false"/>
                 <w:u w:val="none"/>
+                <w:strike w:val="false"/>
                 <w:sz w:val="21"/>
                 <w:szCs w:val="21"/>
                 <w:color w:val="000000"/>
@@ -3310,6 +3894,7 @@
                 <w:i w:val="false"/>
                 <w:b w:val="false"/>
                 <w:u w:val="none"/>
+                <w:strike w:val="false"/>
                 <w:sz w:val="21"/>
                 <w:szCs w:val="21"/>
                 <w:color w:val="000000"/>
@@ -3322,6 +3907,7 @@
                 <w:i w:val="false"/>
                 <w:b w:val="false"/>
                 <w:u w:val="none"/>
+                <w:strike w:val="false"/>
                 <w:sz w:val="21"/>
                 <w:szCs w:val="21"/>
                 <w:color w:val="000000"/>
@@ -3334,6 +3920,7 @@
                 <w:i w:val="false"/>
                 <w:b w:val="false"/>
                 <w:u w:val="none"/>
+                <w:strike w:val="false"/>
                 <w:sz w:val="21"/>
                 <w:szCs w:val="21"/>
                 <w:color w:val="000000"/>
@@ -3346,6 +3933,7 @@
                 <w:i w:val="false"/>
                 <w:b w:val="false"/>
                 <w:u w:val="none"/>
+                <w:strike w:val="false"/>
                 <w:sz w:val="21"/>
                 <w:szCs w:val="21"/>
                 <w:color w:val="000000"/>
@@ -3358,6 +3946,7 @@
                 <w:i w:val="false"/>
                 <w:b w:val="false"/>
                 <w:u w:val="none"/>
+                <w:strike w:val="false"/>
                 <w:sz w:val="21"/>
                 <w:szCs w:val="21"/>
                 <w:color w:val="000000"/>
@@ -3385,7 +3974,6 @@
           </w:tcPr>
           <w:p>
             <w:pPr>
-              <w:pStyle w:val="Normal"/>
               <w:jc w:val="left"/>
               <w:pBdr>
                 <w:bottom w:val="none" w:sz="0" w:space="0" w:color="000000"/>
@@ -3395,6 +3983,16 @@
               </w:pBdr>
               <w:spacing w:after="200" w:before="200" w:line="240"/>
               <w:ind w:left="200" w:right="200" w:firstLine="0" w:firstLineChars="0"/>
+              <w:rPr>
+                <w:rFonts w:ascii="Arial" w:hAnsi="Arial" w:eastAsia="Arial" w:cs="Arial"/>
+                <w:i w:val="false"/>
+                <w:b w:val="false"/>
+                <w:u w:val="none"/>
+                <w:strike w:val="false"/>
+                <w:sz w:val="21"/>
+                <w:szCs w:val="21"/>
+                <w:color w:val="000000"/>
+              </w:rPr>
             </w:pPr>
             <w:r>
               <w:rPr>
@@ -3402,6 +4000,7 @@
                 <w:i w:val="false"/>
                 <w:b w:val="true"/>
                 <w:u w:val="none"/>
+                <w:strike w:val="false"/>
                 <w:sz w:val="22"/>
                 <w:szCs w:val="22"/>
                 <w:color w:val="063360"/>
@@ -3414,6 +4013,7 @@
                 <w:i w:val="false"/>
                 <w:b w:val="false"/>
                 <w:u w:val="none"/>
+                <w:strike w:val="false"/>
                 <w:sz w:val="21"/>
                 <w:szCs w:val="21"/>
                 <w:color w:val="000000"/>
@@ -3426,6 +4026,7 @@
                 <w:i w:val="false"/>
                 <w:b w:val="false"/>
                 <w:u w:val="none"/>
+                <w:strike w:val="false"/>
                 <w:sz w:val="21"/>
                 <w:szCs w:val="21"/>
                 <w:color w:val="000000"/>
@@ -3438,6 +4039,7 @@
                 <w:i w:val="false"/>
                 <w:b w:val="false"/>
                 <w:u w:val="none"/>
+                <w:strike w:val="false"/>
                 <w:sz w:val="21"/>
                 <w:szCs w:val="21"/>
                 <w:color w:val="000000"/>
@@ -3450,6 +4052,7 @@
                 <w:i w:val="false"/>
                 <w:b w:val="false"/>
                 <w:u w:val="none"/>
+                <w:strike w:val="false"/>
                 <w:sz w:val="21"/>
                 <w:szCs w:val="21"/>
                 <w:color w:val="000000"/>
@@ -3462,6 +4065,7 @@
                 <w:i w:val="false"/>
                 <w:b w:val="false"/>
                 <w:u w:val="none"/>
+                <w:strike w:val="false"/>
                 <w:sz w:val="21"/>
                 <w:szCs w:val="21"/>
                 <w:color w:val="000000"/>
@@ -3474,6 +4078,7 @@
                 <w:i w:val="false"/>
                 <w:b w:val="false"/>
                 <w:u w:val="none"/>
+                <w:strike w:val="false"/>
                 <w:sz w:val="21"/>
                 <w:szCs w:val="21"/>
                 <w:color w:val="000000"/>
@@ -3486,6 +4091,7 @@
                 <w:i w:val="false"/>
                 <w:b w:val="false"/>
                 <w:u w:val="none"/>
+                <w:strike w:val="false"/>
                 <w:sz w:val="21"/>
                 <w:szCs w:val="21"/>
                 <w:color w:val="000000"/>
@@ -3498,6 +4104,7 @@
                 <w:i w:val="false"/>
                 <w:b w:val="false"/>
                 <w:u w:val="none"/>
+                <w:strike w:val="false"/>
                 <w:sz w:val="21"/>
                 <w:szCs w:val="21"/>
                 <w:color w:val="000000"/>
@@ -3510,6 +4117,7 @@
                 <w:i w:val="false"/>
                 <w:b w:val="false"/>
                 <w:u w:val="none"/>
+                <w:strike w:val="false"/>
                 <w:sz w:val="21"/>
                 <w:szCs w:val="21"/>
                 <w:color w:val="000000"/>
@@ -3522,6 +4130,7 @@
                 <w:i w:val="false"/>
                 <w:b w:val="false"/>
                 <w:u w:val="none"/>
+                <w:strike w:val="false"/>
                 <w:sz w:val="21"/>
                 <w:szCs w:val="21"/>
                 <w:color w:val="000000"/>
@@ -3534,6 +4143,7 @@
                 <w:i w:val="false"/>
                 <w:b w:val="false"/>
                 <w:u w:val="none"/>
+                <w:strike w:val="false"/>
                 <w:sz w:val="21"/>
                 <w:szCs w:val="21"/>
                 <w:color w:val="000000"/>
@@ -3567,7 +4177,6 @@
           </w:tcPr>
           <w:p>
             <w:pPr>
-              <w:pStyle w:val="Normal"/>
               <w:jc w:val="left"/>
               <w:pBdr>
                 <w:bottom w:val="none" w:sz="0" w:space="0" w:color="000000"/>
@@ -3577,6 +4186,16 @@
               </w:pBdr>
               <w:spacing w:after="200" w:before="200" w:line="240"/>
               <w:ind w:left="200" w:right="200" w:firstLine="0" w:firstLineChars="0"/>
+              <w:rPr>
+                <w:rFonts w:ascii="Arial" w:hAnsi="Arial" w:eastAsia="Arial" w:cs="Arial"/>
+                <w:i w:val="false"/>
+                <w:b w:val="false"/>
+                <w:u w:val="none"/>
+                <w:strike w:val="false"/>
+                <w:sz w:val="21"/>
+                <w:szCs w:val="21"/>
+                <w:color w:val="000000"/>
+              </w:rPr>
             </w:pPr>
             <w:r>
               <w:rPr>
@@ -3584,6 +4203,7 @@
                 <w:i w:val="false"/>
                 <w:b w:val="true"/>
                 <w:u w:val="none"/>
+                <w:strike w:val="false"/>
                 <w:sz w:val="22"/>
                 <w:szCs w:val="22"/>
                 <w:color w:val="063360"/>
@@ -3596,6 +4216,7 @@
                 <w:i w:val="false"/>
                 <w:b w:val="false"/>
                 <w:u w:val="none"/>
+                <w:strike w:val="false"/>
                 <w:sz w:val="21"/>
                 <w:szCs w:val="21"/>
                 <w:color w:val="000000"/>
@@ -3608,6 +4229,7 @@
                 <w:i w:val="false"/>
                 <w:b w:val="false"/>
                 <w:u w:val="none"/>
+                <w:strike w:val="false"/>
                 <w:sz w:val="21"/>
                 <w:szCs w:val="21"/>
                 <w:color w:val="000000"/>
@@ -3620,6 +4242,7 @@
                 <w:i w:val="false"/>
                 <w:b w:val="false"/>
                 <w:u w:val="none"/>
+                <w:strike w:val="false"/>
                 <w:sz w:val="21"/>
                 <w:szCs w:val="21"/>
                 <w:color w:val="000000"/>
@@ -3632,6 +4255,7 @@
                 <w:i w:val="false"/>
                 <w:b w:val="false"/>
                 <w:u w:val="none"/>
+                <w:strike w:val="false"/>
                 <w:sz w:val="21"/>
                 <w:szCs w:val="21"/>
                 <w:color w:val="000000"/>
@@ -3644,6 +4268,7 @@
                 <w:i w:val="false"/>
                 <w:b w:val="false"/>
                 <w:u w:val="none"/>
+                <w:strike w:val="false"/>
                 <w:sz w:val="21"/>
                 <w:szCs w:val="21"/>
                 <w:color w:val="000000"/>
@@ -3656,6 +4281,7 @@
                 <w:i w:val="false"/>
                 <w:b w:val="false"/>
                 <w:u w:val="none"/>
+                <w:strike w:val="false"/>
                 <w:sz w:val="21"/>
                 <w:szCs w:val="21"/>
                 <w:color w:val="000000"/>
@@ -3668,6 +4294,7 @@
                 <w:i w:val="false"/>
                 <w:b w:val="false"/>
                 <w:u w:val="none"/>
+                <w:strike w:val="false"/>
                 <w:sz w:val="21"/>
                 <w:szCs w:val="21"/>
                 <w:color w:val="000000"/>
@@ -3680,6 +4307,7 @@
                 <w:i w:val="false"/>
                 <w:b w:val="false"/>
                 <w:u w:val="none"/>
+                <w:strike w:val="false"/>
                 <w:sz w:val="21"/>
                 <w:szCs w:val="21"/>
                 <w:color w:val="000000"/>
@@ -3692,6 +4320,7 @@
                 <w:i w:val="false"/>
                 <w:b w:val="false"/>
                 <w:u w:val="none"/>
+                <w:strike w:val="false"/>
                 <w:sz w:val="21"/>
                 <w:szCs w:val="21"/>
                 <w:color w:val="000000"/>
@@ -3704,6 +4333,7 @@
                 <w:i w:val="false"/>
                 <w:b w:val="false"/>
                 <w:u w:val="none"/>
+                <w:strike w:val="false"/>
                 <w:sz w:val="21"/>
                 <w:szCs w:val="21"/>
                 <w:color w:val="000000"/>
@@ -3716,6 +4346,7 @@
                 <w:i w:val="false"/>
                 <w:b w:val="false"/>
                 <w:u w:val="none"/>
+                <w:strike w:val="false"/>
                 <w:sz w:val="21"/>
                 <w:szCs w:val="21"/>
                 <w:color w:val="000000"/>
@@ -3743,7 +4374,6 @@
           </w:tcPr>
           <w:p>
             <w:pPr>
-              <w:pStyle w:val="Normal"/>
               <w:jc w:val="left"/>
               <w:pBdr>
                 <w:bottom w:val="none" w:sz="0" w:space="0" w:color="000000"/>
@@ -3753,6 +4383,16 @@
               </w:pBdr>
               <w:spacing w:after="200" w:before="200" w:line="240"/>
               <w:ind w:left="200" w:right="200" w:firstLine="0" w:firstLineChars="0"/>
+              <w:rPr>
+                <w:rFonts w:ascii="Arial" w:hAnsi="Arial" w:eastAsia="Arial" w:cs="Arial"/>
+                <w:i w:val="false"/>
+                <w:b w:val="false"/>
+                <w:u w:val="none"/>
+                <w:strike w:val="false"/>
+                <w:sz w:val="21"/>
+                <w:szCs w:val="21"/>
+                <w:color w:val="000000"/>
+              </w:rPr>
             </w:pPr>
             <w:r>
               <w:rPr>
@@ -3760,6 +4400,7 @@
                 <w:i w:val="false"/>
                 <w:b w:val="true"/>
                 <w:u w:val="none"/>
+                <w:strike w:val="false"/>
                 <w:sz w:val="22"/>
                 <w:szCs w:val="22"/>
                 <w:color w:val="063360"/>
@@ -3772,6 +4413,7 @@
                 <w:i w:val="false"/>
                 <w:b w:val="false"/>
                 <w:u w:val="none"/>
+                <w:strike w:val="false"/>
                 <w:sz w:val="21"/>
                 <w:szCs w:val="21"/>
                 <w:color w:val="000000"/>
@@ -3784,6 +4426,7 @@
                 <w:i w:val="false"/>
                 <w:b w:val="false"/>
                 <w:u w:val="none"/>
+                <w:strike w:val="false"/>
                 <w:sz w:val="21"/>
                 <w:szCs w:val="21"/>
                 <w:color w:val="000000"/>
@@ -3796,6 +4439,7 @@
                 <w:i w:val="false"/>
                 <w:b w:val="false"/>
                 <w:u w:val="none"/>
+                <w:strike w:val="false"/>
                 <w:sz w:val="21"/>
                 <w:szCs w:val="21"/>
                 <w:color w:val="000000"/>
@@ -3808,6 +4452,7 @@
                 <w:i w:val="false"/>
                 <w:b w:val="false"/>
                 <w:u w:val="none"/>
+                <w:strike w:val="false"/>
                 <w:sz w:val="21"/>
                 <w:szCs w:val="21"/>
                 <w:color w:val="000000"/>
@@ -3820,6 +4465,7 @@
                 <w:i w:val="false"/>
                 <w:b w:val="false"/>
                 <w:u w:val="none"/>
+                <w:strike w:val="false"/>
                 <w:sz w:val="21"/>
                 <w:szCs w:val="21"/>
                 <w:color w:val="000000"/>
@@ -3832,6 +4478,7 @@
                 <w:i w:val="false"/>
                 <w:b w:val="false"/>
                 <w:u w:val="none"/>
+                <w:strike w:val="false"/>
                 <w:sz w:val="21"/>
                 <w:szCs w:val="21"/>
                 <w:color w:val="000000"/>
@@ -3844,6 +4491,7 @@
                 <w:i w:val="false"/>
                 <w:b w:val="false"/>
                 <w:u w:val="none"/>
+                <w:strike w:val="false"/>
                 <w:sz w:val="21"/>
                 <w:szCs w:val="21"/>
                 <w:color w:val="000000"/>
@@ -3856,6 +4504,7 @@
                 <w:i w:val="false"/>
                 <w:b w:val="false"/>
                 <w:u w:val="none"/>
+                <w:strike w:val="false"/>
                 <w:sz w:val="21"/>
                 <w:szCs w:val="21"/>
                 <w:color w:val="000000"/>
@@ -3868,6 +4517,7 @@
                 <w:i w:val="false"/>
                 <w:b w:val="false"/>
                 <w:u w:val="none"/>
+                <w:strike w:val="false"/>
                 <w:sz w:val="21"/>
                 <w:szCs w:val="21"/>
                 <w:color w:val="000000"/>
@@ -3880,6 +4530,7 @@
                 <w:i w:val="false"/>
                 <w:b w:val="false"/>
                 <w:u w:val="none"/>
+                <w:strike w:val="false"/>
                 <w:sz w:val="21"/>
                 <w:szCs w:val="21"/>
                 <w:color w:val="000000"/>
@@ -3892,6 +4543,7 @@
                 <w:i w:val="false"/>
                 <w:b w:val="false"/>
                 <w:u w:val="none"/>
+                <w:strike w:val="false"/>
                 <w:sz w:val="21"/>
                 <w:szCs w:val="21"/>
                 <w:color w:val="000000"/>
@@ -3902,11 +4554,11 @@
         </w:tc>
       </w:tr>
     </w:tbl>
-    <w:sectPr w:officer="true">
-      <w:pgMar w:header="720" w:bottom="1008" w:top="1008" w:right="1152" w:left="1152" w:footer="720" w:gutter="720"/>
+    <w:sectPr>
+      <w:pgMar w:header="708" w:bottom="1008" w:top="1008" w:right="1152" w:left="1152" w:footer="708" w:gutter="0"/>
       <w:pgSz w:h="16838" w:w="11906" w:orient="portrait"/>
+      <w:type w:val="continuous"/>
       <w:cols/>
-      <w:type w:val="continuous"/>
     </w:sectPr>
   </w:body>
 </w:document>

--- a/docs/handouts/Oct13_session1_handouts.docx
+++ b/docs/handouts/Oct13_session1_handouts.docx
@@ -80,7 +80,7 @@
           <w:szCs w:val="22"/>
           <w:color w:val="000000"/>
         </w:rPr>
-        <w:t xml:space="preserve">GreenWaste businesses in the neighbourhoods where the programme was offered. Average annual waste-management costs (AED), before and after. The bar for scale-up: at least 1,000 AED.</w:t>
+        <w:t xml:space="preserve">GreenWaste businesses in the neighbourhoods where the programme was offered. Average annual waste-management costs (AED), before and after. The decision rule for scale-up: the programme must save at least 1,000 AED per business.</w:t>
       </w:r>
     </w:p>
     <w:tbl xmlns:a="http://schemas.openxmlformats.org/drawingml/2006/main" xmlns:pic="http://schemas.openxmlformats.org/drawingml/2006/picture">
@@ -100,7 +100,6 @@
           <w:trHeight w:val="360" w:hRule="auto"/>
           <w:tblHeader/>
         </w:trPr>
-        header1
         <w:tc>
           <w:tcPr>
             <w:tcBorders>
@@ -120,6 +119,7 @@
           </w:tcPr>
           <w:p>
             <w:pPr>
+              <w:pStyle w:val="Normal"/>
               <w:jc w:val="left"/>
               <w:pBdr>
                 <w:bottom w:val="none" w:sz="0" w:space="0" w:color="000000"/>
@@ -174,6 +174,7 @@
           </w:tcPr>
           <w:p>
             <w:pPr>
+              <w:pStyle w:val="Normal"/>
               <w:jc w:val="left"/>
               <w:pBdr>
                 <w:bottom w:val="none" w:sz="0" w:space="0" w:color="000000"/>
@@ -228,6 +229,7 @@
           </w:tcPr>
           <w:p>
             <w:pPr>
+              <w:pStyle w:val="Normal"/>
               <w:jc w:val="left"/>
               <w:pBdr>
                 <w:bottom w:val="none" w:sz="0" w:space="0" w:color="000000"/>
@@ -282,6 +284,7 @@
           </w:tcPr>
           <w:p>
             <w:pPr>
+              <w:pStyle w:val="Normal"/>
               <w:jc w:val="left"/>
               <w:pBdr>
                 <w:bottom w:val="none" w:sz="0" w:space="0" w:color="000000"/>
@@ -322,7 +325,6 @@
         <w:trPr>
           <w:trHeight w:val="648" w:hRule="atLeast"/>
         </w:trPr>
-        body1
         <w:tc>
           <w:tcPr>
             <w:tcBorders>
@@ -342,6 +344,7 @@
           </w:tcPr>
           <w:p>
             <w:pPr>
+              <w:pStyle w:val="Normal"/>
               <w:jc w:val="left"/>
               <w:pBdr>
                 <w:bottom w:val="none" w:sz="0" w:space="0" w:color="000000"/>
@@ -396,6 +399,7 @@
           </w:tcPr>
           <w:p>
             <w:pPr>
+              <w:pStyle w:val="Normal"/>
               <w:jc w:val="left"/>
               <w:pBdr>
                 <w:bottom w:val="none" w:sz="0" w:space="0" w:color="000000"/>
@@ -450,6 +454,7 @@
           </w:tcPr>
           <w:p>
             <w:pPr>
+              <w:pStyle w:val="Normal"/>
               <w:jc w:val="left"/>
               <w:pBdr>
                 <w:bottom w:val="none" w:sz="0" w:space="0" w:color="000000"/>
@@ -504,6 +509,7 @@
           </w:tcPr>
           <w:p>
             <w:pPr>
+              <w:pStyle w:val="Normal"/>
               <w:jc w:val="left"/>
               <w:pBdr>
                 <w:bottom w:val="none" w:sz="0" w:space="0" w:color="000000"/>
@@ -544,7 +550,6 @@
         <w:trPr>
           <w:trHeight w:val="648" w:hRule="atLeast"/>
         </w:trPr>
-        body2
         <w:tc>
           <w:tcPr>
             <w:tcBorders>
@@ -564,6 +569,7 @@
           </w:tcPr>
           <w:p>
             <w:pPr>
+              <w:pStyle w:val="Normal"/>
               <w:jc w:val="left"/>
               <w:pBdr>
                 <w:bottom w:val="none" w:sz="0" w:space="0" w:color="000000"/>
@@ -618,6 +624,7 @@
           </w:tcPr>
           <w:p>
             <w:pPr>
+              <w:pStyle w:val="Normal"/>
               <w:jc w:val="left"/>
               <w:pBdr>
                 <w:bottom w:val="none" w:sz="0" w:space="0" w:color="000000"/>
@@ -672,6 +679,7 @@
           </w:tcPr>
           <w:p>
             <w:pPr>
+              <w:pStyle w:val="Normal"/>
               <w:jc w:val="left"/>
               <w:pBdr>
                 <w:bottom w:val="none" w:sz="0" w:space="0" w:color="000000"/>
@@ -726,6 +734,7 @@
           </w:tcPr>
           <w:p>
             <w:pPr>
+              <w:pStyle w:val="Normal"/>
               <w:jc w:val="left"/>
               <w:pBdr>
                 <w:bottom w:val="none" w:sz="0" w:space="0" w:color="000000"/>
@@ -766,7 +775,6 @@
         <w:trPr>
           <w:trHeight w:val="648" w:hRule="atLeast"/>
         </w:trPr>
-        body3
         <w:tc>
           <w:tcPr>
             <w:tcBorders>
@@ -786,6 +794,7 @@
           </w:tcPr>
           <w:p>
             <w:pPr>
+              <w:pStyle w:val="Normal"/>
               <w:jc w:val="left"/>
               <w:pBdr>
                 <w:bottom w:val="none" w:sz="0" w:space="0" w:color="000000"/>
@@ -840,6 +849,7 @@
           </w:tcPr>
           <w:p>
             <w:pPr>
+              <w:pStyle w:val="Normal"/>
               <w:jc w:val="left"/>
               <w:pBdr>
                 <w:bottom w:val="none" w:sz="0" w:space="0" w:color="000000"/>
@@ -894,6 +904,7 @@
           </w:tcPr>
           <w:p>
             <w:pPr>
+              <w:pStyle w:val="Normal"/>
               <w:jc w:val="left"/>
               <w:pBdr>
                 <w:bottom w:val="none" w:sz="0" w:space="0" w:color="000000"/>
@@ -948,6 +959,7 @@
           </w:tcPr>
           <w:p>
             <w:pPr>
+              <w:pStyle w:val="Normal"/>
               <w:jc w:val="left"/>
               <w:pBdr>
                 <w:bottom w:val="none" w:sz="0" w:space="0" w:color="000000"/>
@@ -1036,7 +1048,7 @@
           <w:szCs w:val="22"/>
           <w:color w:val="000000"/>
         </w:rPr>
-        <w:t xml:space="preserve">First difference: each group's change over time. It removes fixed differences between the groups, and still contains the general time trend.</w:t>
+        <w:t xml:space="preserve">First difference: each group's change over time. This change removes fixed differences between the groups, but it still contains the general time trend.</w:t>
       </w:r>
     </w:p>
     <w:p>
@@ -1090,7 +1102,7 @@
           <w:szCs w:val="22"/>
           <w:color w:val="000000"/>
         </w:rPr>
-        <w:t xml:space="preserve">Second difference: the difference between those two changes. It removes the time trend and leaves the estimated effect.</w:t>
+        <w:t xml:space="preserve">Second difference: the difference between those two changes. This second subtraction removes the time trend and leaves the estimated effect.</w:t>
       </w:r>
     </w:p>
     <w:p>
@@ -1144,7 +1156,7 @@
           <w:szCs w:val="22"/>
           <w:color w:val="000000"/>
         </w:rPr>
-        <w:t xml:space="preserve">Does it clear 1,000 AED?   Yes  /  No</w:t>
+        <w:t xml:space="preserve">Is the saving at least 1,000 AED?   Yes  /  No</w:t>
       </w:r>
     </w:p>
     <w:p>
@@ -1252,7 +1264,6 @@
           <w:trHeight w:val="360" w:hRule="auto"/>
           <w:tblHeader/>
         </w:trPr>
-        header1
         <w:tc>
           <w:tcPr>
             <w:tcBorders>
@@ -1272,6 +1283,7 @@
           </w:tcPr>
           <w:p>
             <w:pPr>
+              <w:pStyle w:val="Normal"/>
               <w:jc w:val="left"/>
               <w:pBdr>
                 <w:bottom w:val="none" w:sz="0" w:space="0" w:color="000000"/>
@@ -1326,6 +1338,7 @@
           </w:tcPr>
           <w:p>
             <w:pPr>
+              <w:pStyle w:val="Normal"/>
               <w:jc w:val="left"/>
               <w:pBdr>
                 <w:bottom w:val="none" w:sz="0" w:space="0" w:color="000000"/>
@@ -1380,6 +1393,7 @@
           </w:tcPr>
           <w:p>
             <w:pPr>
+              <w:pStyle w:val="Normal"/>
               <w:jc w:val="left"/>
               <w:pBdr>
                 <w:bottom w:val="none" w:sz="0" w:space="0" w:color="000000"/>
@@ -1434,6 +1448,7 @@
           </w:tcPr>
           <w:p>
             <w:pPr>
+              <w:pStyle w:val="Normal"/>
               <w:jc w:val="left"/>
               <w:pBdr>
                 <w:bottom w:val="none" w:sz="0" w:space="0" w:color="000000"/>
@@ -1488,6 +1503,7 @@
           </w:tcPr>
           <w:p>
             <w:pPr>
+              <w:pStyle w:val="Normal"/>
               <w:jc w:val="left"/>
               <w:pBdr>
                 <w:bottom w:val="none" w:sz="0" w:space="0" w:color="000000"/>
@@ -1528,7 +1544,6 @@
         <w:trPr>
           <w:trHeight w:val="360" w:hRule="auto"/>
         </w:trPr>
-        body1
         <w:tc>
           <w:tcPr>
             <w:tcBorders>
@@ -1548,6 +1563,7 @@
           </w:tcPr>
           <w:p>
             <w:pPr>
+              <w:pStyle w:val="Normal"/>
               <w:jc w:val="left"/>
               <w:pBdr>
                 <w:bottom w:val="none" w:sz="0" w:space="0" w:color="000000"/>
@@ -1602,6 +1618,7 @@
           </w:tcPr>
           <w:p>
             <w:pPr>
+              <w:pStyle w:val="Normal"/>
               <w:jc w:val="left"/>
               <w:pBdr>
                 <w:bottom w:val="none" w:sz="0" w:space="0" w:color="000000"/>
@@ -1656,6 +1673,7 @@
           </w:tcPr>
           <w:p>
             <w:pPr>
+              <w:pStyle w:val="Normal"/>
               <w:jc w:val="left"/>
               <w:pBdr>
                 <w:bottom w:val="none" w:sz="0" w:space="0" w:color="000000"/>
@@ -1710,6 +1728,7 @@
           </w:tcPr>
           <w:p>
             <w:pPr>
+              <w:pStyle w:val="Normal"/>
               <w:jc w:val="left"/>
               <w:pBdr>
                 <w:bottom w:val="none" w:sz="0" w:space="0" w:color="000000"/>
@@ -1764,6 +1783,7 @@
           </w:tcPr>
           <w:p>
             <w:pPr>
+              <w:pStyle w:val="Normal"/>
               <w:jc w:val="left"/>
               <w:pBdr>
                 <w:bottom w:val="none" w:sz="0" w:space="0" w:color="000000"/>
@@ -1804,7 +1824,6 @@
         <w:trPr>
           <w:trHeight w:val="360" w:hRule="auto"/>
         </w:trPr>
-        body2
         <w:tc>
           <w:tcPr>
             <w:tcBorders>
@@ -1824,6 +1843,7 @@
           </w:tcPr>
           <w:p>
             <w:pPr>
+              <w:pStyle w:val="Normal"/>
               <w:jc w:val="left"/>
               <w:pBdr>
                 <w:bottom w:val="none" w:sz="0" w:space="0" w:color="000000"/>
@@ -1878,6 +1898,7 @@
           </w:tcPr>
           <w:p>
             <w:pPr>
+              <w:pStyle w:val="Normal"/>
               <w:jc w:val="left"/>
               <w:pBdr>
                 <w:bottom w:val="none" w:sz="0" w:space="0" w:color="000000"/>
@@ -1932,6 +1953,7 @@
           </w:tcPr>
           <w:p>
             <w:pPr>
+              <w:pStyle w:val="Normal"/>
               <w:jc w:val="left"/>
               <w:pBdr>
                 <w:bottom w:val="none" w:sz="0" w:space="0" w:color="000000"/>
@@ -1986,6 +2008,7 @@
           </w:tcPr>
           <w:p>
             <w:pPr>
+              <w:pStyle w:val="Normal"/>
               <w:jc w:val="left"/>
               <w:pBdr>
                 <w:bottom w:val="none" w:sz="0" w:space="0" w:color="000000"/>
@@ -2040,6 +2063,7 @@
           </w:tcPr>
           <w:p>
             <w:pPr>
+              <w:pStyle w:val="Normal"/>
               <w:jc w:val="left"/>
               <w:pBdr>
                 <w:bottom w:val="none" w:sz="0" w:space="0" w:color="000000"/>
@@ -2080,7 +2104,6 @@
         <w:trPr>
           <w:trHeight w:val="360" w:hRule="auto"/>
         </w:trPr>
-        body3
         <w:tc>
           <w:tcPr>
             <w:tcBorders>
@@ -2100,6 +2123,7 @@
           </w:tcPr>
           <w:p>
             <w:pPr>
+              <w:pStyle w:val="Normal"/>
               <w:jc w:val="left"/>
               <w:pBdr>
                 <w:bottom w:val="none" w:sz="0" w:space="0" w:color="000000"/>
@@ -2154,6 +2178,7 @@
           </w:tcPr>
           <w:p>
             <w:pPr>
+              <w:pStyle w:val="Normal"/>
               <w:jc w:val="left"/>
               <w:pBdr>
                 <w:bottom w:val="none" w:sz="0" w:space="0" w:color="000000"/>
@@ -2208,6 +2233,7 @@
           </w:tcPr>
           <w:p>
             <w:pPr>
+              <w:pStyle w:val="Normal"/>
               <w:jc w:val="left"/>
               <w:pBdr>
                 <w:bottom w:val="none" w:sz="0" w:space="0" w:color="000000"/>
@@ -2262,6 +2288,7 @@
           </w:tcPr>
           <w:p>
             <w:pPr>
+              <w:pStyle w:val="Normal"/>
               <w:jc w:val="left"/>
               <w:pBdr>
                 <w:bottom w:val="none" w:sz="0" w:space="0" w:color="000000"/>
@@ -2316,6 +2343,7 @@
           </w:tcPr>
           <w:p>
             <w:pPr>
+              <w:pStyle w:val="Normal"/>
               <w:jc w:val="left"/>
               <w:pBdr>
                 <w:bottom w:val="none" w:sz="0" w:space="0" w:color="000000"/>
@@ -2356,7 +2384,6 @@
         <w:trPr>
           <w:trHeight w:val="360" w:hRule="auto"/>
         </w:trPr>
-        body4
         <w:tc>
           <w:tcPr>
             <w:tcBorders>
@@ -2376,6 +2403,7 @@
           </w:tcPr>
           <w:p>
             <w:pPr>
+              <w:pStyle w:val="Normal"/>
               <w:jc w:val="left"/>
               <w:pBdr>
                 <w:bottom w:val="none" w:sz="0" w:space="0" w:color="000000"/>
@@ -2430,6 +2458,7 @@
           </w:tcPr>
           <w:p>
             <w:pPr>
+              <w:pStyle w:val="Normal"/>
               <w:jc w:val="left"/>
               <w:pBdr>
                 <w:bottom w:val="none" w:sz="0" w:space="0" w:color="000000"/>
@@ -2484,6 +2513,7 @@
           </w:tcPr>
           <w:p>
             <w:pPr>
+              <w:pStyle w:val="Normal"/>
               <w:jc w:val="left"/>
               <w:pBdr>
                 <w:bottom w:val="none" w:sz="0" w:space="0" w:color="000000"/>
@@ -2538,6 +2568,7 @@
           </w:tcPr>
           <w:p>
             <w:pPr>
+              <w:pStyle w:val="Normal"/>
               <w:jc w:val="left"/>
               <w:pBdr>
                 <w:bottom w:val="none" w:sz="0" w:space="0" w:color="000000"/>
@@ -2592,6 +2623,7 @@
           </w:tcPr>
           <w:p>
             <w:pPr>
+              <w:pStyle w:val="Normal"/>
               <w:jc w:val="left"/>
               <w:pBdr>
                 <w:bottom w:val="none" w:sz="0" w:space="0" w:color="000000"/>
@@ -2653,7 +2685,7 @@
           <w:szCs w:val="22"/>
           <w:color w:val="000000"/>
         </w:rPr>
-        <w:t xml:space="preserve">1. Circle the row that is the programme's effect. Is it the number you got by hand?</w:t>
+        <w:t xml:space="preserve">1. Circle the row that is the programme's effect. Is that row's coefficient the same number you got by hand?</w:t>
       </w:r>
     </w:p>
     <w:p>
@@ -2680,7 +2712,7 @@
           <w:szCs w:val="22"/>
           <w:color w:val="000000"/>
         </w:rPr>
-        <w:t xml:space="preserve">2. Two rows are often reported as the effect by mistake. What are they?</w:t>
+        <w:t xml:space="preserve">2. Two other rows are often reported as the effect by mistake. What does each of these two rows actually measure?</w:t>
       </w:r>
     </w:p>
     <w:p>
@@ -2707,7 +2739,7 @@
           <w:szCs w:val="22"/>
           <w:color w:val="000000"/>
         </w:rPr>
-        <w:t xml:space="preserve">After (round 1) is  __________________      Enrolled is  __________________</w:t>
+        <w:t xml:space="preserve">After (round 1) measures  __________________      Enrolled measures  __________________</w:t>
       </w:r>
     </w:p>
     <w:p>
@@ -2734,7 +2766,7 @@
           <w:szCs w:val="22"/>
           <w:color w:val="000000"/>
         </w:rPr>
-        <w:t xml:space="preserve">3. The least generous end of the effect's interval:  ________ AED.   Does it clear 1,000?   Yes  /  No</w:t>
+        <w:t xml:space="preserve">3. Look at the end of the effect's confidence interval with the smallest saving:  ________ AED.   Is that saving at least 1,000 AED?   Yes  /  No</w:t>
       </w:r>
     </w:p>
     <w:p>
@@ -2761,7 +2793,7 @@
           <w:szCs w:val="22"/>
           <w:color w:val="000000"/>
         </w:rPr>
-        <w:t xml:space="preserve">4. Costs were measured once before the programme and once after. What can this data not tell you about the two groups?</w:t>
+        <w:t xml:space="preserve">4. Costs were measured only once before the programme and once after. Because of this, what can you not check about the two groups before the programme started?</w:t>
       </w:r>
     </w:p>
     <w:p>
@@ -3037,7 +3069,7 @@
           <w:szCs w:val="22"/>
           <w:color w:val="000000"/>
         </w:rPr>
-        <w:t xml:space="preserve">Which sentences can you check against the table, and which does it not support?</w:t>
+        <w:t xml:space="preserve">Underline the sentences that the table supports. Cross out the sentences that the table does not support.</w:t>
       </w:r>
     </w:p>
     <w:p>
@@ -3199,7 +3231,7 @@
           <w:szCs w:val="22"/>
           <w:color w:val="000000"/>
         </w:rPr>
-        <w:t xml:space="preserve">Does the claim about parallel trends survive the second prompt? Then paste the second answer into a fresh chat and ask it to check for claims about tests that were never run.</w:t>
+        <w:t xml:space="preserve">With the second prompt, does the AI still claim that parallel trends were satisfied? Then paste the second answer into a new chat and ask the AI to check that answer for claims about tests that were never run.</w:t>
       </w:r>
     </w:p>
     <w:p>
@@ -3226,7 +3258,7 @@
           <w:szCs w:val="26"/>
           <w:color w:val="215A9E"/>
         </w:rPr>
-        <w:t xml:space="preserve">If time allows, a leading prompt</w:t>
+        <w:t xml:space="preserve">If you have time: a prompt that pushes the AI towards an answer</w:t>
       </w:r>
     </w:p>
     <w:p>
@@ -3280,7 +3312,7 @@
           <w:szCs w:val="22"/>
           <w:color w:val="000000"/>
         </w:rPr>
-        <w:t xml:space="preserve">Does it mention the 1,000 AED rule or parallel trends without being asked?</w:t>
+        <w:t xml:space="preserve">Does the AI mention the 1,000 AED rule or parallel trends without being asked?</w:t>
       </w:r>
     </w:p>
     <w:p>
@@ -3357,7 +3389,6 @@
         <w:trPr>
           <w:trHeight w:val="3312" w:hRule="atLeast"/>
         </w:trPr>
-        body1
         <w:tc>
           <w:tcPr>
             <w:tcBorders>
@@ -3377,6 +3408,7 @@
           </w:tcPr>
           <w:p>
             <w:pPr>
+              <w:pStyle w:val="Normal"/>
               <w:jc w:val="left"/>
               <w:pBdr>
                 <w:bottom w:val="none" w:sz="0" w:space="0" w:color="000000"/>
@@ -3434,7 +3466,7 @@
                 <w:szCs w:val="21"/>
                 <w:color w:val="000000"/>
               </w:rPr>
-              <w:t xml:space="preserve">1. Which row is the estimate, and does its interval clear our rule, not just zero?</w:t>
+              <w:t xml:space="preserve">1. Which row is the estimate? Does its whole confidence interval meet our decision rule, not just exclude zero?</w:t>
             </w:r>
             <w:r>
               <w:rPr>
@@ -3460,7 +3492,7 @@
                 <w:szCs w:val="21"/>
                 <w:color w:val="000000"/>
               </w:rPr>
-              <w:t xml:space="preserve">2. How many periods before the programme, and were the groups already moving together?</w:t>
+              <w:t xml:space="preserve">2. How many periods of data before the programme? Were the two groups changing in the same way before the programme?</w:t>
             </w:r>
             <w:r>
               <w:rPr>
@@ -3486,7 +3518,7 @@
                 <w:szCs w:val="21"/>
                 <w:color w:val="000000"/>
               </w:rPr>
-              <w:t xml:space="preserve">3. Which comparison group, chosen how, and how did it differ at baseline?</w:t>
+              <w:t xml:space="preserve">3. Which comparison group was used, how was it chosen, and how did it differ before the programme?</w:t>
             </w:r>
             <w:r>
               <w:rPr>
@@ -3525,7 +3557,7 @@
                 <w:szCs w:val="21"/>
                 <w:color w:val="000000"/>
               </w:rPr>
-              <w:t xml:space="preserve">On my desk, I will ask these about:</w:t>
+              <w:t xml:space="preserve">Back at work, I will ask these questions about:</w:t>
             </w:r>
             <w:r>
               <w:rPr>
@@ -3574,6 +3606,7 @@
           </w:tcPr>
           <w:p>
             <w:pPr>
+              <w:pStyle w:val="Normal"/>
               <w:jc w:val="left"/>
               <w:pBdr>
                 <w:bottom w:val="none" w:sz="0" w:space="0" w:color="000000"/>
@@ -3631,7 +3664,7 @@
                 <w:szCs w:val="21"/>
                 <w:color w:val="000000"/>
               </w:rPr>
-              <w:t xml:space="preserve">1. Which row is the estimate, and does its interval clear our rule, not just zero?</w:t>
+              <w:t xml:space="preserve">1. Which row is the estimate? Does its whole confidence interval meet our decision rule, not just exclude zero?</w:t>
             </w:r>
             <w:r>
               <w:rPr>
@@ -3657,7 +3690,7 @@
                 <w:szCs w:val="21"/>
                 <w:color w:val="000000"/>
               </w:rPr>
-              <w:t xml:space="preserve">2. How many periods before the programme, and were the groups already moving together?</w:t>
+              <w:t xml:space="preserve">2. How many periods of data before the programme? Were the two groups changing in the same way before the programme?</w:t>
             </w:r>
             <w:r>
               <w:rPr>
@@ -3683,7 +3716,7 @@
                 <w:szCs w:val="21"/>
                 <w:color w:val="000000"/>
               </w:rPr>
-              <w:t xml:space="preserve">3. Which comparison group, chosen how, and how did it differ at baseline?</w:t>
+              <w:t xml:space="preserve">3. Which comparison group was used, how was it chosen, and how did it differ before the programme?</w:t>
             </w:r>
             <w:r>
               <w:rPr>
@@ -3722,7 +3755,7 @@
                 <w:szCs w:val="21"/>
                 <w:color w:val="000000"/>
               </w:rPr>
-              <w:t xml:space="preserve">On my desk, I will ask these about:</w:t>
+              <w:t xml:space="preserve">Back at work, I will ask these questions about:</w:t>
             </w:r>
             <w:r>
               <w:rPr>
@@ -3757,7 +3790,6 @@
         <w:trPr>
           <w:trHeight w:val="3312" w:hRule="atLeast"/>
         </w:trPr>
-        body2
         <w:tc>
           <w:tcPr>
             <w:tcBorders>
@@ -3777,6 +3809,7 @@
           </w:tcPr>
           <w:p>
             <w:pPr>
+              <w:pStyle w:val="Normal"/>
               <w:jc w:val="left"/>
               <w:pBdr>
                 <w:bottom w:val="none" w:sz="0" w:space="0" w:color="000000"/>
@@ -3834,7 +3867,7 @@
                 <w:szCs w:val="21"/>
                 <w:color w:val="000000"/>
               </w:rPr>
-              <w:t xml:space="preserve">1. Which row is the estimate, and does its interval clear our rule, not just zero?</w:t>
+              <w:t xml:space="preserve">1. Which row is the estimate? Does its whole confidence interval meet our decision rule, not just exclude zero?</w:t>
             </w:r>
             <w:r>
               <w:rPr>
@@ -3860,7 +3893,7 @@
                 <w:szCs w:val="21"/>
                 <w:color w:val="000000"/>
               </w:rPr>
-              <w:t xml:space="preserve">2. How many periods before the programme, and were the groups already moving together?</w:t>
+              <w:t xml:space="preserve">2. How many periods of data before the programme? Were the two groups changing in the same way before the programme?</w:t>
             </w:r>
             <w:r>
               <w:rPr>
@@ -3886,7 +3919,7 @@
                 <w:szCs w:val="21"/>
                 <w:color w:val="000000"/>
               </w:rPr>
-              <w:t xml:space="preserve">3. Which comparison group, chosen how, and how did it differ at baseline?</w:t>
+              <w:t xml:space="preserve">3. Which comparison group was used, how was it chosen, and how did it differ before the programme?</w:t>
             </w:r>
             <w:r>
               <w:rPr>
@@ -3925,7 +3958,7 @@
                 <w:szCs w:val="21"/>
                 <w:color w:val="000000"/>
               </w:rPr>
-              <w:t xml:space="preserve">On my desk, I will ask these about:</w:t>
+              <w:t xml:space="preserve">Back at work, I will ask these questions about:</w:t>
             </w:r>
             <w:r>
               <w:rPr>
@@ -3974,6 +4007,7 @@
           </w:tcPr>
           <w:p>
             <w:pPr>
+              <w:pStyle w:val="Normal"/>
               <w:jc w:val="left"/>
               <w:pBdr>
                 <w:bottom w:val="none" w:sz="0" w:space="0" w:color="000000"/>
@@ -4031,7 +4065,7 @@
                 <w:szCs w:val="21"/>
                 <w:color w:val="000000"/>
               </w:rPr>
-              <w:t xml:space="preserve">1. Which row is the estimate, and does its interval clear our rule, not just zero?</w:t>
+              <w:t xml:space="preserve">1. Which row is the estimate? Does its whole confidence interval meet our decision rule, not just exclude zero?</w:t>
             </w:r>
             <w:r>
               <w:rPr>
@@ -4057,7 +4091,7 @@
                 <w:szCs w:val="21"/>
                 <w:color w:val="000000"/>
               </w:rPr>
-              <w:t xml:space="preserve">2. How many periods before the programme, and were the groups already moving together?</w:t>
+              <w:t xml:space="preserve">2. How many periods of data before the programme? Were the two groups changing in the same way before the programme?</w:t>
             </w:r>
             <w:r>
               <w:rPr>
@@ -4083,7 +4117,7 @@
                 <w:szCs w:val="21"/>
                 <w:color w:val="000000"/>
               </w:rPr>
-              <w:t xml:space="preserve">3. Which comparison group, chosen how, and how did it differ at baseline?</w:t>
+              <w:t xml:space="preserve">3. Which comparison group was used, how was it chosen, and how did it differ before the programme?</w:t>
             </w:r>
             <w:r>
               <w:rPr>
@@ -4122,7 +4156,7 @@
                 <w:szCs w:val="21"/>
                 <w:color w:val="000000"/>
               </w:rPr>
-              <w:t xml:space="preserve">On my desk, I will ask these about:</w:t>
+              <w:t xml:space="preserve">Back at work, I will ask these questions about:</w:t>
             </w:r>
             <w:r>
               <w:rPr>
@@ -4157,7 +4191,6 @@
         <w:trPr>
           <w:trHeight w:val="3312" w:hRule="atLeast"/>
         </w:trPr>
-        body3
         <w:tc>
           <w:tcPr>
             <w:tcBorders>
@@ -4177,6 +4210,7 @@
           </w:tcPr>
           <w:p>
             <w:pPr>
+              <w:pStyle w:val="Normal"/>
               <w:jc w:val="left"/>
               <w:pBdr>
                 <w:bottom w:val="none" w:sz="0" w:space="0" w:color="000000"/>
@@ -4234,7 +4268,7 @@
                 <w:szCs w:val="21"/>
                 <w:color w:val="000000"/>
               </w:rPr>
-              <w:t xml:space="preserve">1. Which row is the estimate, and does its interval clear our rule, not just zero?</w:t>
+              <w:t xml:space="preserve">1. Which row is the estimate? Does its whole confidence interval meet our decision rule, not just exclude zero?</w:t>
             </w:r>
             <w:r>
               <w:rPr>
@@ -4260,7 +4294,7 @@
                 <w:szCs w:val="21"/>
                 <w:color w:val="000000"/>
               </w:rPr>
-              <w:t xml:space="preserve">2. How many periods before the programme, and were the groups already moving together?</w:t>
+              <w:t xml:space="preserve">2. How many periods of data before the programme? Were the two groups changing in the same way before the programme?</w:t>
             </w:r>
             <w:r>
               <w:rPr>
@@ -4286,7 +4320,7 @@
                 <w:szCs w:val="21"/>
                 <w:color w:val="000000"/>
               </w:rPr>
-              <w:t xml:space="preserve">3. Which comparison group, chosen how, and how did it differ at baseline?</w:t>
+              <w:t xml:space="preserve">3. Which comparison group was used, how was it chosen, and how did it differ before the programme?</w:t>
             </w:r>
             <w:r>
               <w:rPr>
@@ -4325,7 +4359,7 @@
                 <w:szCs w:val="21"/>
                 <w:color w:val="000000"/>
               </w:rPr>
-              <w:t xml:space="preserve">On my desk, I will ask these about:</w:t>
+              <w:t xml:space="preserve">Back at work, I will ask these questions about:</w:t>
             </w:r>
             <w:r>
               <w:rPr>
@@ -4374,6 +4408,7 @@
           </w:tcPr>
           <w:p>
             <w:pPr>
+              <w:pStyle w:val="Normal"/>
               <w:jc w:val="left"/>
               <w:pBdr>
                 <w:bottom w:val="none" w:sz="0" w:space="0" w:color="000000"/>
@@ -4431,7 +4466,7 @@
                 <w:szCs w:val="21"/>
                 <w:color w:val="000000"/>
               </w:rPr>
-              <w:t xml:space="preserve">1. Which row is the estimate, and does its interval clear our rule, not just zero?</w:t>
+              <w:t xml:space="preserve">1. Which row is the estimate? Does its whole confidence interval meet our decision rule, not just exclude zero?</w:t>
             </w:r>
             <w:r>
               <w:rPr>
@@ -4457,7 +4492,7 @@
                 <w:szCs w:val="21"/>
                 <w:color w:val="000000"/>
               </w:rPr>
-              <w:t xml:space="preserve">2. How many periods before the programme, and were the groups already moving together?</w:t>
+              <w:t xml:space="preserve">2. How many periods of data before the programme? Were the two groups changing in the same way before the programme?</w:t>
             </w:r>
             <w:r>
               <w:rPr>
@@ -4483,7 +4518,7 @@
                 <w:szCs w:val="21"/>
                 <w:color w:val="000000"/>
               </w:rPr>
-              <w:t xml:space="preserve">3. Which comparison group, chosen how, and how did it differ at baseline?</w:t>
+              <w:t xml:space="preserve">3. Which comparison group was used, how was it chosen, and how did it differ before the programme?</w:t>
             </w:r>
             <w:r>
               <w:rPr>
@@ -4522,7 +4557,7 @@
                 <w:szCs w:val="21"/>
                 <w:color w:val="000000"/>
               </w:rPr>
-              <w:t xml:space="preserve">On my desk, I will ask these about:</w:t>
+              <w:t xml:space="preserve">Back at work, I will ask these questions about:</w:t>
             </w:r>
             <w:r>
               <w:rPr>

--- a/docs/handouts/Oct13_session1_handouts.docx
+++ b/docs/handouts/Oct13_session1_handouts.docx
@@ -21,7 +21,6 @@
           <w:i w:val="false"/>
           <w:b w:val="false"/>
           <w:u w:val="none"/>
-          <w:strike w:val="false"/>
           <w:sz w:val="18"/>
           <w:szCs w:val="18"/>
           <w:color w:val="545860"/>
@@ -48,7 +47,6 @@
           <w:i w:val="false"/>
           <w:b w:val="true"/>
           <w:u w:val="none"/>
-          <w:strike w:val="false"/>
           <w:sz w:val="36"/>
           <w:szCs w:val="36"/>
           <w:color w:val="063360"/>
@@ -75,7 +73,6 @@
           <w:i w:val="false"/>
           <w:b w:val="false"/>
           <w:u w:val="none"/>
-          <w:strike w:val="false"/>
           <w:sz w:val="22"/>
           <w:szCs w:val="22"/>
           <w:color w:val="000000"/>
@@ -100,6 +97,7 @@
           <w:trHeight w:val="360" w:hRule="auto"/>
           <w:tblHeader/>
         </w:trPr>
+        header1
         <w:tc>
           <w:tcPr>
             <w:tcBorders>
@@ -129,24 +127,13 @@
               </w:pBdr>
               <w:spacing w:after="80" w:before="80" w:line="240"/>
               <w:ind w:left="80" w:right="80" w:firstLine="0" w:firstLineChars="0"/>
-              <w:rPr>
-                <w:rFonts w:ascii="Arial" w:hAnsi="Arial" w:eastAsia="Arial" w:cs="Arial"/>
+            </w:pPr>
+            <w:r>
+              <w:rPr>
+                <w:rFonts w:ascii="Arial" w:hAnsi="DejaVu Sans" w:eastAsia="DejaVu Sans" w:cs="DejaVu Sans"/>
                 <w:i w:val="false"/>
                 <w:b w:val="true"/>
                 <w:u w:val="none"/>
-                <w:strike w:val="false"/>
-                <w:sz w:val="21"/>
-                <w:szCs w:val="21"/>
-                <w:color w:val="063360"/>
-              </w:rPr>
-            </w:pPr>
-            <w:r>
-              <w:rPr>
-                <w:rFonts w:ascii="Arial" w:hAnsi="Arial" w:eastAsia="Arial" w:cs="Arial"/>
-                <w:i w:val="false"/>
-                <w:b w:val="true"/>
-                <w:u w:val="none"/>
-                <w:strike w:val="false"/>
                 <w:sz w:val="21"/>
                 <w:szCs w:val="21"/>
                 <w:color w:val="063360"/>
@@ -184,24 +171,13 @@
               </w:pBdr>
               <w:spacing w:after="80" w:before="80" w:line="240"/>
               <w:ind w:left="80" w:right="80" w:firstLine="0" w:firstLineChars="0"/>
-              <w:rPr>
-                <w:rFonts w:ascii="Arial" w:hAnsi="Arial" w:eastAsia="Arial" w:cs="Arial"/>
+            </w:pPr>
+            <w:r>
+              <w:rPr>
+                <w:rFonts w:ascii="Arial" w:hAnsi="DejaVu Sans" w:eastAsia="DejaVu Sans" w:cs="DejaVu Sans"/>
                 <w:i w:val="false"/>
                 <w:b w:val="true"/>
                 <w:u w:val="none"/>
-                <w:strike w:val="false"/>
-                <w:sz w:val="21"/>
-                <w:szCs w:val="21"/>
-                <w:color w:val="063360"/>
-              </w:rPr>
-            </w:pPr>
-            <w:r>
-              <w:rPr>
-                <w:rFonts w:ascii="Arial" w:hAnsi="Arial" w:eastAsia="Arial" w:cs="Arial"/>
-                <w:i w:val="false"/>
-                <w:b w:val="true"/>
-                <w:u w:val="none"/>
-                <w:strike w:val="false"/>
                 <w:sz w:val="21"/>
                 <w:szCs w:val="21"/>
                 <w:color w:val="063360"/>
@@ -239,24 +215,13 @@
               </w:pBdr>
               <w:spacing w:after="80" w:before="80" w:line="240"/>
               <w:ind w:left="80" w:right="80" w:firstLine="0" w:firstLineChars="0"/>
-              <w:rPr>
-                <w:rFonts w:ascii="Arial" w:hAnsi="Arial" w:eastAsia="Arial" w:cs="Arial"/>
+            </w:pPr>
+            <w:r>
+              <w:rPr>
+                <w:rFonts w:ascii="Arial" w:hAnsi="DejaVu Sans" w:eastAsia="DejaVu Sans" w:cs="DejaVu Sans"/>
                 <w:i w:val="false"/>
                 <w:b w:val="true"/>
                 <w:u w:val="none"/>
-                <w:strike w:val="false"/>
-                <w:sz w:val="21"/>
-                <w:szCs w:val="21"/>
-                <w:color w:val="063360"/>
-              </w:rPr>
-            </w:pPr>
-            <w:r>
-              <w:rPr>
-                <w:rFonts w:ascii="Arial" w:hAnsi="Arial" w:eastAsia="Arial" w:cs="Arial"/>
-                <w:i w:val="false"/>
-                <w:b w:val="true"/>
-                <w:u w:val="none"/>
-                <w:strike w:val="false"/>
                 <w:sz w:val="21"/>
                 <w:szCs w:val="21"/>
                 <w:color w:val="063360"/>
@@ -294,24 +259,13 @@
               </w:pBdr>
               <w:spacing w:after="80" w:before="80" w:line="240"/>
               <w:ind w:left="80" w:right="80" w:firstLine="0" w:firstLineChars="0"/>
-              <w:rPr>
-                <w:rFonts w:ascii="Arial" w:hAnsi="Arial" w:eastAsia="Arial" w:cs="Arial"/>
+            </w:pPr>
+            <w:r>
+              <w:rPr>
+                <w:rFonts w:ascii="Arial" w:hAnsi="DejaVu Sans" w:eastAsia="DejaVu Sans" w:cs="DejaVu Sans"/>
                 <w:i w:val="false"/>
                 <w:b w:val="true"/>
                 <w:u w:val="none"/>
-                <w:strike w:val="false"/>
-                <w:sz w:val="21"/>
-                <w:szCs w:val="21"/>
-                <w:color w:val="063360"/>
-              </w:rPr>
-            </w:pPr>
-            <w:r>
-              <w:rPr>
-                <w:rFonts w:ascii="Arial" w:hAnsi="Arial" w:eastAsia="Arial" w:cs="Arial"/>
-                <w:i w:val="false"/>
-                <w:b w:val="true"/>
-                <w:u w:val="none"/>
-                <w:strike w:val="false"/>
                 <w:sz w:val="21"/>
                 <w:szCs w:val="21"/>
                 <w:color w:val="063360"/>
@@ -325,6 +279,7 @@
         <w:trPr>
           <w:trHeight w:val="648" w:hRule="atLeast"/>
         </w:trPr>
+        body1
         <w:tc>
           <w:tcPr>
             <w:tcBorders>
@@ -354,24 +309,13 @@
               </w:pBdr>
               <w:spacing w:after="80" w:before="80" w:line="240"/>
               <w:ind w:left="80" w:right="80" w:firstLine="0" w:firstLineChars="0"/>
-              <w:rPr>
-                <w:rFonts w:ascii="Arial" w:hAnsi="Arial" w:eastAsia="Arial" w:cs="Arial"/>
-                <w:i w:val="false"/>
-                <w:b w:val="false"/>
-                <w:u w:val="none"/>
-                <w:strike w:val="false"/>
-                <w:sz w:val="21"/>
-                <w:szCs w:val="21"/>
-                <w:color w:val="000000"/>
-              </w:rPr>
             </w:pPr>
             <w:r>
               <w:rPr>
-                <w:rFonts w:ascii="Arial" w:hAnsi="Arial" w:eastAsia="Arial" w:cs="Arial"/>
-                <w:i w:val="false"/>
-                <w:b w:val="false"/>
-                <w:u w:val="none"/>
-                <w:strike w:val="false"/>
+                <w:rFonts w:ascii="Arial" w:hAnsi="DejaVu Sans" w:eastAsia="DejaVu Sans" w:cs="DejaVu Sans"/>
+                <w:i w:val="false"/>
+                <w:b w:val="false"/>
+                <w:u w:val="none"/>
                 <w:sz w:val="21"/>
                 <w:szCs w:val="21"/>
                 <w:color w:val="000000"/>
@@ -409,24 +353,13 @@
               </w:pBdr>
               <w:spacing w:after="80" w:before="80" w:line="240"/>
               <w:ind w:left="80" w:right="80" w:firstLine="0" w:firstLineChars="0"/>
-              <w:rPr>
-                <w:rFonts w:ascii="Arial" w:hAnsi="Arial" w:eastAsia="Arial" w:cs="Arial"/>
-                <w:i w:val="false"/>
-                <w:b w:val="false"/>
-                <w:u w:val="none"/>
-                <w:strike w:val="false"/>
-                <w:sz w:val="21"/>
-                <w:szCs w:val="21"/>
-                <w:color w:val="000000"/>
-              </w:rPr>
             </w:pPr>
             <w:r>
               <w:rPr>
-                <w:rFonts w:ascii="Arial" w:hAnsi="Arial" w:eastAsia="Arial" w:cs="Arial"/>
-                <w:i w:val="false"/>
-                <w:b w:val="false"/>
-                <w:u w:val="none"/>
-                <w:strike w:val="false"/>
+                <w:rFonts w:ascii="Arial" w:hAnsi="DejaVu Sans" w:eastAsia="DejaVu Sans" w:cs="DejaVu Sans"/>
+                <w:i w:val="false"/>
+                <w:b w:val="false"/>
+                <w:u w:val="none"/>
                 <w:sz w:val="21"/>
                 <w:szCs w:val="21"/>
                 <w:color w:val="000000"/>
@@ -464,24 +397,13 @@
               </w:pBdr>
               <w:spacing w:after="80" w:before="80" w:line="240"/>
               <w:ind w:left="80" w:right="80" w:firstLine="0" w:firstLineChars="0"/>
-              <w:rPr>
-                <w:rFonts w:ascii="Arial" w:hAnsi="Arial" w:eastAsia="Arial" w:cs="Arial"/>
-                <w:i w:val="false"/>
-                <w:b w:val="false"/>
-                <w:u w:val="none"/>
-                <w:strike w:val="false"/>
-                <w:sz w:val="21"/>
-                <w:szCs w:val="21"/>
-                <w:color w:val="000000"/>
-              </w:rPr>
             </w:pPr>
             <w:r>
               <w:rPr>
-                <w:rFonts w:ascii="Arial" w:hAnsi="Arial" w:eastAsia="Arial" w:cs="Arial"/>
-                <w:i w:val="false"/>
-                <w:b w:val="false"/>
-                <w:u w:val="none"/>
-                <w:strike w:val="false"/>
+                <w:rFonts w:ascii="Arial" w:hAnsi="DejaVu Sans" w:eastAsia="DejaVu Sans" w:cs="DejaVu Sans"/>
+                <w:i w:val="false"/>
+                <w:b w:val="false"/>
+                <w:u w:val="none"/>
                 <w:sz w:val="21"/>
                 <w:szCs w:val="21"/>
                 <w:color w:val="000000"/>
@@ -519,24 +441,13 @@
               </w:pBdr>
               <w:spacing w:after="80" w:before="80" w:line="240"/>
               <w:ind w:left="80" w:right="80" w:firstLine="0" w:firstLineChars="0"/>
-              <w:rPr>
-                <w:rFonts w:ascii="Arial" w:hAnsi="Arial" w:eastAsia="Arial" w:cs="Arial"/>
-                <w:i w:val="false"/>
-                <w:b w:val="false"/>
-                <w:u w:val="none"/>
-                <w:strike w:val="false"/>
-                <w:sz w:val="21"/>
-                <w:szCs w:val="21"/>
-                <w:color w:val="000000"/>
-              </w:rPr>
             </w:pPr>
             <w:r>
               <w:rPr>
-                <w:rFonts w:ascii="Arial" w:hAnsi="Arial" w:eastAsia="Arial" w:cs="Arial"/>
-                <w:i w:val="false"/>
-                <w:b w:val="false"/>
-                <w:u w:val="none"/>
-                <w:strike w:val="false"/>
+                <w:rFonts w:ascii="Arial" w:hAnsi="DejaVu Sans" w:eastAsia="DejaVu Sans" w:cs="DejaVu Sans"/>
+                <w:i w:val="false"/>
+                <w:b w:val="false"/>
+                <w:u w:val="none"/>
                 <w:sz w:val="21"/>
                 <w:szCs w:val="21"/>
                 <w:color w:val="000000"/>
@@ -550,6 +461,7 @@
         <w:trPr>
           <w:trHeight w:val="648" w:hRule="atLeast"/>
         </w:trPr>
+        body2
         <w:tc>
           <w:tcPr>
             <w:tcBorders>
@@ -579,24 +491,13 @@
               </w:pBdr>
               <w:spacing w:after="80" w:before="80" w:line="240"/>
               <w:ind w:left="80" w:right="80" w:firstLine="0" w:firstLineChars="0"/>
-              <w:rPr>
-                <w:rFonts w:ascii="Arial" w:hAnsi="Arial" w:eastAsia="Arial" w:cs="Arial"/>
-                <w:i w:val="false"/>
-                <w:b w:val="false"/>
-                <w:u w:val="none"/>
-                <w:strike w:val="false"/>
-                <w:sz w:val="21"/>
-                <w:szCs w:val="21"/>
-                <w:color w:val="000000"/>
-              </w:rPr>
             </w:pPr>
             <w:r>
               <w:rPr>
-                <w:rFonts w:ascii="Arial" w:hAnsi="Arial" w:eastAsia="Arial" w:cs="Arial"/>
-                <w:i w:val="false"/>
-                <w:b w:val="false"/>
-                <w:u w:val="none"/>
-                <w:strike w:val="false"/>
+                <w:rFonts w:ascii="Arial" w:hAnsi="DejaVu Sans" w:eastAsia="DejaVu Sans" w:cs="DejaVu Sans"/>
+                <w:i w:val="false"/>
+                <w:b w:val="false"/>
+                <w:u w:val="none"/>
                 <w:sz w:val="21"/>
                 <w:szCs w:val="21"/>
                 <w:color w:val="000000"/>
@@ -634,24 +535,13 @@
               </w:pBdr>
               <w:spacing w:after="80" w:before="80" w:line="240"/>
               <w:ind w:left="80" w:right="80" w:firstLine="0" w:firstLineChars="0"/>
-              <w:rPr>
-                <w:rFonts w:ascii="Arial" w:hAnsi="Arial" w:eastAsia="Arial" w:cs="Arial"/>
-                <w:i w:val="false"/>
-                <w:b w:val="false"/>
-                <w:u w:val="none"/>
-                <w:strike w:val="false"/>
-                <w:sz w:val="21"/>
-                <w:szCs w:val="21"/>
-                <w:color w:val="000000"/>
-              </w:rPr>
             </w:pPr>
             <w:r>
               <w:rPr>
-                <w:rFonts w:ascii="Arial" w:hAnsi="Arial" w:eastAsia="Arial" w:cs="Arial"/>
-                <w:i w:val="false"/>
-                <w:b w:val="false"/>
-                <w:u w:val="none"/>
-                <w:strike w:val="false"/>
+                <w:rFonts w:ascii="Arial" w:hAnsi="DejaVu Sans" w:eastAsia="DejaVu Sans" w:cs="DejaVu Sans"/>
+                <w:i w:val="false"/>
+                <w:b w:val="false"/>
+                <w:u w:val="none"/>
                 <w:sz w:val="21"/>
                 <w:szCs w:val="21"/>
                 <w:color w:val="000000"/>
@@ -689,24 +579,13 @@
               </w:pBdr>
               <w:spacing w:after="80" w:before="80" w:line="240"/>
               <w:ind w:left="80" w:right="80" w:firstLine="0" w:firstLineChars="0"/>
-              <w:rPr>
-                <w:rFonts w:ascii="Arial" w:hAnsi="Arial" w:eastAsia="Arial" w:cs="Arial"/>
-                <w:i w:val="false"/>
-                <w:b w:val="false"/>
-                <w:u w:val="none"/>
-                <w:strike w:val="false"/>
-                <w:sz w:val="21"/>
-                <w:szCs w:val="21"/>
-                <w:color w:val="000000"/>
-              </w:rPr>
             </w:pPr>
             <w:r>
               <w:rPr>
-                <w:rFonts w:ascii="Arial" w:hAnsi="Arial" w:eastAsia="Arial" w:cs="Arial"/>
-                <w:i w:val="false"/>
-                <w:b w:val="false"/>
-                <w:u w:val="none"/>
-                <w:strike w:val="false"/>
+                <w:rFonts w:ascii="Arial" w:hAnsi="DejaVu Sans" w:eastAsia="DejaVu Sans" w:cs="DejaVu Sans"/>
+                <w:i w:val="false"/>
+                <w:b w:val="false"/>
+                <w:u w:val="none"/>
                 <w:sz w:val="21"/>
                 <w:szCs w:val="21"/>
                 <w:color w:val="000000"/>
@@ -744,24 +623,13 @@
               </w:pBdr>
               <w:spacing w:after="80" w:before="80" w:line="240"/>
               <w:ind w:left="80" w:right="80" w:firstLine="0" w:firstLineChars="0"/>
-              <w:rPr>
-                <w:rFonts w:ascii="Arial" w:hAnsi="Arial" w:eastAsia="Arial" w:cs="Arial"/>
-                <w:i w:val="false"/>
-                <w:b w:val="false"/>
-                <w:u w:val="none"/>
-                <w:strike w:val="false"/>
-                <w:sz w:val="21"/>
-                <w:szCs w:val="21"/>
-                <w:color w:val="000000"/>
-              </w:rPr>
             </w:pPr>
             <w:r>
               <w:rPr>
-                <w:rFonts w:ascii="Arial" w:hAnsi="Arial" w:eastAsia="Arial" w:cs="Arial"/>
-                <w:i w:val="false"/>
-                <w:b w:val="false"/>
-                <w:u w:val="none"/>
-                <w:strike w:val="false"/>
+                <w:rFonts w:ascii="Arial" w:hAnsi="DejaVu Sans" w:eastAsia="DejaVu Sans" w:cs="DejaVu Sans"/>
+                <w:i w:val="false"/>
+                <w:b w:val="false"/>
+                <w:u w:val="none"/>
                 <w:sz w:val="21"/>
                 <w:szCs w:val="21"/>
                 <w:color w:val="000000"/>
@@ -775,6 +643,7 @@
         <w:trPr>
           <w:trHeight w:val="648" w:hRule="atLeast"/>
         </w:trPr>
+        body3
         <w:tc>
           <w:tcPr>
             <w:tcBorders>
@@ -804,24 +673,13 @@
               </w:pBdr>
               <w:spacing w:after="80" w:before="80" w:line="240"/>
               <w:ind w:left="80" w:right="80" w:firstLine="0" w:firstLineChars="0"/>
-              <w:rPr>
-                <w:rFonts w:ascii="Arial" w:hAnsi="Arial" w:eastAsia="Arial" w:cs="Arial"/>
-                <w:i w:val="false"/>
-                <w:b w:val="false"/>
-                <w:u w:val="none"/>
-                <w:strike w:val="false"/>
-                <w:sz w:val="21"/>
-                <w:szCs w:val="21"/>
-                <w:color w:val="000000"/>
-              </w:rPr>
             </w:pPr>
             <w:r>
               <w:rPr>
-                <w:rFonts w:ascii="Arial" w:hAnsi="Arial" w:eastAsia="Arial" w:cs="Arial"/>
-                <w:i w:val="false"/>
-                <w:b w:val="false"/>
-                <w:u w:val="none"/>
-                <w:strike w:val="false"/>
+                <w:rFonts w:ascii="Arial" w:hAnsi="DejaVu Sans" w:eastAsia="DejaVu Sans" w:cs="DejaVu Sans"/>
+                <w:i w:val="false"/>
+                <w:b w:val="false"/>
+                <w:u w:val="none"/>
                 <w:sz w:val="21"/>
                 <w:szCs w:val="21"/>
                 <w:color w:val="000000"/>
@@ -859,24 +717,13 @@
               </w:pBdr>
               <w:spacing w:after="80" w:before="80" w:line="240"/>
               <w:ind w:left="80" w:right="80" w:firstLine="0" w:firstLineChars="0"/>
-              <w:rPr>
-                <w:rFonts w:ascii="Arial" w:hAnsi="Arial" w:eastAsia="Arial" w:cs="Arial"/>
-                <w:i w:val="false"/>
-                <w:b w:val="false"/>
-                <w:u w:val="none"/>
-                <w:strike w:val="false"/>
-                <w:sz w:val="21"/>
-                <w:szCs w:val="21"/>
-                <w:color w:val="000000"/>
-              </w:rPr>
             </w:pPr>
             <w:r>
               <w:rPr>
-                <w:rFonts w:ascii="Arial" w:hAnsi="Arial" w:eastAsia="Arial" w:cs="Arial"/>
-                <w:i w:val="false"/>
-                <w:b w:val="false"/>
-                <w:u w:val="none"/>
-                <w:strike w:val="false"/>
+                <w:rFonts w:ascii="Arial" w:hAnsi="DejaVu Sans" w:eastAsia="DejaVu Sans" w:cs="DejaVu Sans"/>
+                <w:i w:val="false"/>
+                <w:b w:val="false"/>
+                <w:u w:val="none"/>
                 <w:sz w:val="21"/>
                 <w:szCs w:val="21"/>
                 <w:color w:val="000000"/>
@@ -914,24 +761,13 @@
               </w:pBdr>
               <w:spacing w:after="80" w:before="80" w:line="240"/>
               <w:ind w:left="80" w:right="80" w:firstLine="0" w:firstLineChars="0"/>
-              <w:rPr>
-                <w:rFonts w:ascii="Arial" w:hAnsi="Arial" w:eastAsia="Arial" w:cs="Arial"/>
-                <w:i w:val="false"/>
-                <w:b w:val="false"/>
-                <w:u w:val="none"/>
-                <w:strike w:val="false"/>
-                <w:sz w:val="21"/>
-                <w:szCs w:val="21"/>
-                <w:color w:val="000000"/>
-              </w:rPr>
             </w:pPr>
             <w:r>
               <w:rPr>
-                <w:rFonts w:ascii="Arial" w:hAnsi="Arial" w:eastAsia="Arial" w:cs="Arial"/>
-                <w:i w:val="false"/>
-                <w:b w:val="false"/>
-                <w:u w:val="none"/>
-                <w:strike w:val="false"/>
+                <w:rFonts w:ascii="Arial" w:hAnsi="DejaVu Sans" w:eastAsia="DejaVu Sans" w:cs="DejaVu Sans"/>
+                <w:i w:val="false"/>
+                <w:b w:val="false"/>
+                <w:u w:val="none"/>
                 <w:sz w:val="21"/>
                 <w:szCs w:val="21"/>
                 <w:color w:val="000000"/>
@@ -969,24 +805,13 @@
               </w:pBdr>
               <w:spacing w:after="80" w:before="80" w:line="240"/>
               <w:ind w:left="80" w:right="80" w:firstLine="0" w:firstLineChars="0"/>
-              <w:rPr>
-                <w:rFonts w:ascii="Arial" w:hAnsi="Arial" w:eastAsia="Arial" w:cs="Arial"/>
-                <w:i w:val="false"/>
-                <w:b w:val="false"/>
-                <w:u w:val="none"/>
-                <w:strike w:val="false"/>
-                <w:sz w:val="21"/>
-                <w:szCs w:val="21"/>
-                <w:color w:val="000000"/>
-              </w:rPr>
             </w:pPr>
             <w:r>
               <w:rPr>
-                <w:rFonts w:ascii="Arial" w:hAnsi="Arial" w:eastAsia="Arial" w:cs="Arial"/>
-                <w:i w:val="false"/>
-                <w:b w:val="false"/>
-                <w:u w:val="none"/>
-                <w:strike w:val="false"/>
+                <w:rFonts w:ascii="Arial" w:hAnsi="DejaVu Sans" w:eastAsia="DejaVu Sans" w:cs="DejaVu Sans"/>
+                <w:i w:val="false"/>
+                <w:b w:val="false"/>
+                <w:u w:val="none"/>
                 <w:sz w:val="21"/>
                 <w:szCs w:val="21"/>
                 <w:color w:val="000000"/>
@@ -1016,7 +841,6 @@
           <w:i w:val="false"/>
           <w:b w:val="true"/>
           <w:u w:val="none"/>
-          <w:strike w:val="false"/>
           <w:sz w:val="26"/>
           <w:szCs w:val="26"/>
           <w:color w:val="215A9E"/>
@@ -1043,7 +867,6 @@
           <w:i w:val="false"/>
           <w:b w:val="false"/>
           <w:u w:val="none"/>
-          <w:strike w:val="false"/>
           <w:sz w:val="22"/>
           <w:szCs w:val="22"/>
           <w:color w:val="000000"/>
@@ -1070,7 +893,6 @@
           <w:i w:val="false"/>
           <w:b w:val="false"/>
           <w:u w:val="none"/>
-          <w:strike w:val="false"/>
           <w:sz w:val="22"/>
           <w:szCs w:val="22"/>
           <w:color w:val="000000"/>
@@ -1097,7 +919,6 @@
           <w:i w:val="false"/>
           <w:b w:val="false"/>
           <w:u w:val="none"/>
-          <w:strike w:val="false"/>
           <w:sz w:val="22"/>
           <w:szCs w:val="22"/>
           <w:color w:val="000000"/>
@@ -1124,7 +945,6 @@
           <w:i w:val="false"/>
           <w:b w:val="false"/>
           <w:u w:val="none"/>
-          <w:strike w:val="false"/>
           <w:sz w:val="22"/>
           <w:szCs w:val="22"/>
           <w:color w:val="000000"/>
@@ -1151,7 +971,6 @@
           <w:i w:val="false"/>
           <w:b w:val="false"/>
           <w:u w:val="none"/>
-          <w:strike w:val="false"/>
           <w:sz w:val="22"/>
           <w:szCs w:val="22"/>
           <w:color w:val="000000"/>
@@ -1184,7 +1003,6 @@
           <w:i w:val="false"/>
           <w:b w:val="false"/>
           <w:u w:val="none"/>
-          <w:strike w:val="false"/>
           <w:sz w:val="18"/>
           <w:szCs w:val="18"/>
           <w:color w:val="545860"/>
@@ -1211,7 +1029,6 @@
           <w:i w:val="false"/>
           <w:b w:val="true"/>
           <w:u w:val="none"/>
-          <w:strike w:val="false"/>
           <w:sz w:val="36"/>
           <w:szCs w:val="36"/>
           <w:color w:val="063360"/>
@@ -1238,7 +1055,6 @@
           <w:i w:val="false"/>
           <w:b w:val="false"/>
           <w:u w:val="none"/>
-          <w:strike w:val="false"/>
           <w:sz w:val="22"/>
           <w:szCs w:val="22"/>
           <w:color w:val="000000"/>
@@ -1264,6 +1080,7 @@
           <w:trHeight w:val="360" w:hRule="auto"/>
           <w:tblHeader/>
         </w:trPr>
+        header1
         <w:tc>
           <w:tcPr>
             <w:tcBorders>
@@ -1293,24 +1110,13 @@
               </w:pBdr>
               <w:spacing w:after="80" w:before="80" w:line="240"/>
               <w:ind w:left="80" w:right="80" w:firstLine="0" w:firstLineChars="0"/>
-              <w:rPr>
-                <w:rFonts w:ascii="Arial" w:hAnsi="Arial" w:eastAsia="Arial" w:cs="Arial"/>
+            </w:pPr>
+            <w:r>
+              <w:rPr>
+                <w:rFonts w:ascii="Arial" w:hAnsi="DejaVu Sans" w:eastAsia="DejaVu Sans" w:cs="DejaVu Sans"/>
                 <w:i w:val="false"/>
                 <w:b w:val="true"/>
                 <w:u w:val="none"/>
-                <w:strike w:val="false"/>
-                <w:sz w:val="21"/>
-                <w:szCs w:val="21"/>
-                <w:color w:val="063360"/>
-              </w:rPr>
-            </w:pPr>
-            <w:r>
-              <w:rPr>
-                <w:rFonts w:ascii="Arial" w:hAnsi="Arial" w:eastAsia="Arial" w:cs="Arial"/>
-                <w:i w:val="false"/>
-                <w:b w:val="true"/>
-                <w:u w:val="none"/>
-                <w:strike w:val="false"/>
                 <w:sz w:val="21"/>
                 <w:szCs w:val="21"/>
                 <w:color w:val="063360"/>
@@ -1348,24 +1154,13 @@
               </w:pBdr>
               <w:spacing w:after="80" w:before="80" w:line="240"/>
               <w:ind w:left="80" w:right="80" w:firstLine="0" w:firstLineChars="0"/>
-              <w:rPr>
-                <w:rFonts w:ascii="Arial" w:hAnsi="Arial" w:eastAsia="Arial" w:cs="Arial"/>
+            </w:pPr>
+            <w:r>
+              <w:rPr>
+                <w:rFonts w:ascii="Arial" w:hAnsi="DejaVu Sans" w:eastAsia="DejaVu Sans" w:cs="DejaVu Sans"/>
                 <w:i w:val="false"/>
                 <w:b w:val="true"/>
                 <w:u w:val="none"/>
-                <w:strike w:val="false"/>
-                <w:sz w:val="21"/>
-                <w:szCs w:val="21"/>
-                <w:color w:val="063360"/>
-              </w:rPr>
-            </w:pPr>
-            <w:r>
-              <w:rPr>
-                <w:rFonts w:ascii="Arial" w:hAnsi="Arial" w:eastAsia="Arial" w:cs="Arial"/>
-                <w:i w:val="false"/>
-                <w:b w:val="true"/>
-                <w:u w:val="none"/>
-                <w:strike w:val="false"/>
                 <w:sz w:val="21"/>
                 <w:szCs w:val="21"/>
                 <w:color w:val="063360"/>
@@ -1403,24 +1198,13 @@
               </w:pBdr>
               <w:spacing w:after="80" w:before="80" w:line="240"/>
               <w:ind w:left="80" w:right="80" w:firstLine="0" w:firstLineChars="0"/>
-              <w:rPr>
-                <w:rFonts w:ascii="Arial" w:hAnsi="Arial" w:eastAsia="Arial" w:cs="Arial"/>
+            </w:pPr>
+            <w:r>
+              <w:rPr>
+                <w:rFonts w:ascii="Arial" w:hAnsi="DejaVu Sans" w:eastAsia="DejaVu Sans" w:cs="DejaVu Sans"/>
                 <w:i w:val="false"/>
                 <w:b w:val="true"/>
                 <w:u w:val="none"/>
-                <w:strike w:val="false"/>
-                <w:sz w:val="21"/>
-                <w:szCs w:val="21"/>
-                <w:color w:val="063360"/>
-              </w:rPr>
-            </w:pPr>
-            <w:r>
-              <w:rPr>
-                <w:rFonts w:ascii="Arial" w:hAnsi="Arial" w:eastAsia="Arial" w:cs="Arial"/>
-                <w:i w:val="false"/>
-                <w:b w:val="true"/>
-                <w:u w:val="none"/>
-                <w:strike w:val="false"/>
                 <w:sz w:val="21"/>
                 <w:szCs w:val="21"/>
                 <w:color w:val="063360"/>
@@ -1458,24 +1242,13 @@
               </w:pBdr>
               <w:spacing w:after="80" w:before="80" w:line="240"/>
               <w:ind w:left="80" w:right="80" w:firstLine="0" w:firstLineChars="0"/>
-              <w:rPr>
-                <w:rFonts w:ascii="Arial" w:hAnsi="Arial" w:eastAsia="Arial" w:cs="Arial"/>
+            </w:pPr>
+            <w:r>
+              <w:rPr>
+                <w:rFonts w:ascii="Arial" w:hAnsi="DejaVu Sans" w:eastAsia="DejaVu Sans" w:cs="DejaVu Sans"/>
                 <w:i w:val="false"/>
                 <w:b w:val="true"/>
                 <w:u w:val="none"/>
-                <w:strike w:val="false"/>
-                <w:sz w:val="21"/>
-                <w:szCs w:val="21"/>
-                <w:color w:val="063360"/>
-              </w:rPr>
-            </w:pPr>
-            <w:r>
-              <w:rPr>
-                <w:rFonts w:ascii="Arial" w:hAnsi="Arial" w:eastAsia="Arial" w:cs="Arial"/>
-                <w:i w:val="false"/>
-                <w:b w:val="true"/>
-                <w:u w:val="none"/>
-                <w:strike w:val="false"/>
                 <w:sz w:val="21"/>
                 <w:szCs w:val="21"/>
                 <w:color w:val="063360"/>
@@ -1513,24 +1286,13 @@
               </w:pBdr>
               <w:spacing w:after="80" w:before="80" w:line="240"/>
               <w:ind w:left="80" w:right="80" w:firstLine="0" w:firstLineChars="0"/>
-              <w:rPr>
-                <w:rFonts w:ascii="Arial" w:hAnsi="Arial" w:eastAsia="Arial" w:cs="Arial"/>
+            </w:pPr>
+            <w:r>
+              <w:rPr>
+                <w:rFonts w:ascii="Arial" w:hAnsi="DejaVu Sans" w:eastAsia="DejaVu Sans" w:cs="DejaVu Sans"/>
                 <w:i w:val="false"/>
                 <w:b w:val="true"/>
                 <w:u w:val="none"/>
-                <w:strike w:val="false"/>
-                <w:sz w:val="21"/>
-                <w:szCs w:val="21"/>
-                <w:color w:val="063360"/>
-              </w:rPr>
-            </w:pPr>
-            <w:r>
-              <w:rPr>
-                <w:rFonts w:ascii="Arial" w:hAnsi="Arial" w:eastAsia="Arial" w:cs="Arial"/>
-                <w:i w:val="false"/>
-                <w:b w:val="true"/>
-                <w:u w:val="none"/>
-                <w:strike w:val="false"/>
                 <w:sz w:val="21"/>
                 <w:szCs w:val="21"/>
                 <w:color w:val="063360"/>
@@ -1544,6 +1306,7 @@
         <w:trPr>
           <w:trHeight w:val="360" w:hRule="auto"/>
         </w:trPr>
+        body1
         <w:tc>
           <w:tcPr>
             <w:tcBorders>
@@ -1573,24 +1336,13 @@
               </w:pBdr>
               <w:spacing w:after="80" w:before="80" w:line="240"/>
               <w:ind w:left="80" w:right="80" w:firstLine="0" w:firstLineChars="0"/>
-              <w:rPr>
-                <w:rFonts w:ascii="Arial" w:hAnsi="Arial" w:eastAsia="Arial" w:cs="Arial"/>
-                <w:i w:val="false"/>
-                <w:b w:val="false"/>
-                <w:u w:val="none"/>
-                <w:strike w:val="false"/>
-                <w:sz w:val="21"/>
-                <w:szCs w:val="21"/>
-                <w:color w:val="000000"/>
-              </w:rPr>
             </w:pPr>
             <w:r>
               <w:rPr>
-                <w:rFonts w:ascii="Arial" w:hAnsi="Arial" w:eastAsia="Arial" w:cs="Arial"/>
-                <w:i w:val="false"/>
-                <w:b w:val="false"/>
-                <w:u w:val="none"/>
-                <w:strike w:val="false"/>
+                <w:rFonts w:ascii="Arial" w:hAnsi="DejaVu Sans" w:eastAsia="DejaVu Sans" w:cs="DejaVu Sans"/>
+                <w:i w:val="false"/>
+                <w:b w:val="false"/>
+                <w:u w:val="none"/>
                 <w:sz w:val="21"/>
                 <w:szCs w:val="21"/>
                 <w:color w:val="000000"/>
@@ -1628,24 +1380,13 @@
               </w:pBdr>
               <w:spacing w:after="80" w:before="80" w:line="240"/>
               <w:ind w:left="80" w:right="80" w:firstLine="0" w:firstLineChars="0"/>
-              <w:rPr>
-                <w:rFonts w:ascii="Arial" w:hAnsi="Arial" w:eastAsia="Arial" w:cs="Arial"/>
-                <w:i w:val="false"/>
-                <w:b w:val="false"/>
-                <w:u w:val="none"/>
-                <w:strike w:val="false"/>
-                <w:sz w:val="21"/>
-                <w:szCs w:val="21"/>
-                <w:color w:val="000000"/>
-              </w:rPr>
             </w:pPr>
             <w:r>
               <w:rPr>
-                <w:rFonts w:ascii="Arial" w:hAnsi="Arial" w:eastAsia="Arial" w:cs="Arial"/>
-                <w:i w:val="false"/>
-                <w:b w:val="false"/>
-                <w:u w:val="none"/>
-                <w:strike w:val="false"/>
+                <w:rFonts w:ascii="Arial" w:hAnsi="DejaVu Sans" w:eastAsia="DejaVu Sans" w:cs="DejaVu Sans"/>
+                <w:i w:val="false"/>
+                <w:b w:val="false"/>
+                <w:u w:val="none"/>
                 <w:sz w:val="21"/>
                 <w:szCs w:val="21"/>
                 <w:color w:val="000000"/>
@@ -1683,24 +1424,13 @@
               </w:pBdr>
               <w:spacing w:after="80" w:before="80" w:line="240"/>
               <w:ind w:left="80" w:right="80" w:firstLine="0" w:firstLineChars="0"/>
-              <w:rPr>
-                <w:rFonts w:ascii="Arial" w:hAnsi="Arial" w:eastAsia="Arial" w:cs="Arial"/>
-                <w:i w:val="false"/>
-                <w:b w:val="false"/>
-                <w:u w:val="none"/>
-                <w:strike w:val="false"/>
-                <w:sz w:val="21"/>
-                <w:szCs w:val="21"/>
-                <w:color w:val="000000"/>
-              </w:rPr>
             </w:pPr>
             <w:r>
               <w:rPr>
-                <w:rFonts w:ascii="Arial" w:hAnsi="Arial" w:eastAsia="Arial" w:cs="Arial"/>
-                <w:i w:val="false"/>
-                <w:b w:val="false"/>
-                <w:u w:val="none"/>
-                <w:strike w:val="false"/>
+                <w:rFonts w:ascii="Arial" w:hAnsi="DejaVu Sans" w:eastAsia="DejaVu Sans" w:cs="DejaVu Sans"/>
+                <w:i w:val="false"/>
+                <w:b w:val="false"/>
+                <w:u w:val="none"/>
                 <w:sz w:val="21"/>
                 <w:szCs w:val="21"/>
                 <w:color w:val="000000"/>
@@ -1738,24 +1468,13 @@
               </w:pBdr>
               <w:spacing w:after="80" w:before="80" w:line="240"/>
               <w:ind w:left="80" w:right="80" w:firstLine="0" w:firstLineChars="0"/>
-              <w:rPr>
-                <w:rFonts w:ascii="Arial" w:hAnsi="Arial" w:eastAsia="Arial" w:cs="Arial"/>
-                <w:i w:val="false"/>
-                <w:b w:val="false"/>
-                <w:u w:val="none"/>
-                <w:strike w:val="false"/>
-                <w:sz w:val="21"/>
-                <w:szCs w:val="21"/>
-                <w:color w:val="000000"/>
-              </w:rPr>
             </w:pPr>
             <w:r>
               <w:rPr>
-                <w:rFonts w:ascii="Arial" w:hAnsi="Arial" w:eastAsia="Arial" w:cs="Arial"/>
-                <w:i w:val="false"/>
-                <w:b w:val="false"/>
-                <w:u w:val="none"/>
-                <w:strike w:val="false"/>
+                <w:rFonts w:ascii="Arial" w:hAnsi="DejaVu Sans" w:eastAsia="DejaVu Sans" w:cs="DejaVu Sans"/>
+                <w:i w:val="false"/>
+                <w:b w:val="false"/>
+                <w:u w:val="none"/>
                 <w:sz w:val="21"/>
                 <w:szCs w:val="21"/>
                 <w:color w:val="000000"/>
@@ -1793,24 +1512,13 @@
               </w:pBdr>
               <w:spacing w:after="80" w:before="80" w:line="240"/>
               <w:ind w:left="80" w:right="80" w:firstLine="0" w:firstLineChars="0"/>
-              <w:rPr>
-                <w:rFonts w:ascii="Arial" w:hAnsi="Arial" w:eastAsia="Arial" w:cs="Arial"/>
-                <w:i w:val="false"/>
-                <w:b w:val="false"/>
-                <w:u w:val="none"/>
-                <w:strike w:val="false"/>
-                <w:sz w:val="21"/>
-                <w:szCs w:val="21"/>
-                <w:color w:val="000000"/>
-              </w:rPr>
             </w:pPr>
             <w:r>
               <w:rPr>
-                <w:rFonts w:ascii="Arial" w:hAnsi="Arial" w:eastAsia="Arial" w:cs="Arial"/>
-                <w:i w:val="false"/>
-                <w:b w:val="false"/>
-                <w:u w:val="none"/>
-                <w:strike w:val="false"/>
+                <w:rFonts w:ascii="Arial" w:hAnsi="DejaVu Sans" w:eastAsia="DejaVu Sans" w:cs="DejaVu Sans"/>
+                <w:i w:val="false"/>
+                <w:b w:val="false"/>
+                <w:u w:val="none"/>
                 <w:sz w:val="21"/>
                 <w:szCs w:val="21"/>
                 <w:color w:val="000000"/>
@@ -1824,6 +1532,7 @@
         <w:trPr>
           <w:trHeight w:val="360" w:hRule="auto"/>
         </w:trPr>
+        body2
         <w:tc>
           <w:tcPr>
             <w:tcBorders>
@@ -1853,24 +1562,13 @@
               </w:pBdr>
               <w:spacing w:after="80" w:before="80" w:line="240"/>
               <w:ind w:left="80" w:right="80" w:firstLine="0" w:firstLineChars="0"/>
-              <w:rPr>
-                <w:rFonts w:ascii="Arial" w:hAnsi="Arial" w:eastAsia="Arial" w:cs="Arial"/>
-                <w:i w:val="false"/>
-                <w:b w:val="false"/>
-                <w:u w:val="none"/>
-                <w:strike w:val="false"/>
-                <w:sz w:val="21"/>
-                <w:szCs w:val="21"/>
-                <w:color w:val="000000"/>
-              </w:rPr>
             </w:pPr>
             <w:r>
               <w:rPr>
-                <w:rFonts w:ascii="Arial" w:hAnsi="Arial" w:eastAsia="Arial" w:cs="Arial"/>
-                <w:i w:val="false"/>
-                <w:b w:val="false"/>
-                <w:u w:val="none"/>
-                <w:strike w:val="false"/>
+                <w:rFonts w:ascii="Arial" w:hAnsi="DejaVu Sans" w:eastAsia="DejaVu Sans" w:cs="DejaVu Sans"/>
+                <w:i w:val="false"/>
+                <w:b w:val="false"/>
+                <w:u w:val="none"/>
                 <w:sz w:val="21"/>
                 <w:szCs w:val="21"/>
                 <w:color w:val="000000"/>
@@ -1908,24 +1606,13 @@
               </w:pBdr>
               <w:spacing w:after="80" w:before="80" w:line="240"/>
               <w:ind w:left="80" w:right="80" w:firstLine="0" w:firstLineChars="0"/>
-              <w:rPr>
-                <w:rFonts w:ascii="Arial" w:hAnsi="Arial" w:eastAsia="Arial" w:cs="Arial"/>
-                <w:i w:val="false"/>
-                <w:b w:val="false"/>
-                <w:u w:val="none"/>
-                <w:strike w:val="false"/>
-                <w:sz w:val="21"/>
-                <w:szCs w:val="21"/>
-                <w:color w:val="000000"/>
-              </w:rPr>
             </w:pPr>
             <w:r>
               <w:rPr>
-                <w:rFonts w:ascii="Arial" w:hAnsi="Arial" w:eastAsia="Arial" w:cs="Arial"/>
-                <w:i w:val="false"/>
-                <w:b w:val="false"/>
-                <w:u w:val="none"/>
-                <w:strike w:val="false"/>
+                <w:rFonts w:ascii="Arial" w:hAnsi="DejaVu Sans" w:eastAsia="DejaVu Sans" w:cs="DejaVu Sans"/>
+                <w:i w:val="false"/>
+                <w:b w:val="false"/>
+                <w:u w:val="none"/>
                 <w:sz w:val="21"/>
                 <w:szCs w:val="21"/>
                 <w:color w:val="000000"/>
@@ -1963,24 +1650,13 @@
               </w:pBdr>
               <w:spacing w:after="80" w:before="80" w:line="240"/>
               <w:ind w:left="80" w:right="80" w:firstLine="0" w:firstLineChars="0"/>
-              <w:rPr>
-                <w:rFonts w:ascii="Arial" w:hAnsi="Arial" w:eastAsia="Arial" w:cs="Arial"/>
-                <w:i w:val="false"/>
-                <w:b w:val="false"/>
-                <w:u w:val="none"/>
-                <w:strike w:val="false"/>
-                <w:sz w:val="21"/>
-                <w:szCs w:val="21"/>
-                <w:color w:val="000000"/>
-              </w:rPr>
             </w:pPr>
             <w:r>
               <w:rPr>
-                <w:rFonts w:ascii="Arial" w:hAnsi="Arial" w:eastAsia="Arial" w:cs="Arial"/>
-                <w:i w:val="false"/>
-                <w:b w:val="false"/>
-                <w:u w:val="none"/>
-                <w:strike w:val="false"/>
+                <w:rFonts w:ascii="Arial" w:hAnsi="DejaVu Sans" w:eastAsia="DejaVu Sans" w:cs="DejaVu Sans"/>
+                <w:i w:val="false"/>
+                <w:b w:val="false"/>
+                <w:u w:val="none"/>
                 <w:sz w:val="21"/>
                 <w:szCs w:val="21"/>
                 <w:color w:val="000000"/>
@@ -2018,24 +1694,13 @@
               </w:pBdr>
               <w:spacing w:after="80" w:before="80" w:line="240"/>
               <w:ind w:left="80" w:right="80" w:firstLine="0" w:firstLineChars="0"/>
-              <w:rPr>
-                <w:rFonts w:ascii="Arial" w:hAnsi="Arial" w:eastAsia="Arial" w:cs="Arial"/>
-                <w:i w:val="false"/>
-                <w:b w:val="false"/>
-                <w:u w:val="none"/>
-                <w:strike w:val="false"/>
-                <w:sz w:val="21"/>
-                <w:szCs w:val="21"/>
-                <w:color w:val="000000"/>
-              </w:rPr>
             </w:pPr>
             <w:r>
               <w:rPr>
-                <w:rFonts w:ascii="Arial" w:hAnsi="Arial" w:eastAsia="Arial" w:cs="Arial"/>
-                <w:i w:val="false"/>
-                <w:b w:val="false"/>
-                <w:u w:val="none"/>
-                <w:strike w:val="false"/>
+                <w:rFonts w:ascii="Arial" w:hAnsi="DejaVu Sans" w:eastAsia="DejaVu Sans" w:cs="DejaVu Sans"/>
+                <w:i w:val="false"/>
+                <w:b w:val="false"/>
+                <w:u w:val="none"/>
                 <w:sz w:val="21"/>
                 <w:szCs w:val="21"/>
                 <w:color w:val="000000"/>
@@ -2073,24 +1738,13 @@
               </w:pBdr>
               <w:spacing w:after="80" w:before="80" w:line="240"/>
               <w:ind w:left="80" w:right="80" w:firstLine="0" w:firstLineChars="0"/>
-              <w:rPr>
-                <w:rFonts w:ascii="Arial" w:hAnsi="Arial" w:eastAsia="Arial" w:cs="Arial"/>
-                <w:i w:val="false"/>
-                <w:b w:val="false"/>
-                <w:u w:val="none"/>
-                <w:strike w:val="false"/>
-                <w:sz w:val="21"/>
-                <w:szCs w:val="21"/>
-                <w:color w:val="000000"/>
-              </w:rPr>
             </w:pPr>
             <w:r>
               <w:rPr>
-                <w:rFonts w:ascii="Arial" w:hAnsi="Arial" w:eastAsia="Arial" w:cs="Arial"/>
-                <w:i w:val="false"/>
-                <w:b w:val="false"/>
-                <w:u w:val="none"/>
-                <w:strike w:val="false"/>
+                <w:rFonts w:ascii="Arial" w:hAnsi="DejaVu Sans" w:eastAsia="DejaVu Sans" w:cs="DejaVu Sans"/>
+                <w:i w:val="false"/>
+                <w:b w:val="false"/>
+                <w:u w:val="none"/>
                 <w:sz w:val="21"/>
                 <w:szCs w:val="21"/>
                 <w:color w:val="000000"/>
@@ -2104,6 +1758,7 @@
         <w:trPr>
           <w:trHeight w:val="360" w:hRule="auto"/>
         </w:trPr>
+        body3
         <w:tc>
           <w:tcPr>
             <w:tcBorders>
@@ -2133,24 +1788,13 @@
               </w:pBdr>
               <w:spacing w:after="80" w:before="80" w:line="240"/>
               <w:ind w:left="80" w:right="80" w:firstLine="0" w:firstLineChars="0"/>
-              <w:rPr>
-                <w:rFonts w:ascii="Arial" w:hAnsi="Arial" w:eastAsia="Arial" w:cs="Arial"/>
-                <w:i w:val="false"/>
-                <w:b w:val="false"/>
-                <w:u w:val="none"/>
-                <w:strike w:val="false"/>
-                <w:sz w:val="21"/>
-                <w:szCs w:val="21"/>
-                <w:color w:val="000000"/>
-              </w:rPr>
             </w:pPr>
             <w:r>
               <w:rPr>
-                <w:rFonts w:ascii="Arial" w:hAnsi="Arial" w:eastAsia="Arial" w:cs="Arial"/>
-                <w:i w:val="false"/>
-                <w:b w:val="false"/>
-                <w:u w:val="none"/>
-                <w:strike w:val="false"/>
+                <w:rFonts w:ascii="Arial" w:hAnsi="DejaVu Sans" w:eastAsia="DejaVu Sans" w:cs="DejaVu Sans"/>
+                <w:i w:val="false"/>
+                <w:b w:val="false"/>
+                <w:u w:val="none"/>
                 <w:sz w:val="21"/>
                 <w:szCs w:val="21"/>
                 <w:color w:val="000000"/>
@@ -2188,24 +1832,13 @@
               </w:pBdr>
               <w:spacing w:after="80" w:before="80" w:line="240"/>
               <w:ind w:left="80" w:right="80" w:firstLine="0" w:firstLineChars="0"/>
-              <w:rPr>
-                <w:rFonts w:ascii="Arial" w:hAnsi="Arial" w:eastAsia="Arial" w:cs="Arial"/>
-                <w:i w:val="false"/>
-                <w:b w:val="false"/>
-                <w:u w:val="none"/>
-                <w:strike w:val="false"/>
-                <w:sz w:val="21"/>
-                <w:szCs w:val="21"/>
-                <w:color w:val="000000"/>
-              </w:rPr>
             </w:pPr>
             <w:r>
               <w:rPr>
-                <w:rFonts w:ascii="Arial" w:hAnsi="Arial" w:eastAsia="Arial" w:cs="Arial"/>
-                <w:i w:val="false"/>
-                <w:b w:val="false"/>
-                <w:u w:val="none"/>
-                <w:strike w:val="false"/>
+                <w:rFonts w:ascii="Arial" w:hAnsi="DejaVu Sans" w:eastAsia="DejaVu Sans" w:cs="DejaVu Sans"/>
+                <w:i w:val="false"/>
+                <w:b w:val="false"/>
+                <w:u w:val="none"/>
                 <w:sz w:val="21"/>
                 <w:szCs w:val="21"/>
                 <w:color w:val="000000"/>
@@ -2243,24 +1876,13 @@
               </w:pBdr>
               <w:spacing w:after="80" w:before="80" w:line="240"/>
               <w:ind w:left="80" w:right="80" w:firstLine="0" w:firstLineChars="0"/>
-              <w:rPr>
-                <w:rFonts w:ascii="Arial" w:hAnsi="Arial" w:eastAsia="Arial" w:cs="Arial"/>
-                <w:i w:val="false"/>
-                <w:b w:val="false"/>
-                <w:u w:val="none"/>
-                <w:strike w:val="false"/>
-                <w:sz w:val="21"/>
-                <w:szCs w:val="21"/>
-                <w:color w:val="000000"/>
-              </w:rPr>
             </w:pPr>
             <w:r>
               <w:rPr>
-                <w:rFonts w:ascii="Arial" w:hAnsi="Arial" w:eastAsia="Arial" w:cs="Arial"/>
-                <w:i w:val="false"/>
-                <w:b w:val="false"/>
-                <w:u w:val="none"/>
-                <w:strike w:val="false"/>
+                <w:rFonts w:ascii="Arial" w:hAnsi="DejaVu Sans" w:eastAsia="DejaVu Sans" w:cs="DejaVu Sans"/>
+                <w:i w:val="false"/>
+                <w:b w:val="false"/>
+                <w:u w:val="none"/>
                 <w:sz w:val="21"/>
                 <w:szCs w:val="21"/>
                 <w:color w:val="000000"/>
@@ -2298,24 +1920,13 @@
               </w:pBdr>
               <w:spacing w:after="80" w:before="80" w:line="240"/>
               <w:ind w:left="80" w:right="80" w:firstLine="0" w:firstLineChars="0"/>
-              <w:rPr>
-                <w:rFonts w:ascii="Arial" w:hAnsi="Arial" w:eastAsia="Arial" w:cs="Arial"/>
-                <w:i w:val="false"/>
-                <w:b w:val="false"/>
-                <w:u w:val="none"/>
-                <w:strike w:val="false"/>
-                <w:sz w:val="21"/>
-                <w:szCs w:val="21"/>
-                <w:color w:val="000000"/>
-              </w:rPr>
             </w:pPr>
             <w:r>
               <w:rPr>
-                <w:rFonts w:ascii="Arial" w:hAnsi="Arial" w:eastAsia="Arial" w:cs="Arial"/>
-                <w:i w:val="false"/>
-                <w:b w:val="false"/>
-                <w:u w:val="none"/>
-                <w:strike w:val="false"/>
+                <w:rFonts w:ascii="Arial" w:hAnsi="DejaVu Sans" w:eastAsia="DejaVu Sans" w:cs="DejaVu Sans"/>
+                <w:i w:val="false"/>
+                <w:b w:val="false"/>
+                <w:u w:val="none"/>
                 <w:sz w:val="21"/>
                 <w:szCs w:val="21"/>
                 <w:color w:val="000000"/>
@@ -2353,24 +1964,13 @@
               </w:pBdr>
               <w:spacing w:after="80" w:before="80" w:line="240"/>
               <w:ind w:left="80" w:right="80" w:firstLine="0" w:firstLineChars="0"/>
-              <w:rPr>
-                <w:rFonts w:ascii="Arial" w:hAnsi="Arial" w:eastAsia="Arial" w:cs="Arial"/>
-                <w:i w:val="false"/>
-                <w:b w:val="false"/>
-                <w:u w:val="none"/>
-                <w:strike w:val="false"/>
-                <w:sz w:val="21"/>
-                <w:szCs w:val="21"/>
-                <w:color w:val="000000"/>
-              </w:rPr>
             </w:pPr>
             <w:r>
               <w:rPr>
-                <w:rFonts w:ascii="Arial" w:hAnsi="Arial" w:eastAsia="Arial" w:cs="Arial"/>
-                <w:i w:val="false"/>
-                <w:b w:val="false"/>
-                <w:u w:val="none"/>
-                <w:strike w:val="false"/>
+                <w:rFonts w:ascii="Arial" w:hAnsi="DejaVu Sans" w:eastAsia="DejaVu Sans" w:cs="DejaVu Sans"/>
+                <w:i w:val="false"/>
+                <w:b w:val="false"/>
+                <w:u w:val="none"/>
                 <w:sz w:val="21"/>
                 <w:szCs w:val="21"/>
                 <w:color w:val="000000"/>
@@ -2384,6 +1984,7 @@
         <w:trPr>
           <w:trHeight w:val="360" w:hRule="auto"/>
         </w:trPr>
+        body4
         <w:tc>
           <w:tcPr>
             <w:tcBorders>
@@ -2413,24 +2014,13 @@
               </w:pBdr>
               <w:spacing w:after="80" w:before="80" w:line="240"/>
               <w:ind w:left="80" w:right="80" w:firstLine="0" w:firstLineChars="0"/>
-              <w:rPr>
-                <w:rFonts w:ascii="Arial" w:hAnsi="Arial" w:eastAsia="Arial" w:cs="Arial"/>
-                <w:i w:val="false"/>
-                <w:b w:val="false"/>
-                <w:u w:val="none"/>
-                <w:strike w:val="false"/>
-                <w:sz w:val="21"/>
-                <w:szCs w:val="21"/>
-                <w:color w:val="000000"/>
-              </w:rPr>
             </w:pPr>
             <w:r>
               <w:rPr>
-                <w:rFonts w:ascii="Arial" w:hAnsi="Arial" w:eastAsia="Arial" w:cs="Arial"/>
-                <w:i w:val="false"/>
-                <w:b w:val="false"/>
-                <w:u w:val="none"/>
-                <w:strike w:val="false"/>
+                <w:rFonts w:ascii="Arial" w:hAnsi="DejaVu Sans" w:eastAsia="DejaVu Sans" w:cs="DejaVu Sans"/>
+                <w:i w:val="false"/>
+                <w:b w:val="false"/>
+                <w:u w:val="none"/>
                 <w:sz w:val="21"/>
                 <w:szCs w:val="21"/>
                 <w:color w:val="000000"/>
@@ -2468,24 +2058,13 @@
               </w:pBdr>
               <w:spacing w:after="80" w:before="80" w:line="240"/>
               <w:ind w:left="80" w:right="80" w:firstLine="0" w:firstLineChars="0"/>
-              <w:rPr>
-                <w:rFonts w:ascii="Arial" w:hAnsi="Arial" w:eastAsia="Arial" w:cs="Arial"/>
-                <w:i w:val="false"/>
-                <w:b w:val="false"/>
-                <w:u w:val="none"/>
-                <w:strike w:val="false"/>
-                <w:sz w:val="21"/>
-                <w:szCs w:val="21"/>
-                <w:color w:val="000000"/>
-              </w:rPr>
             </w:pPr>
             <w:r>
               <w:rPr>
-                <w:rFonts w:ascii="Arial" w:hAnsi="Arial" w:eastAsia="Arial" w:cs="Arial"/>
-                <w:i w:val="false"/>
-                <w:b w:val="false"/>
-                <w:u w:val="none"/>
-                <w:strike w:val="false"/>
+                <w:rFonts w:ascii="Arial" w:hAnsi="DejaVu Sans" w:eastAsia="DejaVu Sans" w:cs="DejaVu Sans"/>
+                <w:i w:val="false"/>
+                <w:b w:val="false"/>
+                <w:u w:val="none"/>
                 <w:sz w:val="21"/>
                 <w:szCs w:val="21"/>
                 <w:color w:val="000000"/>
@@ -2523,24 +2102,13 @@
               </w:pBdr>
               <w:spacing w:after="80" w:before="80" w:line="240"/>
               <w:ind w:left="80" w:right="80" w:firstLine="0" w:firstLineChars="0"/>
-              <w:rPr>
-                <w:rFonts w:ascii="Arial" w:hAnsi="Arial" w:eastAsia="Arial" w:cs="Arial"/>
-                <w:i w:val="false"/>
-                <w:b w:val="false"/>
-                <w:u w:val="none"/>
-                <w:strike w:val="false"/>
-                <w:sz w:val="21"/>
-                <w:szCs w:val="21"/>
-                <w:color w:val="000000"/>
-              </w:rPr>
             </w:pPr>
             <w:r>
               <w:rPr>
-                <w:rFonts w:ascii="Arial" w:hAnsi="Arial" w:eastAsia="Arial" w:cs="Arial"/>
-                <w:i w:val="false"/>
-                <w:b w:val="false"/>
-                <w:u w:val="none"/>
-                <w:strike w:val="false"/>
+                <w:rFonts w:ascii="Arial" w:hAnsi="DejaVu Sans" w:eastAsia="DejaVu Sans" w:cs="DejaVu Sans"/>
+                <w:i w:val="false"/>
+                <w:b w:val="false"/>
+                <w:u w:val="none"/>
                 <w:sz w:val="21"/>
                 <w:szCs w:val="21"/>
                 <w:color w:val="000000"/>
@@ -2578,24 +2146,13 @@
               </w:pBdr>
               <w:spacing w:after="80" w:before="80" w:line="240"/>
               <w:ind w:left="80" w:right="80" w:firstLine="0" w:firstLineChars="0"/>
-              <w:rPr>
-                <w:rFonts w:ascii="Arial" w:hAnsi="Arial" w:eastAsia="Arial" w:cs="Arial"/>
-                <w:i w:val="false"/>
-                <w:b w:val="false"/>
-                <w:u w:val="none"/>
-                <w:strike w:val="false"/>
-                <w:sz w:val="21"/>
-                <w:szCs w:val="21"/>
-                <w:color w:val="000000"/>
-              </w:rPr>
             </w:pPr>
             <w:r>
               <w:rPr>
-                <w:rFonts w:ascii="Arial" w:hAnsi="Arial" w:eastAsia="Arial" w:cs="Arial"/>
-                <w:i w:val="false"/>
-                <w:b w:val="false"/>
-                <w:u w:val="none"/>
-                <w:strike w:val="false"/>
+                <w:rFonts w:ascii="Arial" w:hAnsi="DejaVu Sans" w:eastAsia="DejaVu Sans" w:cs="DejaVu Sans"/>
+                <w:i w:val="false"/>
+                <w:b w:val="false"/>
+                <w:u w:val="none"/>
                 <w:sz w:val="21"/>
                 <w:szCs w:val="21"/>
                 <w:color w:val="000000"/>
@@ -2633,24 +2190,13 @@
               </w:pBdr>
               <w:spacing w:after="80" w:before="80" w:line="240"/>
               <w:ind w:left="80" w:right="80" w:firstLine="0" w:firstLineChars="0"/>
-              <w:rPr>
-                <w:rFonts w:ascii="Arial" w:hAnsi="Arial" w:eastAsia="Arial" w:cs="Arial"/>
-                <w:i w:val="false"/>
-                <w:b w:val="false"/>
-                <w:u w:val="none"/>
-                <w:strike w:val="false"/>
-                <w:sz w:val="21"/>
-                <w:szCs w:val="21"/>
-                <w:color w:val="000000"/>
-              </w:rPr>
             </w:pPr>
             <w:r>
               <w:rPr>
-                <w:rFonts w:ascii="Arial" w:hAnsi="Arial" w:eastAsia="Arial" w:cs="Arial"/>
-                <w:i w:val="false"/>
-                <w:b w:val="false"/>
-                <w:u w:val="none"/>
-                <w:strike w:val="false"/>
+                <w:rFonts w:ascii="Arial" w:hAnsi="DejaVu Sans" w:eastAsia="DejaVu Sans" w:cs="DejaVu Sans"/>
+                <w:i w:val="false"/>
+                <w:b w:val="false"/>
+                <w:u w:val="none"/>
                 <w:sz w:val="21"/>
                 <w:szCs w:val="21"/>
                 <w:color w:val="000000"/>
@@ -2680,7 +2226,6 @@
           <w:i w:val="false"/>
           <w:b w:val="false"/>
           <w:u w:val="none"/>
-          <w:strike w:val="false"/>
           <w:sz w:val="22"/>
           <w:szCs w:val="22"/>
           <w:color w:val="000000"/>
@@ -2707,7 +2252,6 @@
           <w:i w:val="false"/>
           <w:b w:val="false"/>
           <w:u w:val="none"/>
-          <w:strike w:val="false"/>
           <w:sz w:val="22"/>
           <w:szCs w:val="22"/>
           <w:color w:val="000000"/>
@@ -2734,7 +2278,6 @@
           <w:i w:val="false"/>
           <w:b w:val="false"/>
           <w:u w:val="none"/>
-          <w:strike w:val="false"/>
           <w:sz w:val="22"/>
           <w:szCs w:val="22"/>
           <w:color w:val="000000"/>
@@ -2761,7 +2304,6 @@
           <w:i w:val="false"/>
           <w:b w:val="false"/>
           <w:u w:val="none"/>
-          <w:strike w:val="false"/>
           <w:sz w:val="22"/>
           <w:szCs w:val="22"/>
           <w:color w:val="000000"/>
@@ -2788,7 +2330,6 @@
           <w:i w:val="false"/>
           <w:b w:val="false"/>
           <w:u w:val="none"/>
-          <w:strike w:val="false"/>
           <w:sz w:val="22"/>
           <w:szCs w:val="22"/>
           <w:color w:val="000000"/>
@@ -2815,7 +2356,6 @@
           <w:i w:val="false"/>
           <w:b w:val="false"/>
           <w:u w:val="none"/>
-          <w:strike w:val="false"/>
           <w:sz w:val="22"/>
           <w:szCs w:val="22"/>
           <w:color w:val="B5BEC9"/>
@@ -2842,7 +2382,6 @@
           <w:i w:val="false"/>
           <w:b w:val="false"/>
           <w:u w:val="none"/>
-          <w:strike w:val="false"/>
           <w:sz w:val="22"/>
           <w:szCs w:val="22"/>
           <w:color w:val="B5BEC9"/>
@@ -2875,7 +2414,6 @@
           <w:i w:val="false"/>
           <w:b w:val="false"/>
           <w:u w:val="none"/>
-          <w:strike w:val="false"/>
           <w:sz w:val="18"/>
           <w:szCs w:val="18"/>
           <w:color w:val="545860"/>
@@ -2902,7 +2440,6 @@
           <w:i w:val="false"/>
           <w:b w:val="true"/>
           <w:u w:val="none"/>
-          <w:strike w:val="false"/>
           <w:sz w:val="36"/>
           <w:szCs w:val="36"/>
           <w:color w:val="063360"/>
@@ -2929,7 +2466,6 @@
           <w:i w:val="false"/>
           <w:b w:val="true"/>
           <w:u w:val="none"/>
-          <w:strike w:val="false"/>
           <w:sz w:val="22"/>
           <w:szCs w:val="22"/>
           <w:color w:val="000000"/>
@@ -2956,7 +2492,6 @@
           <w:i w:val="true"/>
           <w:b w:val="false"/>
           <w:u w:val="none"/>
-          <w:strike w:val="false"/>
           <w:sz w:val="22"/>
           <w:szCs w:val="22"/>
           <w:color w:val="000000"/>
@@ -2983,12 +2518,297 @@
           <w:i w:val="false"/>
           <w:b w:val="true"/>
           <w:u w:val="none"/>
-          <w:strike w:val="false"/>
           <w:sz w:val="26"/>
           <w:szCs w:val="26"/>
           <w:color w:val="215A9E"/>
         </w:rPr>
         <w:t xml:space="preserve">A response like this is possible</w:t>
+      </w:r>
+    </w:p>
+    <w:p>
+      <w:pPr>
+        <w:pStyle w:val="Normal"/>
+        <w:jc w:val="left"/>
+        <w:pBdr>
+          <w:bottom w:val="none" w:sz="0" w:space="0" w:color="000000"/>
+          <w:top w:val="none" w:sz="0" w:space="0" w:color="000000"/>
+          <w:left w:val="none" w:sz="0" w:space="0" w:color="000000"/>
+          <w:right w:val="none" w:sz="0" w:space="0" w:color="000000"/>
+        </w:pBdr>
+        <w:spacing w:after="60" w:before="0" w:line="240"/>
+        <w:ind w:left="0" w:right="0" w:firstLine="0" w:firstLineChars="0"/>
+      </w:pPr>
+      <w:r>
+        <w:rPr>
+          <w:rFonts w:ascii="Arial" w:hAnsi="Arial" w:eastAsia="Arial" w:cs="Arial"/>
+          <w:i w:val="false"/>
+          <w:b w:val="false"/>
+          <w:u w:val="none"/>
+          <w:sz w:val="22"/>
+          <w:szCs w:val="22"/>
+          <w:color w:val="000000"/>
+        </w:rPr>
+        <w:t xml:space="preserve">1.  The table reports a difference-in-differences estimate.</w:t>
+      </w:r>
+    </w:p>
+    <w:p>
+      <w:pPr>
+        <w:pStyle w:val="Normal"/>
+        <w:jc w:val="left"/>
+        <w:pBdr>
+          <w:bottom w:val="none" w:sz="0" w:space="0" w:color="000000"/>
+          <w:top w:val="none" w:sz="0" w:space="0" w:color="000000"/>
+          <w:left w:val="none" w:sz="0" w:space="0" w:color="000000"/>
+          <w:right w:val="none" w:sz="0" w:space="0" w:color="000000"/>
+        </w:pBdr>
+        <w:spacing w:after="60" w:before="0" w:line="240"/>
+        <w:ind w:left="0" w:right="0" w:firstLine="0" w:firstLineChars="0"/>
+      </w:pPr>
+      <w:r>
+        <w:rPr>
+          <w:rFonts w:ascii="Arial" w:hAnsi="Arial" w:eastAsia="Arial" w:cs="Arial"/>
+          <w:i w:val="false"/>
+          <w:b w:val="false"/>
+          <w:u w:val="none"/>
+          <w:sz w:val="22"/>
+          <w:szCs w:val="22"/>
+          <w:color w:val="000000"/>
+        </w:rPr>
+        <w:t xml:space="preserve">2.  The programme reduced costs by 816 AED, and the effect is highly statistically significant (p &lt; 0.001),</w:t>
+      </w:r>
+    </w:p>
+    <w:p>
+      <w:pPr>
+        <w:pStyle w:val="Normal"/>
+        <w:jc w:val="left"/>
+        <w:pBdr>
+          <w:bottom w:val="none" w:sz="0" w:space="0" w:color="000000"/>
+          <w:top w:val="none" w:sz="0" w:space="0" w:color="000000"/>
+          <w:left w:val="none" w:sz="0" w:space="0" w:color="000000"/>
+          <w:right w:val="none" w:sz="0" w:space="0" w:color="000000"/>
+        </w:pBdr>
+        <w:spacing w:after="60" w:before="0" w:line="240"/>
+        <w:ind w:left="0" w:right="0" w:firstLine="0" w:firstLineChars="0"/>
+      </w:pPr>
+      <w:r>
+        <w:rPr>
+          <w:rFonts w:ascii="Arial" w:hAnsi="Arial" w:eastAsia="Arial" w:cs="Arial"/>
+          <w:i w:val="false"/>
+          <w:b w:val="false"/>
+          <w:u w:val="none"/>
+          <w:sz w:val="22"/>
+          <w:szCs w:val="22"/>
+          <w:color w:val="000000"/>
+        </w:rPr>
+        <w:t xml:space="preserve">3.  so the programme was a success.</w:t>
+      </w:r>
+    </w:p>
+    <w:p>
+      <w:pPr>
+        <w:pStyle w:val="Normal"/>
+        <w:jc w:val="left"/>
+        <w:pBdr>
+          <w:bottom w:val="none" w:sz="0" w:space="0" w:color="000000"/>
+          <w:top w:val="none" w:sz="0" w:space="0" w:color="000000"/>
+          <w:left w:val="none" w:sz="0" w:space="0" w:color="000000"/>
+          <w:right w:val="none" w:sz="0" w:space="0" w:color="000000"/>
+        </w:pBdr>
+        <w:spacing w:after="60" w:before="0" w:line="240"/>
+        <w:ind w:left="0" w:right="0" w:firstLine="0" w:firstLineChars="0"/>
+      </w:pPr>
+      <w:r>
+        <w:rPr>
+          <w:rFonts w:ascii="Arial" w:hAnsi="Arial" w:eastAsia="Arial" w:cs="Arial"/>
+          <w:i w:val="false"/>
+          <w:b w:val="false"/>
+          <w:u w:val="none"/>
+          <w:sz w:val="22"/>
+          <w:szCs w:val="22"/>
+          <w:color w:val="000000"/>
+        </w:rPr>
+        <w:t xml:space="preserve">4.  The confidence interval does not include zero,</w:t>
+      </w:r>
+    </w:p>
+    <w:p>
+      <w:pPr>
+        <w:pStyle w:val="Normal"/>
+        <w:jc w:val="left"/>
+        <w:pBdr>
+          <w:bottom w:val="none" w:sz="0" w:space="0" w:color="000000"/>
+          <w:top w:val="none" w:sz="0" w:space="0" w:color="000000"/>
+          <w:left w:val="none" w:sz="0" w:space="0" w:color="000000"/>
+          <w:right w:val="none" w:sz="0" w:space="0" w:color="000000"/>
+        </w:pBdr>
+        <w:spacing w:after="60" w:before="0" w:line="240"/>
+        <w:ind w:left="0" w:right="0" w:firstLine="0" w:firstLineChars="0"/>
+      </w:pPr>
+      <w:r>
+        <w:rPr>
+          <w:rFonts w:ascii="Arial" w:hAnsi="Arial" w:eastAsia="Arial" w:cs="Arial"/>
+          <w:i w:val="false"/>
+          <w:b w:val="false"/>
+          <w:u w:val="none"/>
+          <w:sz w:val="22"/>
+          <w:szCs w:val="22"/>
+          <w:color w:val="000000"/>
+        </w:rPr>
+        <w:t xml:space="preserve">5.  which confirms the finding is robust.</w:t>
+      </w:r>
+    </w:p>
+    <w:p>
+      <w:pPr>
+        <w:pStyle w:val="Normal"/>
+        <w:jc w:val="left"/>
+        <w:pBdr>
+          <w:bottom w:val="none" w:sz="0" w:space="0" w:color="000000"/>
+          <w:top w:val="none" w:sz="0" w:space="0" w:color="000000"/>
+          <w:left w:val="none" w:sz="0" w:space="0" w:color="000000"/>
+          <w:right w:val="none" w:sz="0" w:space="0" w:color="000000"/>
+        </w:pBdr>
+        <w:spacing w:after="60" w:before="0" w:line="240"/>
+        <w:ind w:left="0" w:right="0" w:firstLine="0" w:firstLineChars="0"/>
+      </w:pPr>
+      <w:r>
+        <w:rPr>
+          <w:rFonts w:ascii="Arial" w:hAnsi="Arial" w:eastAsia="Arial" w:cs="Arial"/>
+          <w:i w:val="false"/>
+          <w:b w:val="false"/>
+          <w:u w:val="none"/>
+          <w:sz w:val="22"/>
+          <w:szCs w:val="22"/>
+          <w:color w:val="000000"/>
+        </w:rPr>
+        <w:t xml:space="preserve">6.  The parallel trends assumption has been satisfied.</w:t>
+      </w:r>
+    </w:p>
+    <w:p>
+      <w:pPr>
+        <w:pStyle w:val="Normal"/>
+        <w:jc w:val="left"/>
+        <w:pBdr>
+          <w:bottom w:val="none" w:sz="0" w:space="0" w:color="000000"/>
+          <w:top w:val="none" w:sz="0" w:space="0" w:color="000000"/>
+          <w:left w:val="none" w:sz="0" w:space="0" w:color="000000"/>
+          <w:right w:val="none" w:sz="0" w:space="0" w:color="000000"/>
+        </w:pBdr>
+        <w:spacing w:after="60" w:before="0" w:line="240"/>
+        <w:ind w:left="0" w:right="0" w:firstLine="0" w:firstLineChars="0"/>
+      </w:pPr>
+      <w:r>
+        <w:rPr>
+          <w:rFonts w:ascii="Arial" w:hAnsi="Arial" w:eastAsia="Arial" w:cs="Arial"/>
+          <w:i w:val="false"/>
+          <w:b w:val="false"/>
+          <w:u w:val="none"/>
+          <w:sz w:val="22"/>
+          <w:szCs w:val="22"/>
+          <w:color w:val="000000"/>
+        </w:rPr>
+        <w:t xml:space="preserve">7.  The result clears the 1,000 AED threshold required for scale-up.</w:t>
+      </w:r>
+    </w:p>
+    <w:p>
+      <w:pPr>
+        <w:pStyle w:val="Normal"/>
+        <w:jc w:val="left"/>
+        <w:pBdr>
+          <w:bottom w:val="none" w:sz="0" w:space="0" w:color="000000"/>
+          <w:top w:val="none" w:sz="0" w:space="0" w:color="000000"/>
+          <w:left w:val="none" w:sz="0" w:space="0" w:color="000000"/>
+          <w:right w:val="none" w:sz="0" w:space="0" w:color="000000"/>
+        </w:pBdr>
+        <w:spacing w:after="40" w:before="0" w:line="240"/>
+        <w:ind w:left="0" w:right="0" w:firstLine="0" w:firstLineChars="0"/>
+      </w:pPr>
+      <w:r>
+        <w:rPr>
+          <w:rFonts w:ascii="Arial" w:hAnsi="Arial" w:eastAsia="Arial" w:cs="Arial"/>
+          <w:i w:val="false"/>
+          <w:b w:val="true"/>
+          <w:u w:val="none"/>
+          <w:sz w:val="22"/>
+          <w:szCs w:val="22"/>
+          <w:color w:val="000000"/>
+        </w:rPr>
+        <w:t xml:space="preserve">Marker rules. At your table, mark each numbered claim with a coloured marker:</w:t>
+      </w:r>
+    </w:p>
+    <w:p>
+      <w:pPr>
+        <w:pStyle w:val="Normal"/>
+        <w:jc w:val="left"/>
+        <w:pBdr>
+          <w:bottom w:val="none" w:sz="0" w:space="0" w:color="000000"/>
+          <w:top w:val="none" w:sz="0" w:space="0" w:color="000000"/>
+          <w:left w:val="none" w:sz="0" w:space="0" w:color="000000"/>
+          <w:right w:val="none" w:sz="0" w:space="0" w:color="000000"/>
+        </w:pBdr>
+        <w:spacing w:after="20" w:before="0" w:line="240"/>
+        <w:ind w:left="0" w:right="0" w:firstLine="0" w:firstLineChars="0"/>
+      </w:pPr>
+      <w:r>
+        <w:rPr>
+          <w:rFonts w:ascii="Arial" w:hAnsi="Arial" w:eastAsia="Arial" w:cs="Arial"/>
+          <w:i w:val="false"/>
+          <w:b w:val="false"/>
+          <w:u w:val="none"/>
+          <w:sz w:val="22"/>
+          <w:szCs w:val="22"/>
+          <w:color w:val="000000"/>
+        </w:rPr>
+        <w:t xml:space="preserve">    Green: the evidence supports the claim.</w:t>
+      </w:r>
+    </w:p>
+    <w:p>
+      <w:pPr>
+        <w:pStyle w:val="Normal"/>
+        <w:jc w:val="left"/>
+        <w:pBdr>
+          <w:bottom w:val="none" w:sz="0" w:space="0" w:color="000000"/>
+          <w:top w:val="none" w:sz="0" w:space="0" w:color="000000"/>
+          <w:left w:val="none" w:sz="0" w:space="0" w:color="000000"/>
+          <w:right w:val="none" w:sz="0" w:space="0" w:color="000000"/>
+        </w:pBdr>
+        <w:spacing w:after="20" w:before="0" w:line="240"/>
+        <w:ind w:left="0" w:right="0" w:firstLine="0" w:firstLineChars="0"/>
+      </w:pPr>
+      <w:r>
+        <w:rPr>
+          <w:rFonts w:ascii="Arial" w:hAnsi="Arial" w:eastAsia="Arial" w:cs="Arial"/>
+          <w:i w:val="false"/>
+          <w:b w:val="false"/>
+          <w:u w:val="none"/>
+          <w:sz w:val="22"/>
+          <w:szCs w:val="22"/>
+          <w:color w:val="000000"/>
+        </w:rPr>
+        <w:t xml:space="preserve">    Yellow: partly true, or true but not enough to act on.</w:t>
+      </w:r>
+    </w:p>
+    <w:p>
+      <w:pPr>
+        <w:pStyle w:val="Normal"/>
+        <w:jc w:val="left"/>
+        <w:pBdr>
+          <w:bottom w:val="none" w:sz="0" w:space="0" w:color="000000"/>
+          <w:top w:val="none" w:sz="0" w:space="0" w:color="000000"/>
+          <w:left w:val="none" w:sz="0" w:space="0" w:color="000000"/>
+          <w:right w:val="none" w:sz="0" w:space="0" w:color="000000"/>
+        </w:pBdr>
+        <w:spacing w:after="20" w:before="0" w:line="240"/>
+        <w:ind w:left="0" w:right="0" w:firstLine="0" w:firstLineChars="0"/>
+      </w:pPr>
+      <w:r>
+        <w:rPr>
+          <w:rFonts w:ascii="Arial" w:hAnsi="Arial" w:eastAsia="Arial" w:cs="Arial"/>
+          <w:i w:val="false"/>
+          <w:b w:val="false"/>
+          <w:u w:val="none"/>
+          <w:sz w:val="22"/>
+          <w:szCs w:val="22"/>
+          <w:color w:val="000000"/>
+        </w:rPr>
+        <w:t xml:space="preserve">    Red: the evidence does not support the claim.</w:t>
       </w:r>
     </w:p>
     <w:p>
@@ -3008,14 +2828,39 @@
         <w:rPr>
           <w:rFonts w:ascii="Arial" w:hAnsi="Arial" w:eastAsia="Arial" w:cs="Arial"/>
           <w:i w:val="false"/>
-          <w:b w:val="false"/>
+          <w:b w:val="true"/>
           <w:u w:val="none"/>
-          <w:strike w:val="false"/>
           <w:sz w:val="22"/>
           <w:szCs w:val="22"/>
           <w:color w:val="000000"/>
         </w:rPr>
-        <w:t xml:space="preserve">The table reports a difference-in-differences estimate. The programme reduced costs by 816 AED, and the effect is highly statistically significant (p &lt; 0.001), so the programme was a success. The confidence interval does not include zero, which confirms the finding is robust.</w:t>
+        <w:t xml:space="preserve">Then one person from your group takes your colours to the claim strips on the wall and puts one dot on each strip.</w:t>
+      </w:r>
+    </w:p>
+    <w:p>
+      <w:pPr>
+        <w:pStyle w:val="Normal"/>
+        <w:jc w:val="left"/>
+        <w:pBdr>
+          <w:bottom w:val="none" w:sz="0" w:space="0" w:color="000000"/>
+          <w:top w:val="none" w:sz="0" w:space="0" w:color="000000"/>
+          <w:left w:val="none" w:sz="0" w:space="0" w:color="000000"/>
+          <w:right w:val="none" w:sz="0" w:space="0" w:color="000000"/>
+        </w:pBdr>
+        <w:spacing w:after="60" w:before="0" w:line="240"/>
+        <w:ind w:left="0" w:right="0" w:firstLine="0" w:firstLineChars="0"/>
+      </w:pPr>
+      <w:r>
+        <w:rPr>
+          <w:rFonts w:ascii="Arial" w:hAnsi="Arial" w:eastAsia="Arial" w:cs="Arial"/>
+          <w:i w:val="false"/>
+          <w:b w:val="true"/>
+          <w:u w:val="none"/>
+          <w:sz w:val="26"/>
+          <w:szCs w:val="26"/>
+          <w:color w:val="215A9E"/>
+        </w:rPr>
+        <w:t xml:space="preserve">Then run this prompt instead, and compare</w:t>
       </w:r>
     </w:p>
     <w:p>
@@ -3034,15 +2879,14 @@
       <w:r>
         <w:rPr>
           <w:rFonts w:ascii="Arial" w:hAnsi="Arial" w:eastAsia="Arial" w:cs="Arial"/>
-          <w:i w:val="false"/>
+          <w:i w:val="true"/>
           <w:b w:val="false"/>
           <w:u w:val="none"/>
-          <w:strike w:val="false"/>
           <w:sz w:val="22"/>
           <w:szCs w:val="22"/>
           <w:color w:val="000000"/>
         </w:rPr>
-        <w:t xml:space="preserve">The parallel trends assumption has been satisfied. The result clears the 1,000 AED threshold required for scale-up.</w:t>
+        <w:t xml:space="preserve">"We have a difference-in-differences table. The data has two waves only, one before and one after, so no pre-trend test is possible. The decision rule is 1,000 AED. Explain what the table supports and, separately, list what it cannot tell us. Ask me questions before you answer."</w:t>
       </w:r>
     </w:p>
     <w:p>
@@ -3062,95 +2906,13 @@
         <w:rPr>
           <w:rFonts w:ascii="Arial" w:hAnsi="Arial" w:eastAsia="Arial" w:cs="Arial"/>
           <w:i w:val="false"/>
-          <w:b w:val="true"/>
+          <w:b w:val="false"/>
           <w:u w:val="none"/>
-          <w:strike w:val="false"/>
           <w:sz w:val="22"/>
           <w:szCs w:val="22"/>
           <w:color w:val="000000"/>
         </w:rPr>
-        <w:t xml:space="preserve">Underline the sentences that the table supports. Cross out the sentences that the table does not support.</w:t>
-      </w:r>
-    </w:p>
-    <w:p>
-      <w:pPr>
-        <w:pStyle w:val="Normal"/>
-        <w:jc w:val="left"/>
-        <w:pBdr>
-          <w:bottom w:val="none" w:sz="0" w:space="0" w:color="000000"/>
-          <w:top w:val="none" w:sz="0" w:space="0" w:color="000000"/>
-          <w:left w:val="none" w:sz="0" w:space="0" w:color="000000"/>
-          <w:right w:val="none" w:sz="0" w:space="0" w:color="000000"/>
-        </w:pBdr>
-        <w:spacing w:after="120" w:before="0" w:line="240"/>
-        <w:ind w:left="0" w:right="0" w:firstLine="0" w:firstLineChars="0"/>
-      </w:pPr>
-      <w:r>
-        <w:rPr>
-          <w:rFonts w:ascii="Arial" w:hAnsi="Arial" w:eastAsia="Arial" w:cs="Arial"/>
-          <w:i w:val="false"/>
-          <w:b w:val="false"/>
-          <w:u w:val="none"/>
-          <w:strike w:val="false"/>
-          <w:sz w:val="22"/>
-          <w:szCs w:val="22"/>
-          <w:color w:val="B5BEC9"/>
-        </w:rPr>
-        <w:t xml:space="preserve">____________________________________________________________________________</w:t>
-      </w:r>
-    </w:p>
-    <w:p>
-      <w:pPr>
-        <w:pStyle w:val="Normal"/>
-        <w:jc w:val="left"/>
-        <w:pBdr>
-          <w:bottom w:val="none" w:sz="0" w:space="0" w:color="000000"/>
-          <w:top w:val="none" w:sz="0" w:space="0" w:color="000000"/>
-          <w:left w:val="none" w:sz="0" w:space="0" w:color="000000"/>
-          <w:right w:val="none" w:sz="0" w:space="0" w:color="000000"/>
-        </w:pBdr>
-        <w:spacing w:after="120" w:before="0" w:line="240"/>
-        <w:ind w:left="0" w:right="0" w:firstLine="0" w:firstLineChars="0"/>
-      </w:pPr>
-      <w:r>
-        <w:rPr>
-          <w:rFonts w:ascii="Arial" w:hAnsi="Arial" w:eastAsia="Arial" w:cs="Arial"/>
-          <w:i w:val="false"/>
-          <w:b w:val="false"/>
-          <w:u w:val="none"/>
-          <w:strike w:val="false"/>
-          <w:sz w:val="22"/>
-          <w:szCs w:val="22"/>
-          <w:color w:val="B5BEC9"/>
-        </w:rPr>
-        <w:t xml:space="preserve">____________________________________________________________________________</w:t>
-      </w:r>
-    </w:p>
-    <w:p>
-      <w:pPr>
-        <w:pStyle w:val="Normal"/>
-        <w:jc w:val="left"/>
-        <w:pBdr>
-          <w:bottom w:val="none" w:sz="0" w:space="0" w:color="000000"/>
-          <w:top w:val="none" w:sz="0" w:space="0" w:color="000000"/>
-          <w:left w:val="none" w:sz="0" w:space="0" w:color="000000"/>
-          <w:right w:val="none" w:sz="0" w:space="0" w:color="000000"/>
-        </w:pBdr>
-        <w:spacing w:after="120" w:before="0" w:line="240"/>
-        <w:ind w:left="0" w:right="0" w:firstLine="0" w:firstLineChars="0"/>
-      </w:pPr>
-      <w:r>
-        <w:rPr>
-          <w:rFonts w:ascii="Arial" w:hAnsi="Arial" w:eastAsia="Arial" w:cs="Arial"/>
-          <w:i w:val="false"/>
-          <w:b w:val="false"/>
-          <w:u w:val="none"/>
-          <w:strike w:val="false"/>
-          <w:sz w:val="22"/>
-          <w:szCs w:val="22"/>
-          <w:color w:val="B5BEC9"/>
-        </w:rPr>
-        <w:t xml:space="preserve">____________________________________________________________________________</w:t>
+        <w:t xml:space="preserve">With the second prompt, does the AI still claim that parallel trends were satisfied? Then paste the second answer into a new chat and ask the AI to check that answer for claims about tests that were never run.</w:t>
       </w:r>
     </w:p>
     <w:p>
@@ -3172,12 +2934,11 @@
           <w:i w:val="false"/>
           <w:b w:val="true"/>
           <w:u w:val="none"/>
-          <w:strike w:val="false"/>
           <w:sz w:val="26"/>
           <w:szCs w:val="26"/>
           <w:color w:val="215A9E"/>
         </w:rPr>
-        <w:t xml:space="preserve">Then run this prompt instead, and compare</w:t>
+        <w:t xml:space="preserve">If you have time: a prompt that pushes the AI towards an answer</w:t>
       </w:r>
     </w:p>
     <w:p>
@@ -3199,12 +2960,11 @@
           <w:i w:val="true"/>
           <w:b w:val="false"/>
           <w:u w:val="none"/>
-          <w:strike w:val="false"/>
           <w:sz w:val="22"/>
           <w:szCs w:val="22"/>
           <w:color w:val="000000"/>
         </w:rPr>
-        <w:t xml:space="preserve">"We have a difference-in-differences table. The data has two waves only, one before and one after, so no pre-trend test is possible. The decision rule is 1,000 AED. Explain what the table supports and, separately, list what it cannot tell us. Ask me questions before you answer."</w:t>
+        <w:t xml:space="preserve">"Our DiD shows an 816 AED cut in costs (p&lt;0.001). Write two sentences for the minister recommending scale-up."</w:t>
       </w:r>
     </w:p>
     <w:p>
@@ -3226,88 +2986,6 @@
           <w:i w:val="false"/>
           <w:b w:val="false"/>
           <w:u w:val="none"/>
-          <w:strike w:val="false"/>
-          <w:sz w:val="22"/>
-          <w:szCs w:val="22"/>
-          <w:color w:val="000000"/>
-        </w:rPr>
-        <w:t xml:space="preserve">With the second prompt, does the AI still claim that parallel trends were satisfied? Then paste the second answer into a new chat and ask the AI to check that answer for claims about tests that were never run.</w:t>
-      </w:r>
-    </w:p>
-    <w:p>
-      <w:pPr>
-        <w:pStyle w:val="Normal"/>
-        <w:jc w:val="left"/>
-        <w:pBdr>
-          <w:bottom w:val="none" w:sz="0" w:space="0" w:color="000000"/>
-          <w:top w:val="none" w:sz="0" w:space="0" w:color="000000"/>
-          <w:left w:val="none" w:sz="0" w:space="0" w:color="000000"/>
-          <w:right w:val="none" w:sz="0" w:space="0" w:color="000000"/>
-        </w:pBdr>
-        <w:spacing w:after="60" w:before="0" w:line="240"/>
-        <w:ind w:left="0" w:right="0" w:firstLine="0" w:firstLineChars="0"/>
-      </w:pPr>
-      <w:r>
-        <w:rPr>
-          <w:rFonts w:ascii="Arial" w:hAnsi="Arial" w:eastAsia="Arial" w:cs="Arial"/>
-          <w:i w:val="false"/>
-          <w:b w:val="true"/>
-          <w:u w:val="none"/>
-          <w:strike w:val="false"/>
-          <w:sz w:val="26"/>
-          <w:szCs w:val="26"/>
-          <w:color w:val="215A9E"/>
-        </w:rPr>
-        <w:t xml:space="preserve">If you have time: a prompt that pushes the AI towards an answer</w:t>
-      </w:r>
-    </w:p>
-    <w:p>
-      <w:pPr>
-        <w:pStyle w:val="Normal"/>
-        <w:jc w:val="left"/>
-        <w:pBdr>
-          <w:bottom w:val="none" w:sz="0" w:space="0" w:color="000000"/>
-          <w:top w:val="none" w:sz="0" w:space="0" w:color="000000"/>
-          <w:left w:val="none" w:sz="0" w:space="0" w:color="000000"/>
-          <w:right w:val="none" w:sz="0" w:space="0" w:color="000000"/>
-        </w:pBdr>
-        <w:spacing w:after="80" w:before="0" w:line="240"/>
-        <w:ind w:left="0" w:right="0" w:firstLine="0" w:firstLineChars="0"/>
-      </w:pPr>
-      <w:r>
-        <w:rPr>
-          <w:rFonts w:ascii="Arial" w:hAnsi="Arial" w:eastAsia="Arial" w:cs="Arial"/>
-          <w:i w:val="true"/>
-          <w:b w:val="false"/>
-          <w:u w:val="none"/>
-          <w:strike w:val="false"/>
-          <w:sz w:val="22"/>
-          <w:szCs w:val="22"/>
-          <w:color w:val="000000"/>
-        </w:rPr>
-        <w:t xml:space="preserve">"Our DiD shows an 816 AED cut in costs (p&lt;0.001). Write two sentences for the minister recommending scale-up."</w:t>
-      </w:r>
-    </w:p>
-    <w:p>
-      <w:pPr>
-        <w:pStyle w:val="Normal"/>
-        <w:jc w:val="left"/>
-        <w:pBdr>
-          <w:bottom w:val="none" w:sz="0" w:space="0" w:color="000000"/>
-          <w:top w:val="none" w:sz="0" w:space="0" w:color="000000"/>
-          <w:left w:val="none" w:sz="0" w:space="0" w:color="000000"/>
-          <w:right w:val="none" w:sz="0" w:space="0" w:color="000000"/>
-        </w:pBdr>
-        <w:spacing w:after="80" w:before="0" w:line="240"/>
-        <w:ind w:left="0" w:right="0" w:firstLine="0" w:firstLineChars="0"/>
-      </w:pPr>
-      <w:r>
-        <w:rPr>
-          <w:rFonts w:ascii="Arial" w:hAnsi="Arial" w:eastAsia="Arial" w:cs="Arial"/>
-          <w:i w:val="false"/>
-          <w:b w:val="false"/>
-          <w:u w:val="none"/>
-          <w:strike w:val="false"/>
           <w:sz w:val="22"/>
           <w:szCs w:val="22"/>
           <w:color w:val="000000"/>
@@ -3340,7 +3018,6 @@
           <w:i w:val="false"/>
           <w:b w:val="false"/>
           <w:u w:val="none"/>
-          <w:strike w:val="false"/>
           <w:sz w:val="18"/>
           <w:szCs w:val="18"/>
           <w:color w:val="545860"/>
@@ -3367,7 +3044,6 @@
           <w:i w:val="false"/>
           <w:b w:val="true"/>
           <w:u w:val="none"/>
-          <w:strike w:val="false"/>
           <w:sz w:val="36"/>
           <w:szCs w:val="36"/>
           <w:color w:val="063360"/>
@@ -3389,6 +3065,7 @@
         <w:trPr>
           <w:trHeight w:val="3312" w:hRule="atLeast"/>
         </w:trPr>
+        body1
         <w:tc>
           <w:tcPr>
             <w:tcBorders>
@@ -3418,16 +3095,6 @@
               </w:pBdr>
               <w:spacing w:after="200" w:before="200" w:line="240"/>
               <w:ind w:left="200" w:right="200" w:firstLine="0" w:firstLineChars="0"/>
-              <w:rPr>
-                <w:rFonts w:ascii="Arial" w:hAnsi="Arial" w:eastAsia="Arial" w:cs="Arial"/>
-                <w:i w:val="false"/>
-                <w:b w:val="false"/>
-                <w:u w:val="none"/>
-                <w:strike w:val="false"/>
-                <w:sz w:val="21"/>
-                <w:szCs w:val="21"/>
-                <w:color w:val="000000"/>
-              </w:rPr>
             </w:pPr>
             <w:r>
               <w:rPr>
@@ -3435,7 +3102,6 @@
                 <w:i w:val="false"/>
                 <w:b w:val="true"/>
                 <w:u w:val="none"/>
-                <w:strike w:val="false"/>
                 <w:sz w:val="22"/>
                 <w:szCs w:val="22"/>
                 <w:color w:val="063360"/>
@@ -3448,7 +3114,6 @@
                 <w:i w:val="false"/>
                 <w:b w:val="false"/>
                 <w:u w:val="none"/>
-                <w:strike w:val="false"/>
                 <w:sz w:val="21"/>
                 <w:szCs w:val="21"/>
                 <w:color w:val="000000"/>
@@ -3461,7 +3126,6 @@
                 <w:i w:val="false"/>
                 <w:b w:val="false"/>
                 <w:u w:val="none"/>
-                <w:strike w:val="false"/>
                 <w:sz w:val="21"/>
                 <w:szCs w:val="21"/>
                 <w:color w:val="000000"/>
@@ -3474,7 +3138,6 @@
                 <w:i w:val="false"/>
                 <w:b w:val="false"/>
                 <w:u w:val="none"/>
-                <w:strike w:val="false"/>
                 <w:sz w:val="21"/>
                 <w:szCs w:val="21"/>
                 <w:color w:val="000000"/>
@@ -3487,7 +3150,6 @@
                 <w:i w:val="false"/>
                 <w:b w:val="false"/>
                 <w:u w:val="none"/>
-                <w:strike w:val="false"/>
                 <w:sz w:val="21"/>
                 <w:szCs w:val="21"/>
                 <w:color w:val="000000"/>
@@ -3500,7 +3162,6 @@
                 <w:i w:val="false"/>
                 <w:b w:val="false"/>
                 <w:u w:val="none"/>
-                <w:strike w:val="false"/>
                 <w:sz w:val="21"/>
                 <w:szCs w:val="21"/>
                 <w:color w:val="000000"/>
@@ -3513,7 +3174,6 @@
                 <w:i w:val="false"/>
                 <w:b w:val="false"/>
                 <w:u w:val="none"/>
-                <w:strike w:val="false"/>
                 <w:sz w:val="21"/>
                 <w:szCs w:val="21"/>
                 <w:color w:val="000000"/>
@@ -3526,7 +3186,6 @@
                 <w:i w:val="false"/>
                 <w:b w:val="false"/>
                 <w:u w:val="none"/>
-                <w:strike w:val="false"/>
                 <w:sz w:val="21"/>
                 <w:szCs w:val="21"/>
                 <w:color w:val="000000"/>
@@ -3539,7 +3198,6 @@
                 <w:i w:val="false"/>
                 <w:b w:val="false"/>
                 <w:u w:val="none"/>
-                <w:strike w:val="false"/>
                 <w:sz w:val="21"/>
                 <w:szCs w:val="21"/>
                 <w:color w:val="000000"/>
@@ -3552,7 +3210,6 @@
                 <w:i w:val="false"/>
                 <w:b w:val="false"/>
                 <w:u w:val="none"/>
-                <w:strike w:val="false"/>
                 <w:sz w:val="21"/>
                 <w:szCs w:val="21"/>
                 <w:color w:val="000000"/>
@@ -3565,7 +3222,6 @@
                 <w:i w:val="false"/>
                 <w:b w:val="false"/>
                 <w:u w:val="none"/>
-                <w:strike w:val="false"/>
                 <w:sz w:val="21"/>
                 <w:szCs w:val="21"/>
                 <w:color w:val="000000"/>
@@ -3578,7 +3234,6 @@
                 <w:i w:val="false"/>
                 <w:b w:val="false"/>
                 <w:u w:val="none"/>
-                <w:strike w:val="false"/>
                 <w:sz w:val="21"/>
                 <w:szCs w:val="21"/>
                 <w:color w:val="000000"/>
@@ -3616,16 +3271,6 @@
               </w:pBdr>
               <w:spacing w:after="200" w:before="200" w:line="240"/>
               <w:ind w:left="200" w:right="200" w:firstLine="0" w:firstLineChars="0"/>
-              <w:rPr>
-                <w:rFonts w:ascii="Arial" w:hAnsi="Arial" w:eastAsia="Arial" w:cs="Arial"/>
-                <w:i w:val="false"/>
-                <w:b w:val="false"/>
-                <w:u w:val="none"/>
-                <w:strike w:val="false"/>
-                <w:sz w:val="21"/>
-                <w:szCs w:val="21"/>
-                <w:color w:val="000000"/>
-              </w:rPr>
             </w:pPr>
             <w:r>
               <w:rPr>
@@ -3633,7 +3278,6 @@
                 <w:i w:val="false"/>
                 <w:b w:val="true"/>
                 <w:u w:val="none"/>
-                <w:strike w:val="false"/>
                 <w:sz w:val="22"/>
                 <w:szCs w:val="22"/>
                 <w:color w:val="063360"/>
@@ -3646,7 +3290,6 @@
                 <w:i w:val="false"/>
                 <w:b w:val="false"/>
                 <w:u w:val="none"/>
-                <w:strike w:val="false"/>
                 <w:sz w:val="21"/>
                 <w:szCs w:val="21"/>
                 <w:color w:val="000000"/>
@@ -3659,7 +3302,6 @@
                 <w:i w:val="false"/>
                 <w:b w:val="false"/>
                 <w:u w:val="none"/>
-                <w:strike w:val="false"/>
                 <w:sz w:val="21"/>
                 <w:szCs w:val="21"/>
                 <w:color w:val="000000"/>
@@ -3672,7 +3314,6 @@
                 <w:i w:val="false"/>
                 <w:b w:val="false"/>
                 <w:u w:val="none"/>
-                <w:strike w:val="false"/>
                 <w:sz w:val="21"/>
                 <w:szCs w:val="21"/>
                 <w:color w:val="000000"/>
@@ -3685,7 +3326,6 @@
                 <w:i w:val="false"/>
                 <w:b w:val="false"/>
                 <w:u w:val="none"/>
-                <w:strike w:val="false"/>
                 <w:sz w:val="21"/>
                 <w:szCs w:val="21"/>
                 <w:color w:val="000000"/>
@@ -3698,7 +3338,6 @@
                 <w:i w:val="false"/>
                 <w:b w:val="false"/>
                 <w:u w:val="none"/>
-                <w:strike w:val="false"/>
                 <w:sz w:val="21"/>
                 <w:szCs w:val="21"/>
                 <w:color w:val="000000"/>
@@ -3711,7 +3350,6 @@
                 <w:i w:val="false"/>
                 <w:b w:val="false"/>
                 <w:u w:val="none"/>
-                <w:strike w:val="false"/>
                 <w:sz w:val="21"/>
                 <w:szCs w:val="21"/>
                 <w:color w:val="000000"/>
@@ -3724,7 +3362,6 @@
                 <w:i w:val="false"/>
                 <w:b w:val="false"/>
                 <w:u w:val="none"/>
-                <w:strike w:val="false"/>
                 <w:sz w:val="21"/>
                 <w:szCs w:val="21"/>
                 <w:color w:val="000000"/>
@@ -3737,7 +3374,6 @@
                 <w:i w:val="false"/>
                 <w:b w:val="false"/>
                 <w:u w:val="none"/>
-                <w:strike w:val="false"/>
                 <w:sz w:val="21"/>
                 <w:szCs w:val="21"/>
                 <w:color w:val="000000"/>
@@ -3750,7 +3386,6 @@
                 <w:i w:val="false"/>
                 <w:b w:val="false"/>
                 <w:u w:val="none"/>
-                <w:strike w:val="false"/>
                 <w:sz w:val="21"/>
                 <w:szCs w:val="21"/>
                 <w:color w:val="000000"/>
@@ -3763,7 +3398,6 @@
                 <w:i w:val="false"/>
                 <w:b w:val="false"/>
                 <w:u w:val="none"/>
-                <w:strike w:val="false"/>
                 <w:sz w:val="21"/>
                 <w:szCs w:val="21"/>
                 <w:color w:val="000000"/>
@@ -3776,7 +3410,6 @@
                 <w:i w:val="false"/>
                 <w:b w:val="false"/>
                 <w:u w:val="none"/>
-                <w:strike w:val="false"/>
                 <w:sz w:val="21"/>
                 <w:szCs w:val="21"/>
                 <w:color w:val="000000"/>
@@ -3790,6 +3423,7 @@
         <w:trPr>
           <w:trHeight w:val="3312" w:hRule="atLeast"/>
         </w:trPr>
+        body2
         <w:tc>
           <w:tcPr>
             <w:tcBorders>
@@ -3819,16 +3453,6 @@
               </w:pBdr>
               <w:spacing w:after="200" w:before="200" w:line="240"/>
               <w:ind w:left="200" w:right="200" w:firstLine="0" w:firstLineChars="0"/>
-              <w:rPr>
-                <w:rFonts w:ascii="Arial" w:hAnsi="Arial" w:eastAsia="Arial" w:cs="Arial"/>
-                <w:i w:val="false"/>
-                <w:b w:val="false"/>
-                <w:u w:val="none"/>
-                <w:strike w:val="false"/>
-                <w:sz w:val="21"/>
-                <w:szCs w:val="21"/>
-                <w:color w:val="000000"/>
-              </w:rPr>
             </w:pPr>
             <w:r>
               <w:rPr>
@@ -3836,7 +3460,6 @@
                 <w:i w:val="false"/>
                 <w:b w:val="true"/>
                 <w:u w:val="none"/>
-                <w:strike w:val="false"/>
                 <w:sz w:val="22"/>
                 <w:szCs w:val="22"/>
                 <w:color w:val="063360"/>
@@ -3849,7 +3472,6 @@
                 <w:i w:val="false"/>
                 <w:b w:val="false"/>
                 <w:u w:val="none"/>
-                <w:strike w:val="false"/>
                 <w:sz w:val="21"/>
                 <w:szCs w:val="21"/>
                 <w:color w:val="000000"/>
@@ -3862,7 +3484,6 @@
                 <w:i w:val="false"/>
                 <w:b w:val="false"/>
                 <w:u w:val="none"/>
-                <w:strike w:val="false"/>
                 <w:sz w:val="21"/>
                 <w:szCs w:val="21"/>
                 <w:color w:val="000000"/>
@@ -3875,7 +3496,6 @@
                 <w:i w:val="false"/>
                 <w:b w:val="false"/>
                 <w:u w:val="none"/>
-                <w:strike w:val="false"/>
                 <w:sz w:val="21"/>
                 <w:szCs w:val="21"/>
                 <w:color w:val="000000"/>
@@ -3888,7 +3508,6 @@
                 <w:i w:val="false"/>
                 <w:b w:val="false"/>
                 <w:u w:val="none"/>
-                <w:strike w:val="false"/>
                 <w:sz w:val="21"/>
                 <w:szCs w:val="21"/>
                 <w:color w:val="000000"/>
@@ -3901,7 +3520,6 @@
                 <w:i w:val="false"/>
                 <w:b w:val="false"/>
                 <w:u w:val="none"/>
-                <w:strike w:val="false"/>
                 <w:sz w:val="21"/>
                 <w:szCs w:val="21"/>
                 <w:color w:val="000000"/>
@@ -3914,7 +3532,6 @@
                 <w:i w:val="false"/>
                 <w:b w:val="false"/>
                 <w:u w:val="none"/>
-                <w:strike w:val="false"/>
                 <w:sz w:val="21"/>
                 <w:szCs w:val="21"/>
                 <w:color w:val="000000"/>
@@ -3927,7 +3544,6 @@
                 <w:i w:val="false"/>
                 <w:b w:val="false"/>
                 <w:u w:val="none"/>
-                <w:strike w:val="false"/>
                 <w:sz w:val="21"/>
                 <w:szCs w:val="21"/>
                 <w:color w:val="000000"/>
@@ -3940,7 +3556,6 @@
                 <w:i w:val="false"/>
                 <w:b w:val="false"/>
                 <w:u w:val="none"/>
-                <w:strike w:val="false"/>
                 <w:sz w:val="21"/>
                 <w:szCs w:val="21"/>
                 <w:color w:val="000000"/>
@@ -3953,7 +3568,6 @@
                 <w:i w:val="false"/>
                 <w:b w:val="false"/>
                 <w:u w:val="none"/>
-                <w:strike w:val="false"/>
                 <w:sz w:val="21"/>
                 <w:szCs w:val="21"/>
                 <w:color w:val="000000"/>
@@ -3966,7 +3580,6 @@
                 <w:i w:val="false"/>
                 <w:b w:val="false"/>
                 <w:u w:val="none"/>
-                <w:strike w:val="false"/>
                 <w:sz w:val="21"/>
                 <w:szCs w:val="21"/>
                 <w:color w:val="000000"/>
@@ -3979,7 +3592,6 @@
                 <w:i w:val="false"/>
                 <w:b w:val="false"/>
                 <w:u w:val="none"/>
-                <w:strike w:val="false"/>
                 <w:sz w:val="21"/>
                 <w:szCs w:val="21"/>
                 <w:color w:val="000000"/>
@@ -4017,16 +3629,6 @@
               </w:pBdr>
               <w:spacing w:after="200" w:before="200" w:line="240"/>
               <w:ind w:left="200" w:right="200" w:firstLine="0" w:firstLineChars="0"/>
-              <w:rPr>
-                <w:rFonts w:ascii="Arial" w:hAnsi="Arial" w:eastAsia="Arial" w:cs="Arial"/>
-                <w:i w:val="false"/>
-                <w:b w:val="false"/>
-                <w:u w:val="none"/>
-                <w:strike w:val="false"/>
-                <w:sz w:val="21"/>
-                <w:szCs w:val="21"/>
-                <w:color w:val="000000"/>
-              </w:rPr>
             </w:pPr>
             <w:r>
               <w:rPr>
@@ -4034,7 +3636,6 @@
                 <w:i w:val="false"/>
                 <w:b w:val="true"/>
                 <w:u w:val="none"/>
-                <w:strike w:val="false"/>
                 <w:sz w:val="22"/>
                 <w:szCs w:val="22"/>
                 <w:color w:val="063360"/>
@@ -4047,7 +3648,6 @@
                 <w:i w:val="false"/>
                 <w:b w:val="false"/>
                 <w:u w:val="none"/>
-                <w:strike w:val="false"/>
                 <w:sz w:val="21"/>
                 <w:szCs w:val="21"/>
                 <w:color w:val="000000"/>
@@ -4060,7 +3660,6 @@
                 <w:i w:val="false"/>
                 <w:b w:val="false"/>
                 <w:u w:val="none"/>
-                <w:strike w:val="false"/>
                 <w:sz w:val="21"/>
                 <w:szCs w:val="21"/>
                 <w:color w:val="000000"/>
@@ -4073,7 +3672,6 @@
                 <w:i w:val="false"/>
                 <w:b w:val="false"/>
                 <w:u w:val="none"/>
-                <w:strike w:val="false"/>
                 <w:sz w:val="21"/>
                 <w:szCs w:val="21"/>
                 <w:color w:val="000000"/>
@@ -4086,7 +3684,6 @@
                 <w:i w:val="false"/>
                 <w:b w:val="false"/>
                 <w:u w:val="none"/>
-                <w:strike w:val="false"/>
                 <w:sz w:val="21"/>
                 <w:szCs w:val="21"/>
                 <w:color w:val="000000"/>
@@ -4099,7 +3696,6 @@
                 <w:i w:val="false"/>
                 <w:b w:val="false"/>
                 <w:u w:val="none"/>
-                <w:strike w:val="false"/>
                 <w:sz w:val="21"/>
                 <w:szCs w:val="21"/>
                 <w:color w:val="000000"/>
@@ -4112,7 +3708,6 @@
                 <w:i w:val="false"/>
                 <w:b w:val="false"/>
                 <w:u w:val="none"/>
-                <w:strike w:val="false"/>
                 <w:sz w:val="21"/>
                 <w:szCs w:val="21"/>
                 <w:color w:val="000000"/>
@@ -4125,7 +3720,6 @@
                 <w:i w:val="false"/>
                 <w:b w:val="false"/>
                 <w:u w:val="none"/>
-                <w:strike w:val="false"/>
                 <w:sz w:val="21"/>
                 <w:szCs w:val="21"/>
                 <w:color w:val="000000"/>
@@ -4138,7 +3732,6 @@
                 <w:i w:val="false"/>
                 <w:b w:val="false"/>
                 <w:u w:val="none"/>
-                <w:strike w:val="false"/>
                 <w:sz w:val="21"/>
                 <w:szCs w:val="21"/>
                 <w:color w:val="000000"/>
@@ -4151,7 +3744,6 @@
                 <w:i w:val="false"/>
                 <w:b w:val="false"/>
                 <w:u w:val="none"/>
-                <w:strike w:val="false"/>
                 <w:sz w:val="21"/>
                 <w:szCs w:val="21"/>
                 <w:color w:val="000000"/>
@@ -4164,7 +3756,6 @@
                 <w:i w:val="false"/>
                 <w:b w:val="false"/>
                 <w:u w:val="none"/>
-                <w:strike w:val="false"/>
                 <w:sz w:val="21"/>
                 <w:szCs w:val="21"/>
                 <w:color w:val="000000"/>
@@ -4177,7 +3768,6 @@
                 <w:i w:val="false"/>
                 <w:b w:val="false"/>
                 <w:u w:val="none"/>
-                <w:strike w:val="false"/>
                 <w:sz w:val="21"/>
                 <w:szCs w:val="21"/>
                 <w:color w:val="000000"/>
@@ -4191,6 +3781,7 @@
         <w:trPr>
           <w:trHeight w:val="3312" w:hRule="atLeast"/>
         </w:trPr>
+        body3
         <w:tc>
           <w:tcPr>
             <w:tcBorders>
@@ -4220,16 +3811,6 @@
               </w:pBdr>
               <w:spacing w:after="200" w:before="200" w:line="240"/>
               <w:ind w:left="200" w:right="200" w:firstLine="0" w:firstLineChars="0"/>
-              <w:rPr>
-                <w:rFonts w:ascii="Arial" w:hAnsi="Arial" w:eastAsia="Arial" w:cs="Arial"/>
-                <w:i w:val="false"/>
-                <w:b w:val="false"/>
-                <w:u w:val="none"/>
-                <w:strike w:val="false"/>
-                <w:sz w:val="21"/>
-                <w:szCs w:val="21"/>
-                <w:color w:val="000000"/>
-              </w:rPr>
             </w:pPr>
             <w:r>
               <w:rPr>
@@ -4237,7 +3818,6 @@
                 <w:i w:val="false"/>
                 <w:b w:val="true"/>
                 <w:u w:val="none"/>
-                <w:strike w:val="false"/>
                 <w:sz w:val="22"/>
                 <w:szCs w:val="22"/>
                 <w:color w:val="063360"/>
@@ -4250,7 +3830,6 @@
                 <w:i w:val="false"/>
                 <w:b w:val="false"/>
                 <w:u w:val="none"/>
-                <w:strike w:val="false"/>
                 <w:sz w:val="21"/>
                 <w:szCs w:val="21"/>
                 <w:color w:val="000000"/>
@@ -4263,7 +3842,6 @@
                 <w:i w:val="false"/>
                 <w:b w:val="false"/>
                 <w:u w:val="none"/>
-                <w:strike w:val="false"/>
                 <w:sz w:val="21"/>
                 <w:szCs w:val="21"/>
                 <w:color w:val="000000"/>
@@ -4276,7 +3854,6 @@
                 <w:i w:val="false"/>
                 <w:b w:val="false"/>
                 <w:u w:val="none"/>
-                <w:strike w:val="false"/>
                 <w:sz w:val="21"/>
                 <w:szCs w:val="21"/>
                 <w:color w:val="000000"/>
@@ -4289,7 +3866,6 @@
                 <w:i w:val="false"/>
                 <w:b w:val="false"/>
                 <w:u w:val="none"/>
-                <w:strike w:val="false"/>
                 <w:sz w:val="21"/>
                 <w:szCs w:val="21"/>
                 <w:color w:val="000000"/>
@@ -4302,7 +3878,6 @@
                 <w:i w:val="false"/>
                 <w:b w:val="false"/>
                 <w:u w:val="none"/>
-                <w:strike w:val="false"/>
                 <w:sz w:val="21"/>
                 <w:szCs w:val="21"/>
                 <w:color w:val="000000"/>
@@ -4315,7 +3890,6 @@
                 <w:i w:val="false"/>
                 <w:b w:val="false"/>
                 <w:u w:val="none"/>
-                <w:strike w:val="false"/>
                 <w:sz w:val="21"/>
                 <w:szCs w:val="21"/>
                 <w:color w:val="000000"/>
@@ -4328,7 +3902,6 @@
                 <w:i w:val="false"/>
                 <w:b w:val="false"/>
                 <w:u w:val="none"/>
-                <w:strike w:val="false"/>
                 <w:sz w:val="21"/>
                 <w:szCs w:val="21"/>
                 <w:color w:val="000000"/>
@@ -4341,7 +3914,6 @@
                 <w:i w:val="false"/>
                 <w:b w:val="false"/>
                 <w:u w:val="none"/>
-                <w:strike w:val="false"/>
                 <w:sz w:val="21"/>
                 <w:szCs w:val="21"/>
                 <w:color w:val="000000"/>
@@ -4354,7 +3926,6 @@
                 <w:i w:val="false"/>
                 <w:b w:val="false"/>
                 <w:u w:val="none"/>
-                <w:strike w:val="false"/>
                 <w:sz w:val="21"/>
                 <w:szCs w:val="21"/>
                 <w:color w:val="000000"/>
@@ -4367,7 +3938,6 @@
                 <w:i w:val="false"/>
                 <w:b w:val="false"/>
                 <w:u w:val="none"/>
-                <w:strike w:val="false"/>
                 <w:sz w:val="21"/>
                 <w:szCs w:val="21"/>
                 <w:color w:val="000000"/>
@@ -4380,7 +3950,6 @@
                 <w:i w:val="false"/>
                 <w:b w:val="false"/>
                 <w:u w:val="none"/>
-                <w:strike w:val="false"/>
                 <w:sz w:val="21"/>
                 <w:szCs w:val="21"/>
                 <w:color w:val="000000"/>
@@ -4418,16 +3987,6 @@
               </w:pBdr>
               <w:spacing w:after="200" w:before="200" w:line="240"/>
               <w:ind w:left="200" w:right="200" w:firstLine="0" w:firstLineChars="0"/>
-              <w:rPr>
-                <w:rFonts w:ascii="Arial" w:hAnsi="Arial" w:eastAsia="Arial" w:cs="Arial"/>
-                <w:i w:val="false"/>
-                <w:b w:val="false"/>
-                <w:u w:val="none"/>
-                <w:strike w:val="false"/>
-                <w:sz w:val="21"/>
-                <w:szCs w:val="21"/>
-                <w:color w:val="000000"/>
-              </w:rPr>
             </w:pPr>
             <w:r>
               <w:rPr>
@@ -4435,7 +3994,6 @@
                 <w:i w:val="false"/>
                 <w:b w:val="true"/>
                 <w:u w:val="none"/>
-                <w:strike w:val="false"/>
                 <w:sz w:val="22"/>
                 <w:szCs w:val="22"/>
                 <w:color w:val="063360"/>
@@ -4448,7 +4006,6 @@
                 <w:i w:val="false"/>
                 <w:b w:val="false"/>
                 <w:u w:val="none"/>
-                <w:strike w:val="false"/>
                 <w:sz w:val="21"/>
                 <w:szCs w:val="21"/>
                 <w:color w:val="000000"/>
@@ -4461,7 +4018,6 @@
                 <w:i w:val="false"/>
                 <w:b w:val="false"/>
                 <w:u w:val="none"/>
-                <w:strike w:val="false"/>
                 <w:sz w:val="21"/>
                 <w:szCs w:val="21"/>
                 <w:color w:val="000000"/>
@@ -4474,7 +4030,6 @@
                 <w:i w:val="false"/>
                 <w:b w:val="false"/>
                 <w:u w:val="none"/>
-                <w:strike w:val="false"/>
                 <w:sz w:val="21"/>
                 <w:szCs w:val="21"/>
                 <w:color w:val="000000"/>
@@ -4487,7 +4042,6 @@
                 <w:i w:val="false"/>
                 <w:b w:val="false"/>
                 <w:u w:val="none"/>
-                <w:strike w:val="false"/>
                 <w:sz w:val="21"/>
                 <w:szCs w:val="21"/>
                 <w:color w:val="000000"/>
@@ -4500,7 +4054,6 @@
                 <w:i w:val="false"/>
                 <w:b w:val="false"/>
                 <w:u w:val="none"/>
-                <w:strike w:val="false"/>
                 <w:sz w:val="21"/>
                 <w:szCs w:val="21"/>
                 <w:color w:val="000000"/>
@@ -4513,7 +4066,6 @@
                 <w:i w:val="false"/>
                 <w:b w:val="false"/>
                 <w:u w:val="none"/>
-                <w:strike w:val="false"/>
                 <w:sz w:val="21"/>
                 <w:szCs w:val="21"/>
                 <w:color w:val="000000"/>
@@ -4526,7 +4078,6 @@
                 <w:i w:val="false"/>
                 <w:b w:val="false"/>
                 <w:u w:val="none"/>
-                <w:strike w:val="false"/>
                 <w:sz w:val="21"/>
                 <w:szCs w:val="21"/>
                 <w:color w:val="000000"/>
@@ -4539,7 +4090,6 @@
                 <w:i w:val="false"/>
                 <w:b w:val="false"/>
                 <w:u w:val="none"/>
-                <w:strike w:val="false"/>
                 <w:sz w:val="21"/>
                 <w:szCs w:val="21"/>
                 <w:color w:val="000000"/>
@@ -4552,7 +4102,6 @@
                 <w:i w:val="false"/>
                 <w:b w:val="false"/>
                 <w:u w:val="none"/>
-                <w:strike w:val="false"/>
                 <w:sz w:val="21"/>
                 <w:szCs w:val="21"/>
                 <w:color w:val="000000"/>
@@ -4565,7 +4114,6 @@
                 <w:i w:val="false"/>
                 <w:b w:val="false"/>
                 <w:u w:val="none"/>
-                <w:strike w:val="false"/>
                 <w:sz w:val="21"/>
                 <w:szCs w:val="21"/>
                 <w:color w:val="000000"/>
@@ -4578,7 +4126,6 @@
                 <w:i w:val="false"/>
                 <w:b w:val="false"/>
                 <w:u w:val="none"/>
-                <w:strike w:val="false"/>
                 <w:sz w:val="21"/>
                 <w:szCs w:val="21"/>
                 <w:color w:val="000000"/>
@@ -4589,11 +4136,11 @@
         </w:tc>
       </w:tr>
     </w:tbl>
-    <w:sectPr>
-      <w:pgMar w:header="708" w:bottom="1008" w:top="1008" w:right="1152" w:left="1152" w:footer="708" w:gutter="0"/>
+    <w:sectPr w:officer="true">
+      <w:pgMar w:header="720" w:bottom="1008" w:top="1008" w:right="1152" w:left="1152" w:footer="720" w:gutter="720"/>
       <w:pgSz w:h="16838" w:w="11906" w:orient="portrait"/>
+      <w:cols/>
       <w:type w:val="continuous"/>
-      <w:cols/>
     </w:sectPr>
   </w:body>
 </w:document>

--- a/docs/handouts/Oct13_session1_handouts.docx
+++ b/docs/handouts/Oct13_session1_handouts.docx
@@ -2535,7 +2535,7 @@
           <w:left w:val="none" w:sz="0" w:space="0" w:color="000000"/>
           <w:right w:val="none" w:sz="0" w:space="0" w:color="000000"/>
         </w:pBdr>
-        <w:spacing w:after="60" w:before="0" w:line="240"/>
+        <w:spacing w:after="80" w:before="0" w:line="240"/>
         <w:ind w:left="0" w:right="0" w:firstLine="0" w:firstLineChars="0"/>
       </w:pPr>
       <w:r>
@@ -2548,7 +2548,7 @@
           <w:szCs w:val="22"/>
           <w:color w:val="000000"/>
         </w:rPr>
-        <w:t xml:space="preserve">1.  The table reports a difference-in-differences estimate.</w:t>
+        <w:t xml:space="preserve">The table reports a difference-in-differences estimate. The programme reduced costs by 816 AED, and the effect is highly statistically significant (p &lt; 0.001), so the programme was a success. The confidence interval does not include zero, which confirms the finding is robust.</w:t>
       </w:r>
     </w:p>
     <w:p>
@@ -2561,7 +2561,7 @@
           <w:left w:val="none" w:sz="0" w:space="0" w:color="000000"/>
           <w:right w:val="none" w:sz="0" w:space="0" w:color="000000"/>
         </w:pBdr>
-        <w:spacing w:after="60" w:before="0" w:line="240"/>
+        <w:spacing w:after="80" w:before="0" w:line="240"/>
         <w:ind w:left="0" w:right="0" w:firstLine="0" w:firstLineChars="0"/>
       </w:pPr>
       <w:r>
@@ -2574,7 +2574,7 @@
           <w:szCs w:val="22"/>
           <w:color w:val="000000"/>
         </w:rPr>
-        <w:t xml:space="preserve">2.  The programme reduced costs by 816 AED, and the effect is highly statistically significant (p &lt; 0.001),</w:t>
+        <w:t xml:space="preserve">The parallel trends assumption has been satisfied. The result clears the 1,000 AED threshold required for scale-up.</w:t>
       </w:r>
     </w:p>
     <w:p>
@@ -2587,137 +2587,7 @@
           <w:left w:val="none" w:sz="0" w:space="0" w:color="000000"/>
           <w:right w:val="none" w:sz="0" w:space="0" w:color="000000"/>
         </w:pBdr>
-        <w:spacing w:after="60" w:before="0" w:line="240"/>
-        <w:ind w:left="0" w:right="0" w:firstLine="0" w:firstLineChars="0"/>
-      </w:pPr>
-      <w:r>
-        <w:rPr>
-          <w:rFonts w:ascii="Arial" w:hAnsi="Arial" w:eastAsia="Arial" w:cs="Arial"/>
-          <w:i w:val="false"/>
-          <w:b w:val="false"/>
-          <w:u w:val="none"/>
-          <w:sz w:val="22"/>
-          <w:szCs w:val="22"/>
-          <w:color w:val="000000"/>
-        </w:rPr>
-        <w:t xml:space="preserve">3.  so the programme was a success.</w:t>
-      </w:r>
-    </w:p>
-    <w:p>
-      <w:pPr>
-        <w:pStyle w:val="Normal"/>
-        <w:jc w:val="left"/>
-        <w:pBdr>
-          <w:bottom w:val="none" w:sz="0" w:space="0" w:color="000000"/>
-          <w:top w:val="none" w:sz="0" w:space="0" w:color="000000"/>
-          <w:left w:val="none" w:sz="0" w:space="0" w:color="000000"/>
-          <w:right w:val="none" w:sz="0" w:space="0" w:color="000000"/>
-        </w:pBdr>
-        <w:spacing w:after="60" w:before="0" w:line="240"/>
-        <w:ind w:left="0" w:right="0" w:firstLine="0" w:firstLineChars="0"/>
-      </w:pPr>
-      <w:r>
-        <w:rPr>
-          <w:rFonts w:ascii="Arial" w:hAnsi="Arial" w:eastAsia="Arial" w:cs="Arial"/>
-          <w:i w:val="false"/>
-          <w:b w:val="false"/>
-          <w:u w:val="none"/>
-          <w:sz w:val="22"/>
-          <w:szCs w:val="22"/>
-          <w:color w:val="000000"/>
-        </w:rPr>
-        <w:t xml:space="preserve">4.  The confidence interval does not include zero,</w:t>
-      </w:r>
-    </w:p>
-    <w:p>
-      <w:pPr>
-        <w:pStyle w:val="Normal"/>
-        <w:jc w:val="left"/>
-        <w:pBdr>
-          <w:bottom w:val="none" w:sz="0" w:space="0" w:color="000000"/>
-          <w:top w:val="none" w:sz="0" w:space="0" w:color="000000"/>
-          <w:left w:val="none" w:sz="0" w:space="0" w:color="000000"/>
-          <w:right w:val="none" w:sz="0" w:space="0" w:color="000000"/>
-        </w:pBdr>
-        <w:spacing w:after="60" w:before="0" w:line="240"/>
-        <w:ind w:left="0" w:right="0" w:firstLine="0" w:firstLineChars="0"/>
-      </w:pPr>
-      <w:r>
-        <w:rPr>
-          <w:rFonts w:ascii="Arial" w:hAnsi="Arial" w:eastAsia="Arial" w:cs="Arial"/>
-          <w:i w:val="false"/>
-          <w:b w:val="false"/>
-          <w:u w:val="none"/>
-          <w:sz w:val="22"/>
-          <w:szCs w:val="22"/>
-          <w:color w:val="000000"/>
-        </w:rPr>
-        <w:t xml:space="preserve">5.  which confirms the finding is robust.</w:t>
-      </w:r>
-    </w:p>
-    <w:p>
-      <w:pPr>
-        <w:pStyle w:val="Normal"/>
-        <w:jc w:val="left"/>
-        <w:pBdr>
-          <w:bottom w:val="none" w:sz="0" w:space="0" w:color="000000"/>
-          <w:top w:val="none" w:sz="0" w:space="0" w:color="000000"/>
-          <w:left w:val="none" w:sz="0" w:space="0" w:color="000000"/>
-          <w:right w:val="none" w:sz="0" w:space="0" w:color="000000"/>
-        </w:pBdr>
-        <w:spacing w:after="60" w:before="0" w:line="240"/>
-        <w:ind w:left="0" w:right="0" w:firstLine="0" w:firstLineChars="0"/>
-      </w:pPr>
-      <w:r>
-        <w:rPr>
-          <w:rFonts w:ascii="Arial" w:hAnsi="Arial" w:eastAsia="Arial" w:cs="Arial"/>
-          <w:i w:val="false"/>
-          <w:b w:val="false"/>
-          <w:u w:val="none"/>
-          <w:sz w:val="22"/>
-          <w:szCs w:val="22"/>
-          <w:color w:val="000000"/>
-        </w:rPr>
-        <w:t xml:space="preserve">6.  The parallel trends assumption has been satisfied.</w:t>
-      </w:r>
-    </w:p>
-    <w:p>
-      <w:pPr>
-        <w:pStyle w:val="Normal"/>
-        <w:jc w:val="left"/>
-        <w:pBdr>
-          <w:bottom w:val="none" w:sz="0" w:space="0" w:color="000000"/>
-          <w:top w:val="none" w:sz="0" w:space="0" w:color="000000"/>
-          <w:left w:val="none" w:sz="0" w:space="0" w:color="000000"/>
-          <w:right w:val="none" w:sz="0" w:space="0" w:color="000000"/>
-        </w:pBdr>
-        <w:spacing w:after="60" w:before="0" w:line="240"/>
-        <w:ind w:left="0" w:right="0" w:firstLine="0" w:firstLineChars="0"/>
-      </w:pPr>
-      <w:r>
-        <w:rPr>
-          <w:rFonts w:ascii="Arial" w:hAnsi="Arial" w:eastAsia="Arial" w:cs="Arial"/>
-          <w:i w:val="false"/>
-          <w:b w:val="false"/>
-          <w:u w:val="none"/>
-          <w:sz w:val="22"/>
-          <w:szCs w:val="22"/>
-          <w:color w:val="000000"/>
-        </w:rPr>
-        <w:t xml:space="preserve">7.  The result clears the 1,000 AED threshold required for scale-up.</w:t>
-      </w:r>
-    </w:p>
-    <w:p>
-      <w:pPr>
-        <w:pStyle w:val="Normal"/>
-        <w:jc w:val="left"/>
-        <w:pBdr>
-          <w:bottom w:val="none" w:sz="0" w:space="0" w:color="000000"/>
-          <w:top w:val="none" w:sz="0" w:space="0" w:color="000000"/>
-          <w:left w:val="none" w:sz="0" w:space="0" w:color="000000"/>
-          <w:right w:val="none" w:sz="0" w:space="0" w:color="000000"/>
-        </w:pBdr>
-        <w:spacing w:after="40" w:before="0" w:line="240"/>
+        <w:spacing w:after="80" w:before="0" w:line="240"/>
         <w:ind w:left="0" w:right="0" w:firstLine="0" w:firstLineChars="0"/>
       </w:pPr>
       <w:r>
@@ -2730,7 +2600,7 @@
           <w:szCs w:val="22"/>
           <w:color w:val="000000"/>
         </w:rPr>
-        <w:t xml:space="preserve">Marker rules. At your table, mark each numbered claim with a coloured marker:</w:t>
+        <w:t xml:space="preserve">Underline the sentences that the table supports. Cross out the sentences that the table does not support.</w:t>
       </w:r>
     </w:p>
     <w:p>
@@ -2743,7 +2613,7 @@
           <w:left w:val="none" w:sz="0" w:space="0" w:color="000000"/>
           <w:right w:val="none" w:sz="0" w:space="0" w:color="000000"/>
         </w:pBdr>
-        <w:spacing w:after="20" w:before="0" w:line="240"/>
+        <w:spacing w:after="120" w:before="0" w:line="240"/>
         <w:ind w:left="0" w:right="0" w:firstLine="0" w:firstLineChars="0"/>
       </w:pPr>
       <w:r>
@@ -2754,9 +2624,9 @@
           <w:u w:val="none"/>
           <w:sz w:val="22"/>
           <w:szCs w:val="22"/>
-          <w:color w:val="000000"/>
+          <w:color w:val="B5BEC9"/>
         </w:rPr>
-        <w:t xml:space="preserve">    Green: the evidence supports the claim.</w:t>
+        <w:t xml:space="preserve">____________________________________________________________________________</w:t>
       </w:r>
     </w:p>
     <w:p>
@@ -2769,7 +2639,7 @@
           <w:left w:val="none" w:sz="0" w:space="0" w:color="000000"/>
           <w:right w:val="none" w:sz="0" w:space="0" w:color="000000"/>
         </w:pBdr>
-        <w:spacing w:after="20" w:before="0" w:line="240"/>
+        <w:spacing w:after="120" w:before="0" w:line="240"/>
         <w:ind w:left="0" w:right="0" w:firstLine="0" w:firstLineChars="0"/>
       </w:pPr>
       <w:r>
@@ -2780,9 +2650,9 @@
           <w:u w:val="none"/>
           <w:sz w:val="22"/>
           <w:szCs w:val="22"/>
-          <w:color w:val="000000"/>
+          <w:color w:val="B5BEC9"/>
         </w:rPr>
-        <w:t xml:space="preserve">    Yellow: partly true, or true but not enough to act on.</w:t>
+        <w:t xml:space="preserve">____________________________________________________________________________</w:t>
       </w:r>
     </w:p>
     <w:p>
@@ -2795,7 +2665,7 @@
           <w:left w:val="none" w:sz="0" w:space="0" w:color="000000"/>
           <w:right w:val="none" w:sz="0" w:space="0" w:color="000000"/>
         </w:pBdr>
-        <w:spacing w:after="20" w:before="0" w:line="240"/>
+        <w:spacing w:after="120" w:before="0" w:line="240"/>
         <w:ind w:left="0" w:right="0" w:firstLine="0" w:firstLineChars="0"/>
       </w:pPr>
       <w:r>
@@ -2806,35 +2676,9 @@
           <w:u w:val="none"/>
           <w:sz w:val="22"/>
           <w:szCs w:val="22"/>
-          <w:color w:val="000000"/>
+          <w:color w:val="B5BEC9"/>
         </w:rPr>
-        <w:t xml:space="preserve">    Red: the evidence does not support the claim.</w:t>
-      </w:r>
-    </w:p>
-    <w:p>
-      <w:pPr>
-        <w:pStyle w:val="Normal"/>
-        <w:jc w:val="left"/>
-        <w:pBdr>
-          <w:bottom w:val="none" w:sz="0" w:space="0" w:color="000000"/>
-          <w:top w:val="none" w:sz="0" w:space="0" w:color="000000"/>
-          <w:left w:val="none" w:sz="0" w:space="0" w:color="000000"/>
-          <w:right w:val="none" w:sz="0" w:space="0" w:color="000000"/>
-        </w:pBdr>
-        <w:spacing w:after="80" w:before="0" w:line="240"/>
-        <w:ind w:left="0" w:right="0" w:firstLine="0" w:firstLineChars="0"/>
-      </w:pPr>
-      <w:r>
-        <w:rPr>
-          <w:rFonts w:ascii="Arial" w:hAnsi="Arial" w:eastAsia="Arial" w:cs="Arial"/>
-          <w:i w:val="false"/>
-          <w:b w:val="true"/>
-          <w:u w:val="none"/>
-          <w:sz w:val="22"/>
-          <w:szCs w:val="22"/>
-          <w:color w:val="000000"/>
-        </w:rPr>
-        <w:t xml:space="preserve">Then one person from your group takes your colours to the claim strips on the wall and puts one dot on each strip.</w:t>
+        <w:t xml:space="preserve">____________________________________________________________________________</w:t>
       </w:r>
     </w:p>
     <w:p>

--- a/docs/handouts/Oct13_session1_handouts.docx
+++ b/docs/handouts/Oct13_session1_handouts.docx
@@ -21,6 +21,7 @@
           <w:i w:val="false"/>
           <w:b w:val="false"/>
           <w:u w:val="none"/>
+          <w:strike w:val="false"/>
           <w:sz w:val="18"/>
           <w:szCs w:val="18"/>
           <w:color w:val="545860"/>
@@ -47,6 +48,7 @@
           <w:i w:val="false"/>
           <w:b w:val="true"/>
           <w:u w:val="none"/>
+          <w:strike w:val="false"/>
           <w:sz w:val="36"/>
           <w:szCs w:val="36"/>
           <w:color w:val="063360"/>
@@ -73,11 +75,12 @@
           <w:i w:val="false"/>
           <w:b w:val="false"/>
           <w:u w:val="none"/>
+          <w:strike w:val="false"/>
           <w:sz w:val="22"/>
           <w:szCs w:val="22"/>
           <w:color w:val="000000"/>
         </w:rPr>
-        <w:t xml:space="preserve">GreenWaste businesses in the neighbourhoods where the programme was offered. Average annual waste-management costs (AED), before and after. The decision rule for scale-up: the programme must save at least 1,000 AED per business.</w:t>
+        <w:t xml:space="preserve">GreenWaste businesses in the rest of the city: those scoring 58 or below took part, the rest did not. Average annual waste costs (AED), before and after. The decision rule for scale-up: the programme must save at least 1,000 AED per business.</w:t>
       </w:r>
     </w:p>
     <w:tbl xmlns:a="http://schemas.openxmlformats.org/drawingml/2006/main" xmlns:pic="http://schemas.openxmlformats.org/drawingml/2006/picture">
@@ -117,7 +120,6 @@
           </w:tcPr>
           <w:p>
             <w:pPr>
-              <w:pStyle w:val="Normal"/>
               <w:jc w:val="left"/>
               <w:pBdr>
                 <w:bottom w:val="none" w:sz="0" w:space="0" w:color="000000"/>
@@ -127,13 +129,24 @@
               </w:pBdr>
               <w:spacing w:after="80" w:before="80" w:line="240"/>
               <w:ind w:left="80" w:right="80" w:firstLine="0" w:firstLineChars="0"/>
+              <w:rPr>
+                <w:rFonts w:ascii="Arial" w:hAnsi="Arial" w:eastAsia="Arial" w:cs="Arial"/>
+                <w:i w:val="false"/>
+                <w:b w:val="true"/>
+                <w:u w:val="none"/>
+                <w:strike w:val="false"/>
+                <w:sz w:val="21"/>
+                <w:szCs w:val="21"/>
+                <w:color w:val="063360"/>
+              </w:rPr>
             </w:pPr>
             <w:r>
               <w:rPr>
-                <w:rFonts w:ascii="Arial" w:hAnsi="DejaVu Sans" w:eastAsia="DejaVu Sans" w:cs="DejaVu Sans"/>
+                <w:rFonts w:ascii="Arial" w:hAnsi="Arial" w:eastAsia="Arial" w:cs="Arial"/>
                 <w:i w:val="false"/>
                 <w:b w:val="true"/>
                 <w:u w:val="none"/>
+                <w:strike w:val="false"/>
                 <w:sz w:val="21"/>
                 <w:szCs w:val="21"/>
                 <w:color w:val="063360"/>
@@ -161,7 +174,6 @@
           </w:tcPr>
           <w:p>
             <w:pPr>
-              <w:pStyle w:val="Normal"/>
               <w:jc w:val="left"/>
               <w:pBdr>
                 <w:bottom w:val="none" w:sz="0" w:space="0" w:color="000000"/>
@@ -171,13 +183,24 @@
               </w:pBdr>
               <w:spacing w:after="80" w:before="80" w:line="240"/>
               <w:ind w:left="80" w:right="80" w:firstLine="0" w:firstLineChars="0"/>
+              <w:rPr>
+                <w:rFonts w:ascii="Arial" w:hAnsi="Arial" w:eastAsia="Arial" w:cs="Arial"/>
+                <w:i w:val="false"/>
+                <w:b w:val="true"/>
+                <w:u w:val="none"/>
+                <w:strike w:val="false"/>
+                <w:sz w:val="21"/>
+                <w:szCs w:val="21"/>
+                <w:color w:val="063360"/>
+              </w:rPr>
             </w:pPr>
             <w:r>
               <w:rPr>
-                <w:rFonts w:ascii="Arial" w:hAnsi="DejaVu Sans" w:eastAsia="DejaVu Sans" w:cs="DejaVu Sans"/>
+                <w:rFonts w:ascii="Arial" w:hAnsi="Arial" w:eastAsia="Arial" w:cs="Arial"/>
                 <w:i w:val="false"/>
                 <w:b w:val="true"/>
                 <w:u w:val="none"/>
+                <w:strike w:val="false"/>
                 <w:sz w:val="21"/>
                 <w:szCs w:val="21"/>
                 <w:color w:val="063360"/>
@@ -205,7 +228,6 @@
           </w:tcPr>
           <w:p>
             <w:pPr>
-              <w:pStyle w:val="Normal"/>
               <w:jc w:val="left"/>
               <w:pBdr>
                 <w:bottom w:val="none" w:sz="0" w:space="0" w:color="000000"/>
@@ -215,13 +237,24 @@
               </w:pBdr>
               <w:spacing w:after="80" w:before="80" w:line="240"/>
               <w:ind w:left="80" w:right="80" w:firstLine="0" w:firstLineChars="0"/>
+              <w:rPr>
+                <w:rFonts w:ascii="Arial" w:hAnsi="Arial" w:eastAsia="Arial" w:cs="Arial"/>
+                <w:i w:val="false"/>
+                <w:b w:val="true"/>
+                <w:u w:val="none"/>
+                <w:strike w:val="false"/>
+                <w:sz w:val="21"/>
+                <w:szCs w:val="21"/>
+                <w:color w:val="063360"/>
+              </w:rPr>
             </w:pPr>
             <w:r>
               <w:rPr>
-                <w:rFonts w:ascii="Arial" w:hAnsi="DejaVu Sans" w:eastAsia="DejaVu Sans" w:cs="DejaVu Sans"/>
+                <w:rFonts w:ascii="Arial" w:hAnsi="Arial" w:eastAsia="Arial" w:cs="Arial"/>
                 <w:i w:val="false"/>
                 <w:b w:val="true"/>
                 <w:u w:val="none"/>
+                <w:strike w:val="false"/>
                 <w:sz w:val="21"/>
                 <w:szCs w:val="21"/>
                 <w:color w:val="063360"/>
@@ -249,7 +282,6 @@
           </w:tcPr>
           <w:p>
             <w:pPr>
-              <w:pStyle w:val="Normal"/>
               <w:jc w:val="left"/>
               <w:pBdr>
                 <w:bottom w:val="none" w:sz="0" w:space="0" w:color="000000"/>
@@ -259,13 +291,24 @@
               </w:pBdr>
               <w:spacing w:after="80" w:before="80" w:line="240"/>
               <w:ind w:left="80" w:right="80" w:firstLine="0" w:firstLineChars="0"/>
+              <w:rPr>
+                <w:rFonts w:ascii="Arial" w:hAnsi="Arial" w:eastAsia="Arial" w:cs="Arial"/>
+                <w:i w:val="false"/>
+                <w:b w:val="true"/>
+                <w:u w:val="none"/>
+                <w:strike w:val="false"/>
+                <w:sz w:val="21"/>
+                <w:szCs w:val="21"/>
+                <w:color w:val="063360"/>
+              </w:rPr>
             </w:pPr>
             <w:r>
               <w:rPr>
-                <w:rFonts w:ascii="Arial" w:hAnsi="DejaVu Sans" w:eastAsia="DejaVu Sans" w:cs="DejaVu Sans"/>
+                <w:rFonts w:ascii="Arial" w:hAnsi="Arial" w:eastAsia="Arial" w:cs="Arial"/>
                 <w:i w:val="false"/>
                 <w:b w:val="true"/>
                 <w:u w:val="none"/>
+                <w:strike w:val="false"/>
                 <w:sz w:val="21"/>
                 <w:szCs w:val="21"/>
                 <w:color w:val="063360"/>
@@ -299,7 +342,6 @@
           </w:tcPr>
           <w:p>
             <w:pPr>
-              <w:pStyle w:val="Normal"/>
               <w:jc w:val="left"/>
               <w:pBdr>
                 <w:bottom w:val="none" w:sz="0" w:space="0" w:color="000000"/>
@@ -309,13 +351,24 @@
               </w:pBdr>
               <w:spacing w:after="80" w:before="80" w:line="240"/>
               <w:ind w:left="80" w:right="80" w:firstLine="0" w:firstLineChars="0"/>
+              <w:rPr>
+                <w:rFonts w:ascii="Arial" w:hAnsi="Arial" w:eastAsia="Arial" w:cs="Arial"/>
+                <w:i w:val="false"/>
+                <w:b w:val="false"/>
+                <w:u w:val="none"/>
+                <w:strike w:val="false"/>
+                <w:sz w:val="21"/>
+                <w:szCs w:val="21"/>
+                <w:color w:val="000000"/>
+              </w:rPr>
             </w:pPr>
             <w:r>
               <w:rPr>
-                <w:rFonts w:ascii="Arial" w:hAnsi="DejaVu Sans" w:eastAsia="DejaVu Sans" w:cs="DejaVu Sans"/>
-                <w:i w:val="false"/>
-                <w:b w:val="false"/>
-                <w:u w:val="none"/>
+                <w:rFonts w:ascii="Arial" w:hAnsi="Arial" w:eastAsia="Arial" w:cs="Arial"/>
+                <w:i w:val="false"/>
+                <w:b w:val="false"/>
+                <w:u w:val="none"/>
+                <w:strike w:val="false"/>
                 <w:sz w:val="21"/>
                 <w:szCs w:val="21"/>
                 <w:color w:val="000000"/>
@@ -343,7 +396,6 @@
           </w:tcPr>
           <w:p>
             <w:pPr>
-              <w:pStyle w:val="Normal"/>
               <w:jc w:val="left"/>
               <w:pBdr>
                 <w:bottom w:val="none" w:sz="0" w:space="0" w:color="000000"/>
@@ -353,18 +405,29 @@
               </w:pBdr>
               <w:spacing w:after="80" w:before="80" w:line="240"/>
               <w:ind w:left="80" w:right="80" w:firstLine="0" w:firstLineChars="0"/>
+              <w:rPr>
+                <w:rFonts w:ascii="Arial" w:hAnsi="Arial" w:eastAsia="Arial" w:cs="Arial"/>
+                <w:i w:val="false"/>
+                <w:b w:val="false"/>
+                <w:u w:val="none"/>
+                <w:strike w:val="false"/>
+                <w:sz w:val="21"/>
+                <w:szCs w:val="21"/>
+                <w:color w:val="000000"/>
+              </w:rPr>
             </w:pPr>
             <w:r>
               <w:rPr>
-                <w:rFonts w:ascii="Arial" w:hAnsi="DejaVu Sans" w:eastAsia="DejaVu Sans" w:cs="DejaVu Sans"/>
-                <w:i w:val="false"/>
-                <w:b w:val="false"/>
-                <w:u w:val="none"/>
-                <w:sz w:val="21"/>
-                <w:szCs w:val="21"/>
-                <w:color w:val="000000"/>
-              </w:rPr>
-              <w:t xml:space="preserve">1,449</w:t>
+                <w:rFonts w:ascii="Arial" w:hAnsi="Arial" w:eastAsia="Arial" w:cs="Arial"/>
+                <w:i w:val="false"/>
+                <w:b w:val="false"/>
+                <w:u w:val="none"/>
+                <w:strike w:val="false"/>
+                <w:sz w:val="21"/>
+                <w:szCs w:val="21"/>
+                <w:color w:val="000000"/>
+              </w:rPr>
+              <w:t xml:space="preserve">1,432</w:t>
             </w:r>
           </w:p>
         </w:tc>
@@ -387,7 +450,6 @@
           </w:tcPr>
           <w:p>
             <w:pPr>
-              <w:pStyle w:val="Normal"/>
               <w:jc w:val="left"/>
               <w:pBdr>
                 <w:bottom w:val="none" w:sz="0" w:space="0" w:color="000000"/>
@@ -397,18 +459,29 @@
               </w:pBdr>
               <w:spacing w:after="80" w:before="80" w:line="240"/>
               <w:ind w:left="80" w:right="80" w:firstLine="0" w:firstLineChars="0"/>
+              <w:rPr>
+                <w:rFonts w:ascii="Arial" w:hAnsi="Arial" w:eastAsia="Arial" w:cs="Arial"/>
+                <w:i w:val="false"/>
+                <w:b w:val="false"/>
+                <w:u w:val="none"/>
+                <w:strike w:val="false"/>
+                <w:sz w:val="21"/>
+                <w:szCs w:val="21"/>
+                <w:color w:val="000000"/>
+              </w:rPr>
             </w:pPr>
             <w:r>
               <w:rPr>
-                <w:rFonts w:ascii="Arial" w:hAnsi="DejaVu Sans" w:eastAsia="DejaVu Sans" w:cs="DejaVu Sans"/>
-                <w:i w:val="false"/>
-                <w:b w:val="false"/>
-                <w:u w:val="none"/>
-                <w:sz w:val="21"/>
-                <w:szCs w:val="21"/>
-                <w:color w:val="000000"/>
-              </w:rPr>
-              <w:t xml:space="preserve">784</w:t>
+                <w:rFonts w:ascii="Arial" w:hAnsi="Arial" w:eastAsia="Arial" w:cs="Arial"/>
+                <w:i w:val="false"/>
+                <w:b w:val="false"/>
+                <w:u w:val="none"/>
+                <w:strike w:val="false"/>
+                <w:sz w:val="21"/>
+                <w:szCs w:val="21"/>
+                <w:color w:val="000000"/>
+              </w:rPr>
+              <w:t xml:space="preserve">762</w:t>
             </w:r>
           </w:p>
         </w:tc>
@@ -431,7 +504,6 @@
           </w:tcPr>
           <w:p>
             <w:pPr>
-              <w:pStyle w:val="Normal"/>
               <w:jc w:val="left"/>
               <w:pBdr>
                 <w:bottom w:val="none" w:sz="0" w:space="0" w:color="000000"/>
@@ -441,13 +513,24 @@
               </w:pBdr>
               <w:spacing w:after="80" w:before="80" w:line="240"/>
               <w:ind w:left="80" w:right="80" w:firstLine="0" w:firstLineChars="0"/>
+              <w:rPr>
+                <w:rFonts w:ascii="Arial" w:hAnsi="Arial" w:eastAsia="Arial" w:cs="Arial"/>
+                <w:i w:val="false"/>
+                <w:b w:val="false"/>
+                <w:u w:val="none"/>
+                <w:strike w:val="false"/>
+                <w:sz w:val="21"/>
+                <w:szCs w:val="21"/>
+                <w:color w:val="000000"/>
+              </w:rPr>
             </w:pPr>
             <w:r>
               <w:rPr>
-                <w:rFonts w:ascii="Arial" w:hAnsi="DejaVu Sans" w:eastAsia="DejaVu Sans" w:cs="DejaVu Sans"/>
-                <w:i w:val="false"/>
-                <w:b w:val="false"/>
-                <w:u w:val="none"/>
+                <w:rFonts w:ascii="Arial" w:hAnsi="Arial" w:eastAsia="Arial" w:cs="Arial"/>
+                <w:i w:val="false"/>
+                <w:b w:val="false"/>
+                <w:u w:val="none"/>
+                <w:strike w:val="false"/>
                 <w:sz w:val="21"/>
                 <w:szCs w:val="21"/>
                 <w:color w:val="000000"/>
@@ -481,7 +564,6 @@
           </w:tcPr>
           <w:p>
             <w:pPr>
-              <w:pStyle w:val="Normal"/>
               <w:jc w:val="left"/>
               <w:pBdr>
                 <w:bottom w:val="none" w:sz="0" w:space="0" w:color="000000"/>
@@ -491,13 +573,24 @@
               </w:pBdr>
               <w:spacing w:after="80" w:before="80" w:line="240"/>
               <w:ind w:left="80" w:right="80" w:firstLine="0" w:firstLineChars="0"/>
+              <w:rPr>
+                <w:rFonts w:ascii="Arial" w:hAnsi="Arial" w:eastAsia="Arial" w:cs="Arial"/>
+                <w:i w:val="false"/>
+                <w:b w:val="false"/>
+                <w:u w:val="none"/>
+                <w:strike w:val="false"/>
+                <w:sz w:val="21"/>
+                <w:szCs w:val="21"/>
+                <w:color w:val="000000"/>
+              </w:rPr>
             </w:pPr>
             <w:r>
               <w:rPr>
-                <w:rFonts w:ascii="Arial" w:hAnsi="DejaVu Sans" w:eastAsia="DejaVu Sans" w:cs="DejaVu Sans"/>
-                <w:i w:val="false"/>
-                <w:b w:val="false"/>
-                <w:u w:val="none"/>
+                <w:rFonts w:ascii="Arial" w:hAnsi="Arial" w:eastAsia="Arial" w:cs="Arial"/>
+                <w:i w:val="false"/>
+                <w:b w:val="false"/>
+                <w:u w:val="none"/>
+                <w:strike w:val="false"/>
                 <w:sz w:val="21"/>
                 <w:szCs w:val="21"/>
                 <w:color w:val="000000"/>
@@ -525,7 +618,6 @@
           </w:tcPr>
           <w:p>
             <w:pPr>
-              <w:pStyle w:val="Normal"/>
               <w:jc w:val="left"/>
               <w:pBdr>
                 <w:bottom w:val="none" w:sz="0" w:space="0" w:color="000000"/>
@@ -535,18 +627,29 @@
               </w:pBdr>
               <w:spacing w:after="80" w:before="80" w:line="240"/>
               <w:ind w:left="80" w:right="80" w:firstLine="0" w:firstLineChars="0"/>
+              <w:rPr>
+                <w:rFonts w:ascii="Arial" w:hAnsi="Arial" w:eastAsia="Arial" w:cs="Arial"/>
+                <w:i w:val="false"/>
+                <w:b w:val="false"/>
+                <w:u w:val="none"/>
+                <w:strike w:val="false"/>
+                <w:sz w:val="21"/>
+                <w:szCs w:val="21"/>
+                <w:color w:val="000000"/>
+              </w:rPr>
             </w:pPr>
             <w:r>
               <w:rPr>
-                <w:rFonts w:ascii="Arial" w:hAnsi="DejaVu Sans" w:eastAsia="DejaVu Sans" w:cs="DejaVu Sans"/>
-                <w:i w:val="false"/>
-                <w:b w:val="false"/>
-                <w:u w:val="none"/>
-                <w:sz w:val="21"/>
-                <w:szCs w:val="21"/>
-                <w:color w:val="000000"/>
-              </w:rPr>
-              <w:t xml:space="preserve">2,079</w:t>
+                <w:rFonts w:ascii="Arial" w:hAnsi="Arial" w:eastAsia="Arial" w:cs="Arial"/>
+                <w:i w:val="false"/>
+                <w:b w:val="false"/>
+                <w:u w:val="none"/>
+                <w:strike w:val="false"/>
+                <w:sz w:val="21"/>
+                <w:szCs w:val="21"/>
+                <w:color w:val="000000"/>
+              </w:rPr>
+              <w:t xml:space="preserve">2,257</w:t>
             </w:r>
           </w:p>
         </w:tc>
@@ -569,7 +672,6 @@
           </w:tcPr>
           <w:p>
             <w:pPr>
-              <w:pStyle w:val="Normal"/>
               <w:jc w:val="left"/>
               <w:pBdr>
                 <w:bottom w:val="none" w:sz="0" w:space="0" w:color="000000"/>
@@ -579,18 +681,29 @@
               </w:pBdr>
               <w:spacing w:after="80" w:before="80" w:line="240"/>
               <w:ind w:left="80" w:right="80" w:firstLine="0" w:firstLineChars="0"/>
+              <w:rPr>
+                <w:rFonts w:ascii="Arial" w:hAnsi="Arial" w:eastAsia="Arial" w:cs="Arial"/>
+                <w:i w:val="false"/>
+                <w:b w:val="false"/>
+                <w:u w:val="none"/>
+                <w:strike w:val="false"/>
+                <w:sz w:val="21"/>
+                <w:szCs w:val="21"/>
+                <w:color w:val="000000"/>
+              </w:rPr>
             </w:pPr>
             <w:r>
               <w:rPr>
-                <w:rFonts w:ascii="Arial" w:hAnsi="DejaVu Sans" w:eastAsia="DejaVu Sans" w:cs="DejaVu Sans"/>
-                <w:i w:val="false"/>
-                <w:b w:val="false"/>
-                <w:u w:val="none"/>
-                <w:sz w:val="21"/>
-                <w:szCs w:val="21"/>
-                <w:color w:val="000000"/>
-              </w:rPr>
-              <w:t xml:space="preserve">2,230</w:t>
+                <w:rFonts w:ascii="Arial" w:hAnsi="Arial" w:eastAsia="Arial" w:cs="Arial"/>
+                <w:i w:val="false"/>
+                <w:b w:val="false"/>
+                <w:u w:val="none"/>
+                <w:strike w:val="false"/>
+                <w:sz w:val="21"/>
+                <w:szCs w:val="21"/>
+                <w:color w:val="000000"/>
+              </w:rPr>
+              <w:t xml:space="preserve">2,400</w:t>
             </w:r>
           </w:p>
         </w:tc>
@@ -613,7 +726,6 @@
           </w:tcPr>
           <w:p>
             <w:pPr>
-              <w:pStyle w:val="Normal"/>
               <w:jc w:val="left"/>
               <w:pBdr>
                 <w:bottom w:val="none" w:sz="0" w:space="0" w:color="000000"/>
@@ -623,13 +735,24 @@
               </w:pBdr>
               <w:spacing w:after="80" w:before="80" w:line="240"/>
               <w:ind w:left="80" w:right="80" w:firstLine="0" w:firstLineChars="0"/>
+              <w:rPr>
+                <w:rFonts w:ascii="Arial" w:hAnsi="Arial" w:eastAsia="Arial" w:cs="Arial"/>
+                <w:i w:val="false"/>
+                <w:b w:val="false"/>
+                <w:u w:val="none"/>
+                <w:strike w:val="false"/>
+                <w:sz w:val="21"/>
+                <w:szCs w:val="21"/>
+                <w:color w:val="000000"/>
+              </w:rPr>
             </w:pPr>
             <w:r>
               <w:rPr>
-                <w:rFonts w:ascii="Arial" w:hAnsi="DejaVu Sans" w:eastAsia="DejaVu Sans" w:cs="DejaVu Sans"/>
-                <w:i w:val="false"/>
-                <w:b w:val="false"/>
-                <w:u w:val="none"/>
+                <w:rFonts w:ascii="Arial" w:hAnsi="Arial" w:eastAsia="Arial" w:cs="Arial"/>
+                <w:i w:val="false"/>
+                <w:b w:val="false"/>
+                <w:u w:val="none"/>
+                <w:strike w:val="false"/>
                 <w:sz w:val="21"/>
                 <w:szCs w:val="21"/>
                 <w:color w:val="000000"/>
@@ -663,7 +786,6 @@
           </w:tcPr>
           <w:p>
             <w:pPr>
-              <w:pStyle w:val="Normal"/>
               <w:jc w:val="left"/>
               <w:pBdr>
                 <w:bottom w:val="none" w:sz="0" w:space="0" w:color="000000"/>
@@ -673,13 +795,24 @@
               </w:pBdr>
               <w:spacing w:after="80" w:before="80" w:line="240"/>
               <w:ind w:left="80" w:right="80" w:firstLine="0" w:firstLineChars="0"/>
+              <w:rPr>
+                <w:rFonts w:ascii="Arial" w:hAnsi="Arial" w:eastAsia="Arial" w:cs="Arial"/>
+                <w:i w:val="false"/>
+                <w:b w:val="false"/>
+                <w:u w:val="none"/>
+                <w:strike w:val="false"/>
+                <w:sz w:val="21"/>
+                <w:szCs w:val="21"/>
+                <w:color w:val="000000"/>
+              </w:rPr>
             </w:pPr>
             <w:r>
               <w:rPr>
-                <w:rFonts w:ascii="Arial" w:hAnsi="DejaVu Sans" w:eastAsia="DejaVu Sans" w:cs="DejaVu Sans"/>
-                <w:i w:val="false"/>
-                <w:b w:val="false"/>
-                <w:u w:val="none"/>
+                <w:rFonts w:ascii="Arial" w:hAnsi="Arial" w:eastAsia="Arial" w:cs="Arial"/>
+                <w:i w:val="false"/>
+                <w:b w:val="false"/>
+                <w:u w:val="none"/>
+                <w:strike w:val="false"/>
                 <w:sz w:val="21"/>
                 <w:szCs w:val="21"/>
                 <w:color w:val="000000"/>
@@ -707,7 +840,6 @@
           </w:tcPr>
           <w:p>
             <w:pPr>
-              <w:pStyle w:val="Normal"/>
               <w:jc w:val="left"/>
               <w:pBdr>
                 <w:bottom w:val="none" w:sz="0" w:space="0" w:color="000000"/>
@@ -717,13 +849,24 @@
               </w:pBdr>
               <w:spacing w:after="80" w:before="80" w:line="240"/>
               <w:ind w:left="80" w:right="80" w:firstLine="0" w:firstLineChars="0"/>
+              <w:rPr>
+                <w:rFonts w:ascii="Arial" w:hAnsi="Arial" w:eastAsia="Arial" w:cs="Arial"/>
+                <w:i w:val="false"/>
+                <w:b w:val="false"/>
+                <w:u w:val="none"/>
+                <w:strike w:val="false"/>
+                <w:sz w:val="21"/>
+                <w:szCs w:val="21"/>
+                <w:color w:val="000000"/>
+              </w:rPr>
             </w:pPr>
             <w:r>
               <w:rPr>
-                <w:rFonts w:ascii="Arial" w:hAnsi="DejaVu Sans" w:eastAsia="DejaVu Sans" w:cs="DejaVu Sans"/>
-                <w:i w:val="false"/>
-                <w:b w:val="false"/>
-                <w:u w:val="none"/>
+                <w:rFonts w:ascii="Arial" w:hAnsi="Arial" w:eastAsia="Arial" w:cs="Arial"/>
+                <w:i w:val="false"/>
+                <w:b w:val="false"/>
+                <w:u w:val="none"/>
+                <w:strike w:val="false"/>
                 <w:sz w:val="21"/>
                 <w:szCs w:val="21"/>
                 <w:color w:val="000000"/>
@@ -751,7 +894,6 @@
           </w:tcPr>
           <w:p>
             <w:pPr>
-              <w:pStyle w:val="Normal"/>
               <w:jc w:val="left"/>
               <w:pBdr>
                 <w:bottom w:val="none" w:sz="0" w:space="0" w:color="000000"/>
@@ -761,13 +903,24 @@
               </w:pBdr>
               <w:spacing w:after="80" w:before="80" w:line="240"/>
               <w:ind w:left="80" w:right="80" w:firstLine="0" w:firstLineChars="0"/>
+              <w:rPr>
+                <w:rFonts w:ascii="Arial" w:hAnsi="Arial" w:eastAsia="Arial" w:cs="Arial"/>
+                <w:i w:val="false"/>
+                <w:b w:val="false"/>
+                <w:u w:val="none"/>
+                <w:strike w:val="false"/>
+                <w:sz w:val="21"/>
+                <w:szCs w:val="21"/>
+                <w:color w:val="000000"/>
+              </w:rPr>
             </w:pPr>
             <w:r>
               <w:rPr>
-                <w:rFonts w:ascii="Arial" w:hAnsi="DejaVu Sans" w:eastAsia="DejaVu Sans" w:cs="DejaVu Sans"/>
-                <w:i w:val="false"/>
-                <w:b w:val="false"/>
-                <w:u w:val="none"/>
+                <w:rFonts w:ascii="Arial" w:hAnsi="Arial" w:eastAsia="Arial" w:cs="Arial"/>
+                <w:i w:val="false"/>
+                <w:b w:val="false"/>
+                <w:u w:val="none"/>
+                <w:strike w:val="false"/>
                 <w:sz w:val="21"/>
                 <w:szCs w:val="21"/>
                 <w:color w:val="000000"/>
@@ -795,7 +948,6 @@
           </w:tcPr>
           <w:p>
             <w:pPr>
-              <w:pStyle w:val="Normal"/>
               <w:jc w:val="left"/>
               <w:pBdr>
                 <w:bottom w:val="none" w:sz="0" w:space="0" w:color="000000"/>
@@ -805,13 +957,24 @@
               </w:pBdr>
               <w:spacing w:after="80" w:before="80" w:line="240"/>
               <w:ind w:left="80" w:right="80" w:firstLine="0" w:firstLineChars="0"/>
+              <w:rPr>
+                <w:rFonts w:ascii="Arial" w:hAnsi="Arial" w:eastAsia="Arial" w:cs="Arial"/>
+                <w:i w:val="false"/>
+                <w:b w:val="false"/>
+                <w:u w:val="none"/>
+                <w:strike w:val="false"/>
+                <w:sz w:val="21"/>
+                <w:szCs w:val="21"/>
+                <w:color w:val="000000"/>
+              </w:rPr>
             </w:pPr>
             <w:r>
               <w:rPr>
-                <w:rFonts w:ascii="Arial" w:hAnsi="DejaVu Sans" w:eastAsia="DejaVu Sans" w:cs="DejaVu Sans"/>
-                <w:i w:val="false"/>
-                <w:b w:val="false"/>
-                <w:u w:val="none"/>
+                <w:rFonts w:ascii="Arial" w:hAnsi="Arial" w:eastAsia="Arial" w:cs="Arial"/>
+                <w:i w:val="false"/>
+                <w:b w:val="false"/>
+                <w:u w:val="none"/>
+                <w:strike w:val="false"/>
                 <w:sz w:val="21"/>
                 <w:szCs w:val="21"/>
                 <w:color w:val="000000"/>
@@ -841,6 +1004,7 @@
           <w:i w:val="false"/>
           <w:b w:val="true"/>
           <w:u w:val="none"/>
+          <w:strike w:val="false"/>
           <w:sz w:val="26"/>
           <w:szCs w:val="26"/>
           <w:color w:val="215A9E"/>
@@ -867,6 +1031,7 @@
           <w:i w:val="false"/>
           <w:b w:val="false"/>
           <w:u w:val="none"/>
+          <w:strike w:val="false"/>
           <w:sz w:val="22"/>
           <w:szCs w:val="22"/>
           <w:color w:val="000000"/>
@@ -893,6 +1058,7 @@
           <w:i w:val="false"/>
           <w:b w:val="false"/>
           <w:u w:val="none"/>
+          <w:strike w:val="false"/>
           <w:sz w:val="22"/>
           <w:szCs w:val="22"/>
           <w:color w:val="000000"/>
@@ -919,6 +1085,7 @@
           <w:i w:val="false"/>
           <w:b w:val="false"/>
           <w:u w:val="none"/>
+          <w:strike w:val="false"/>
           <w:sz w:val="22"/>
           <w:szCs w:val="22"/>
           <w:color w:val="000000"/>
@@ -945,6 +1112,7 @@
           <w:i w:val="false"/>
           <w:b w:val="false"/>
           <w:u w:val="none"/>
+          <w:strike w:val="false"/>
           <w:sz w:val="22"/>
           <w:szCs w:val="22"/>
           <w:color w:val="000000"/>
@@ -971,6 +1139,7 @@
           <w:i w:val="false"/>
           <w:b w:val="false"/>
           <w:u w:val="none"/>
+          <w:strike w:val="false"/>
           <w:sz w:val="22"/>
           <w:szCs w:val="22"/>
           <w:color w:val="000000"/>
@@ -1003,6 +1172,7 @@
           <w:i w:val="false"/>
           <w:b w:val="false"/>
           <w:u w:val="none"/>
+          <w:strike w:val="false"/>
           <w:sz w:val="18"/>
           <w:szCs w:val="18"/>
           <w:color w:val="545860"/>
@@ -1029,6 +1199,7 @@
           <w:i w:val="false"/>
           <w:b w:val="true"/>
           <w:u w:val="none"/>
+          <w:strike w:val="false"/>
           <w:sz w:val="36"/>
           <w:szCs w:val="36"/>
           <w:color w:val="063360"/>
@@ -1055,11 +1226,12 @@
           <w:i w:val="false"/>
           <w:b w:val="false"/>
           <w:u w:val="none"/>
+          <w:strike w:val="false"/>
           <w:sz w:val="22"/>
           <w:szCs w:val="22"/>
           <w:color w:val="000000"/>
         </w:rPr>
-        <w:t xml:space="preserve">The same data as a regression, the way an evaluator would report it. Standard errors are clustered by neighbourhood.</w:t>
+        <w:t xml:space="preserve">The same data as a regression, the way an evaluator would report it. Each business appears twice (before and after), so standard errors are clustered by business.</w:t>
       </w:r>
     </w:p>
     <w:tbl xmlns:a="http://schemas.openxmlformats.org/drawingml/2006/main" xmlns:pic="http://schemas.openxmlformats.org/drawingml/2006/picture">
@@ -1100,7 +1272,6 @@
           </w:tcPr>
           <w:p>
             <w:pPr>
-              <w:pStyle w:val="Normal"/>
               <w:jc w:val="left"/>
               <w:pBdr>
                 <w:bottom w:val="none" w:sz="0" w:space="0" w:color="000000"/>
@@ -1110,13 +1281,24 @@
               </w:pBdr>
               <w:spacing w:after="80" w:before="80" w:line="240"/>
               <w:ind w:left="80" w:right="80" w:firstLine="0" w:firstLineChars="0"/>
+              <w:rPr>
+                <w:rFonts w:ascii="Arial" w:hAnsi="Arial" w:eastAsia="Arial" w:cs="Arial"/>
+                <w:i w:val="false"/>
+                <w:b w:val="true"/>
+                <w:u w:val="none"/>
+                <w:strike w:val="false"/>
+                <w:sz w:val="21"/>
+                <w:szCs w:val="21"/>
+                <w:color w:val="063360"/>
+              </w:rPr>
             </w:pPr>
             <w:r>
               <w:rPr>
-                <w:rFonts w:ascii="Arial" w:hAnsi="DejaVu Sans" w:eastAsia="DejaVu Sans" w:cs="DejaVu Sans"/>
+                <w:rFonts w:ascii="Arial" w:hAnsi="Arial" w:eastAsia="Arial" w:cs="Arial"/>
                 <w:i w:val="false"/>
                 <w:b w:val="true"/>
                 <w:u w:val="none"/>
+                <w:strike w:val="false"/>
                 <w:sz w:val="21"/>
                 <w:szCs w:val="21"/>
                 <w:color w:val="063360"/>
@@ -1144,7 +1326,6 @@
           </w:tcPr>
           <w:p>
             <w:pPr>
-              <w:pStyle w:val="Normal"/>
               <w:jc w:val="left"/>
               <w:pBdr>
                 <w:bottom w:val="none" w:sz="0" w:space="0" w:color="000000"/>
@@ -1154,13 +1335,24 @@
               </w:pBdr>
               <w:spacing w:after="80" w:before="80" w:line="240"/>
               <w:ind w:left="80" w:right="80" w:firstLine="0" w:firstLineChars="0"/>
+              <w:rPr>
+                <w:rFonts w:ascii="Arial" w:hAnsi="Arial" w:eastAsia="Arial" w:cs="Arial"/>
+                <w:i w:val="false"/>
+                <w:b w:val="true"/>
+                <w:u w:val="none"/>
+                <w:strike w:val="false"/>
+                <w:sz w:val="21"/>
+                <w:szCs w:val="21"/>
+                <w:color w:val="063360"/>
+              </w:rPr>
             </w:pPr>
             <w:r>
               <w:rPr>
-                <w:rFonts w:ascii="Arial" w:hAnsi="DejaVu Sans" w:eastAsia="DejaVu Sans" w:cs="DejaVu Sans"/>
+                <w:rFonts w:ascii="Arial" w:hAnsi="Arial" w:eastAsia="Arial" w:cs="Arial"/>
                 <w:i w:val="false"/>
                 <w:b w:val="true"/>
                 <w:u w:val="none"/>
+                <w:strike w:val="false"/>
                 <w:sz w:val="21"/>
                 <w:szCs w:val="21"/>
                 <w:color w:val="063360"/>
@@ -1188,7 +1380,6 @@
           </w:tcPr>
           <w:p>
             <w:pPr>
-              <w:pStyle w:val="Normal"/>
               <w:jc w:val="left"/>
               <w:pBdr>
                 <w:bottom w:val="none" w:sz="0" w:space="0" w:color="000000"/>
@@ -1198,13 +1389,24 @@
               </w:pBdr>
               <w:spacing w:after="80" w:before="80" w:line="240"/>
               <w:ind w:left="80" w:right="80" w:firstLine="0" w:firstLineChars="0"/>
+              <w:rPr>
+                <w:rFonts w:ascii="Arial" w:hAnsi="Arial" w:eastAsia="Arial" w:cs="Arial"/>
+                <w:i w:val="false"/>
+                <w:b w:val="true"/>
+                <w:u w:val="none"/>
+                <w:strike w:val="false"/>
+                <w:sz w:val="21"/>
+                <w:szCs w:val="21"/>
+                <w:color w:val="063360"/>
+              </w:rPr>
             </w:pPr>
             <w:r>
               <w:rPr>
-                <w:rFonts w:ascii="Arial" w:hAnsi="DejaVu Sans" w:eastAsia="DejaVu Sans" w:cs="DejaVu Sans"/>
+                <w:rFonts w:ascii="Arial" w:hAnsi="Arial" w:eastAsia="Arial" w:cs="Arial"/>
                 <w:i w:val="false"/>
                 <w:b w:val="true"/>
                 <w:u w:val="none"/>
+                <w:strike w:val="false"/>
                 <w:sz w:val="21"/>
                 <w:szCs w:val="21"/>
                 <w:color w:val="063360"/>
@@ -1232,7 +1434,6 @@
           </w:tcPr>
           <w:p>
             <w:pPr>
-              <w:pStyle w:val="Normal"/>
               <w:jc w:val="left"/>
               <w:pBdr>
                 <w:bottom w:val="none" w:sz="0" w:space="0" w:color="000000"/>
@@ -1242,13 +1443,24 @@
               </w:pBdr>
               <w:spacing w:after="80" w:before="80" w:line="240"/>
               <w:ind w:left="80" w:right="80" w:firstLine="0" w:firstLineChars="0"/>
+              <w:rPr>
+                <w:rFonts w:ascii="Arial" w:hAnsi="Arial" w:eastAsia="Arial" w:cs="Arial"/>
+                <w:i w:val="false"/>
+                <w:b w:val="true"/>
+                <w:u w:val="none"/>
+                <w:strike w:val="false"/>
+                <w:sz w:val="21"/>
+                <w:szCs w:val="21"/>
+                <w:color w:val="063360"/>
+              </w:rPr>
             </w:pPr>
             <w:r>
               <w:rPr>
-                <w:rFonts w:ascii="Arial" w:hAnsi="DejaVu Sans" w:eastAsia="DejaVu Sans" w:cs="DejaVu Sans"/>
+                <w:rFonts w:ascii="Arial" w:hAnsi="Arial" w:eastAsia="Arial" w:cs="Arial"/>
                 <w:i w:val="false"/>
                 <w:b w:val="true"/>
                 <w:u w:val="none"/>
+                <w:strike w:val="false"/>
                 <w:sz w:val="21"/>
                 <w:szCs w:val="21"/>
                 <w:color w:val="063360"/>
@@ -1276,7 +1488,6 @@
           </w:tcPr>
           <w:p>
             <w:pPr>
-              <w:pStyle w:val="Normal"/>
               <w:jc w:val="left"/>
               <w:pBdr>
                 <w:bottom w:val="none" w:sz="0" w:space="0" w:color="000000"/>
@@ -1286,13 +1497,24 @@
               </w:pBdr>
               <w:spacing w:after="80" w:before="80" w:line="240"/>
               <w:ind w:left="80" w:right="80" w:firstLine="0" w:firstLineChars="0"/>
+              <w:rPr>
+                <w:rFonts w:ascii="Arial" w:hAnsi="Arial" w:eastAsia="Arial" w:cs="Arial"/>
+                <w:i w:val="false"/>
+                <w:b w:val="true"/>
+                <w:u w:val="none"/>
+                <w:strike w:val="false"/>
+                <w:sz w:val="21"/>
+                <w:szCs w:val="21"/>
+                <w:color w:val="063360"/>
+              </w:rPr>
             </w:pPr>
             <w:r>
               <w:rPr>
-                <w:rFonts w:ascii="Arial" w:hAnsi="DejaVu Sans" w:eastAsia="DejaVu Sans" w:cs="DejaVu Sans"/>
+                <w:rFonts w:ascii="Arial" w:hAnsi="Arial" w:eastAsia="Arial" w:cs="Arial"/>
                 <w:i w:val="false"/>
                 <w:b w:val="true"/>
                 <w:u w:val="none"/>
+                <w:strike w:val="false"/>
                 <w:sz w:val="21"/>
                 <w:szCs w:val="21"/>
                 <w:color w:val="063360"/>
@@ -1326,7 +1548,6 @@
           </w:tcPr>
           <w:p>
             <w:pPr>
-              <w:pStyle w:val="Normal"/>
               <w:jc w:val="left"/>
               <w:pBdr>
                 <w:bottom w:val="none" w:sz="0" w:space="0" w:color="000000"/>
@@ -1336,13 +1557,24 @@
               </w:pBdr>
               <w:spacing w:after="80" w:before="80" w:line="240"/>
               <w:ind w:left="80" w:right="80" w:firstLine="0" w:firstLineChars="0"/>
+              <w:rPr>
+                <w:rFonts w:ascii="Arial" w:hAnsi="Arial" w:eastAsia="Arial" w:cs="Arial"/>
+                <w:i w:val="false"/>
+                <w:b w:val="false"/>
+                <w:u w:val="none"/>
+                <w:strike w:val="false"/>
+                <w:sz w:val="21"/>
+                <w:szCs w:val="21"/>
+                <w:color w:val="000000"/>
+              </w:rPr>
             </w:pPr>
             <w:r>
               <w:rPr>
-                <w:rFonts w:ascii="Arial" w:hAnsi="DejaVu Sans" w:eastAsia="DejaVu Sans" w:cs="DejaVu Sans"/>
-                <w:i w:val="false"/>
-                <w:b w:val="false"/>
-                <w:u w:val="none"/>
+                <w:rFonts w:ascii="Arial" w:hAnsi="Arial" w:eastAsia="Arial" w:cs="Arial"/>
+                <w:i w:val="false"/>
+                <w:b w:val="false"/>
+                <w:u w:val="none"/>
+                <w:strike w:val="false"/>
                 <w:sz w:val="21"/>
                 <w:szCs w:val="21"/>
                 <w:color w:val="000000"/>
@@ -1370,7 +1602,6 @@
           </w:tcPr>
           <w:p>
             <w:pPr>
-              <w:pStyle w:val="Normal"/>
               <w:jc w:val="left"/>
               <w:pBdr>
                 <w:bottom w:val="none" w:sz="0" w:space="0" w:color="000000"/>
@@ -1380,18 +1611,29 @@
               </w:pBdr>
               <w:spacing w:after="80" w:before="80" w:line="240"/>
               <w:ind w:left="80" w:right="80" w:firstLine="0" w:firstLineChars="0"/>
+              <w:rPr>
+                <w:rFonts w:ascii="Arial" w:hAnsi="Arial" w:eastAsia="Arial" w:cs="Arial"/>
+                <w:i w:val="false"/>
+                <w:b w:val="false"/>
+                <w:u w:val="none"/>
+                <w:strike w:val="false"/>
+                <w:sz w:val="21"/>
+                <w:szCs w:val="21"/>
+                <w:color w:val="000000"/>
+              </w:rPr>
             </w:pPr>
             <w:r>
               <w:rPr>
-                <w:rFonts w:ascii="Arial" w:hAnsi="DejaVu Sans" w:eastAsia="DejaVu Sans" w:cs="DejaVu Sans"/>
-                <w:i w:val="false"/>
-                <w:b w:val="false"/>
-                <w:u w:val="none"/>
-                <w:sz w:val="21"/>
-                <w:szCs w:val="21"/>
-                <w:color w:val="000000"/>
-              </w:rPr>
-              <w:t xml:space="preserve">2,079</w:t>
+                <w:rFonts w:ascii="Arial" w:hAnsi="Arial" w:eastAsia="Arial" w:cs="Arial"/>
+                <w:i w:val="false"/>
+                <w:b w:val="false"/>
+                <w:u w:val="none"/>
+                <w:strike w:val="false"/>
+                <w:sz w:val="21"/>
+                <w:szCs w:val="21"/>
+                <w:color w:val="000000"/>
+              </w:rPr>
+              <w:t xml:space="preserve">2,257</w:t>
             </w:r>
           </w:p>
         </w:tc>
@@ -1414,7 +1656,6 @@
           </w:tcPr>
           <w:p>
             <w:pPr>
-              <w:pStyle w:val="Normal"/>
               <w:jc w:val="left"/>
               <w:pBdr>
                 <w:bottom w:val="none" w:sz="0" w:space="0" w:color="000000"/>
@@ -1424,18 +1665,29 @@
               </w:pBdr>
               <w:spacing w:after="80" w:before="80" w:line="240"/>
               <w:ind w:left="80" w:right="80" w:firstLine="0" w:firstLineChars="0"/>
+              <w:rPr>
+                <w:rFonts w:ascii="Arial" w:hAnsi="Arial" w:eastAsia="Arial" w:cs="Arial"/>
+                <w:i w:val="false"/>
+                <w:b w:val="false"/>
+                <w:u w:val="none"/>
+                <w:strike w:val="false"/>
+                <w:sz w:val="21"/>
+                <w:szCs w:val="21"/>
+                <w:color w:val="000000"/>
+              </w:rPr>
             </w:pPr>
             <w:r>
               <w:rPr>
-                <w:rFonts w:ascii="Arial" w:hAnsi="DejaVu Sans" w:eastAsia="DejaVu Sans" w:cs="DejaVu Sans"/>
-                <w:i w:val="false"/>
-                <w:b w:val="false"/>
-                <w:u w:val="none"/>
-                <w:sz w:val="21"/>
-                <w:szCs w:val="21"/>
-                <w:color w:val="000000"/>
-              </w:rPr>
-              <w:t xml:space="preserve">17</w:t>
+                <w:rFonts w:ascii="Arial" w:hAnsi="Arial" w:eastAsia="Arial" w:cs="Arial"/>
+                <w:i w:val="false"/>
+                <w:b w:val="false"/>
+                <w:u w:val="none"/>
+                <w:strike w:val="false"/>
+                <w:sz w:val="21"/>
+                <w:szCs w:val="21"/>
+                <w:color w:val="000000"/>
+              </w:rPr>
+              <w:t xml:space="preserve">8</w:t>
             </w:r>
           </w:p>
         </w:tc>
@@ -1458,7 +1710,6 @@
           </w:tcPr>
           <w:p>
             <w:pPr>
-              <w:pStyle w:val="Normal"/>
               <w:jc w:val="left"/>
               <w:pBdr>
                 <w:bottom w:val="none" w:sz="0" w:space="0" w:color="000000"/>
@@ -1468,13 +1719,24 @@
               </w:pBdr>
               <w:spacing w:after="80" w:before="80" w:line="240"/>
               <w:ind w:left="80" w:right="80" w:firstLine="0" w:firstLineChars="0"/>
+              <w:rPr>
+                <w:rFonts w:ascii="Arial" w:hAnsi="Arial" w:eastAsia="Arial" w:cs="Arial"/>
+                <w:i w:val="false"/>
+                <w:b w:val="false"/>
+                <w:u w:val="none"/>
+                <w:strike w:val="false"/>
+                <w:sz w:val="21"/>
+                <w:szCs w:val="21"/>
+                <w:color w:val="000000"/>
+              </w:rPr>
             </w:pPr>
             <w:r>
               <w:rPr>
-                <w:rFonts w:ascii="Arial" w:hAnsi="DejaVu Sans" w:eastAsia="DejaVu Sans" w:cs="DejaVu Sans"/>
-                <w:i w:val="false"/>
-                <w:b w:val="false"/>
-                <w:u w:val="none"/>
+                <w:rFonts w:ascii="Arial" w:hAnsi="Arial" w:eastAsia="Arial" w:cs="Arial"/>
+                <w:i w:val="false"/>
+                <w:b w:val="false"/>
+                <w:u w:val="none"/>
+                <w:strike w:val="false"/>
                 <w:sz w:val="21"/>
                 <w:szCs w:val="21"/>
                 <w:color w:val="000000"/>
@@ -1502,7 +1764,6 @@
           </w:tcPr>
           <w:p>
             <w:pPr>
-              <w:pStyle w:val="Normal"/>
               <w:jc w:val="left"/>
               <w:pBdr>
                 <w:bottom w:val="none" w:sz="0" w:space="0" w:color="000000"/>
@@ -1512,18 +1773,29 @@
               </w:pBdr>
               <w:spacing w:after="80" w:before="80" w:line="240"/>
               <w:ind w:left="80" w:right="80" w:firstLine="0" w:firstLineChars="0"/>
+              <w:rPr>
+                <w:rFonts w:ascii="Arial" w:hAnsi="Arial" w:eastAsia="Arial" w:cs="Arial"/>
+                <w:i w:val="false"/>
+                <w:b w:val="false"/>
+                <w:u w:val="none"/>
+                <w:strike w:val="false"/>
+                <w:sz w:val="21"/>
+                <w:szCs w:val="21"/>
+                <w:color w:val="000000"/>
+              </w:rPr>
             </w:pPr>
             <w:r>
               <w:rPr>
-                <w:rFonts w:ascii="Arial" w:hAnsi="DejaVu Sans" w:eastAsia="DejaVu Sans" w:cs="DejaVu Sans"/>
-                <w:i w:val="false"/>
-                <w:b w:val="false"/>
-                <w:u w:val="none"/>
-                <w:sz w:val="21"/>
-                <w:szCs w:val="21"/>
-                <w:color w:val="000000"/>
-              </w:rPr>
-              <w:t xml:space="preserve">[2,044, 2,114]</w:t>
+                <w:rFonts w:ascii="Arial" w:hAnsi="Arial" w:eastAsia="Arial" w:cs="Arial"/>
+                <w:i w:val="false"/>
+                <w:b w:val="false"/>
+                <w:u w:val="none"/>
+                <w:strike w:val="false"/>
+                <w:sz w:val="21"/>
+                <w:szCs w:val="21"/>
+                <w:color w:val="000000"/>
+              </w:rPr>
+              <w:t xml:space="preserve">[2,241, 2,273]</w:t>
             </w:r>
           </w:p>
         </w:tc>
@@ -1552,7 +1824,6 @@
           </w:tcPr>
           <w:p>
             <w:pPr>
-              <w:pStyle w:val="Normal"/>
               <w:jc w:val="left"/>
               <w:pBdr>
                 <w:bottom w:val="none" w:sz="0" w:space="0" w:color="000000"/>
@@ -1562,18 +1833,29 @@
               </w:pBdr>
               <w:spacing w:after="80" w:before="80" w:line="240"/>
               <w:ind w:left="80" w:right="80" w:firstLine="0" w:firstLineChars="0"/>
+              <w:rPr>
+                <w:rFonts w:ascii="Arial" w:hAnsi="Arial" w:eastAsia="Arial" w:cs="Arial"/>
+                <w:i w:val="false"/>
+                <w:b w:val="false"/>
+                <w:u w:val="none"/>
+                <w:strike w:val="false"/>
+                <w:sz w:val="21"/>
+                <w:szCs w:val="21"/>
+                <w:color w:val="000000"/>
+              </w:rPr>
             </w:pPr>
             <w:r>
               <w:rPr>
-                <w:rFonts w:ascii="Arial" w:hAnsi="DejaVu Sans" w:eastAsia="DejaVu Sans" w:cs="DejaVu Sans"/>
-                <w:i w:val="false"/>
-                <w:b w:val="false"/>
-                <w:u w:val="none"/>
-                <w:sz w:val="21"/>
-                <w:szCs w:val="21"/>
-                <w:color w:val="000000"/>
-              </w:rPr>
-              <w:t xml:space="preserve">After (round 1)</w:t>
+                <w:rFonts w:ascii="Arial" w:hAnsi="Arial" w:eastAsia="Arial" w:cs="Arial"/>
+                <w:i w:val="false"/>
+                <w:b w:val="false"/>
+                <w:u w:val="none"/>
+                <w:strike w:val="false"/>
+                <w:sz w:val="21"/>
+                <w:szCs w:val="21"/>
+                <w:color w:val="000000"/>
+              </w:rPr>
+              <w:t xml:space="preserve">After</w:t>
             </w:r>
           </w:p>
         </w:tc>
@@ -1596,7 +1878,6 @@
           </w:tcPr>
           <w:p>
             <w:pPr>
-              <w:pStyle w:val="Normal"/>
               <w:jc w:val="left"/>
               <w:pBdr>
                 <w:bottom w:val="none" w:sz="0" w:space="0" w:color="000000"/>
@@ -1606,18 +1887,29 @@
               </w:pBdr>
               <w:spacing w:after="80" w:before="80" w:line="240"/>
               <w:ind w:left="80" w:right="80" w:firstLine="0" w:firstLineChars="0"/>
+              <w:rPr>
+                <w:rFonts w:ascii="Arial" w:hAnsi="Arial" w:eastAsia="Arial" w:cs="Arial"/>
+                <w:i w:val="false"/>
+                <w:b w:val="false"/>
+                <w:u w:val="none"/>
+                <w:strike w:val="false"/>
+                <w:sz w:val="21"/>
+                <w:szCs w:val="21"/>
+                <w:color w:val="000000"/>
+              </w:rPr>
             </w:pPr>
             <w:r>
               <w:rPr>
-                <w:rFonts w:ascii="Arial" w:hAnsi="DejaVu Sans" w:eastAsia="DejaVu Sans" w:cs="DejaVu Sans"/>
-                <w:i w:val="false"/>
-                <w:b w:val="false"/>
-                <w:u w:val="none"/>
-                <w:sz w:val="21"/>
-                <w:szCs w:val="21"/>
-                <w:color w:val="000000"/>
-              </w:rPr>
-              <w:t xml:space="preserve">151</w:t>
+                <w:rFonts w:ascii="Arial" w:hAnsi="Arial" w:eastAsia="Arial" w:cs="Arial"/>
+                <w:i w:val="false"/>
+                <w:b w:val="false"/>
+                <w:u w:val="none"/>
+                <w:strike w:val="false"/>
+                <w:sz w:val="21"/>
+                <w:szCs w:val="21"/>
+                <w:color w:val="000000"/>
+              </w:rPr>
+              <w:t xml:space="preserve">144</w:t>
             </w:r>
           </w:p>
         </w:tc>
@@ -1640,7 +1932,6 @@
           </w:tcPr>
           <w:p>
             <w:pPr>
-              <w:pStyle w:val="Normal"/>
               <w:jc w:val="left"/>
               <w:pBdr>
                 <w:bottom w:val="none" w:sz="0" w:space="0" w:color="000000"/>
@@ -1650,18 +1941,29 @@
               </w:pBdr>
               <w:spacing w:after="80" w:before="80" w:line="240"/>
               <w:ind w:left="80" w:right="80" w:firstLine="0" w:firstLineChars="0"/>
+              <w:rPr>
+                <w:rFonts w:ascii="Arial" w:hAnsi="Arial" w:eastAsia="Arial" w:cs="Arial"/>
+                <w:i w:val="false"/>
+                <w:b w:val="false"/>
+                <w:u w:val="none"/>
+                <w:strike w:val="false"/>
+                <w:sz w:val="21"/>
+                <w:szCs w:val="21"/>
+                <w:color w:val="000000"/>
+              </w:rPr>
             </w:pPr>
             <w:r>
               <w:rPr>
-                <w:rFonts w:ascii="Arial" w:hAnsi="DejaVu Sans" w:eastAsia="DejaVu Sans" w:cs="DejaVu Sans"/>
-                <w:i w:val="false"/>
-                <w:b w:val="false"/>
-                <w:u w:val="none"/>
-                <w:sz w:val="21"/>
-                <w:szCs w:val="21"/>
-                <w:color w:val="000000"/>
-              </w:rPr>
-              <w:t xml:space="preserve">36</w:t>
+                <w:rFonts w:ascii="Arial" w:hAnsi="Arial" w:eastAsia="Arial" w:cs="Arial"/>
+                <w:i w:val="false"/>
+                <w:b w:val="false"/>
+                <w:u w:val="none"/>
+                <w:strike w:val="false"/>
+                <w:sz w:val="21"/>
+                <w:szCs w:val="21"/>
+                <w:color w:val="000000"/>
+              </w:rPr>
+              <w:t xml:space="preserve">7</w:t>
             </w:r>
           </w:p>
         </w:tc>
@@ -1684,7 +1986,6 @@
           </w:tcPr>
           <w:p>
             <w:pPr>
-              <w:pStyle w:val="Normal"/>
               <w:jc w:val="left"/>
               <w:pBdr>
                 <w:bottom w:val="none" w:sz="0" w:space="0" w:color="000000"/>
@@ -1694,13 +1995,24 @@
               </w:pBdr>
               <w:spacing w:after="80" w:before="80" w:line="240"/>
               <w:ind w:left="80" w:right="80" w:firstLine="0" w:firstLineChars="0"/>
+              <w:rPr>
+                <w:rFonts w:ascii="Arial" w:hAnsi="Arial" w:eastAsia="Arial" w:cs="Arial"/>
+                <w:i w:val="false"/>
+                <w:b w:val="false"/>
+                <w:u w:val="none"/>
+                <w:strike w:val="false"/>
+                <w:sz w:val="21"/>
+                <w:szCs w:val="21"/>
+                <w:color w:val="000000"/>
+              </w:rPr>
             </w:pPr>
             <w:r>
               <w:rPr>
-                <w:rFonts w:ascii="Arial" w:hAnsi="DejaVu Sans" w:eastAsia="DejaVu Sans" w:cs="DejaVu Sans"/>
-                <w:i w:val="false"/>
-                <w:b w:val="false"/>
-                <w:u w:val="none"/>
+                <w:rFonts w:ascii="Arial" w:hAnsi="Arial" w:eastAsia="Arial" w:cs="Arial"/>
+                <w:i w:val="false"/>
+                <w:b w:val="false"/>
+                <w:u w:val="none"/>
+                <w:strike w:val="false"/>
                 <w:sz w:val="21"/>
                 <w:szCs w:val="21"/>
                 <w:color w:val="000000"/>
@@ -1728,7 +2040,6 @@
           </w:tcPr>
           <w:p>
             <w:pPr>
-              <w:pStyle w:val="Normal"/>
               <w:jc w:val="left"/>
               <w:pBdr>
                 <w:bottom w:val="none" w:sz="0" w:space="0" w:color="000000"/>
@@ -1738,18 +2049,29 @@
               </w:pBdr>
               <w:spacing w:after="80" w:before="80" w:line="240"/>
               <w:ind w:left="80" w:right="80" w:firstLine="0" w:firstLineChars="0"/>
+              <w:rPr>
+                <w:rFonts w:ascii="Arial" w:hAnsi="Arial" w:eastAsia="Arial" w:cs="Arial"/>
+                <w:i w:val="false"/>
+                <w:b w:val="false"/>
+                <w:u w:val="none"/>
+                <w:strike w:val="false"/>
+                <w:sz w:val="21"/>
+                <w:szCs w:val="21"/>
+                <w:color w:val="000000"/>
+              </w:rPr>
             </w:pPr>
             <w:r>
               <w:rPr>
-                <w:rFonts w:ascii="Arial" w:hAnsi="DejaVu Sans" w:eastAsia="DejaVu Sans" w:cs="DejaVu Sans"/>
-                <w:i w:val="false"/>
-                <w:b w:val="false"/>
-                <w:u w:val="none"/>
-                <w:sz w:val="21"/>
-                <w:szCs w:val="21"/>
-                <w:color w:val="000000"/>
-              </w:rPr>
-              <w:t xml:space="preserve">[79, 224]</w:t>
+                <w:rFonts w:ascii="Arial" w:hAnsi="Arial" w:eastAsia="Arial" w:cs="Arial"/>
+                <w:i w:val="false"/>
+                <w:b w:val="false"/>
+                <w:u w:val="none"/>
+                <w:strike w:val="false"/>
+                <w:sz w:val="21"/>
+                <w:szCs w:val="21"/>
+                <w:color w:val="000000"/>
+              </w:rPr>
+              <w:t xml:space="preserve">[130, 157]</w:t>
             </w:r>
           </w:p>
         </w:tc>
@@ -1778,7 +2100,6 @@
           </w:tcPr>
           <w:p>
             <w:pPr>
-              <w:pStyle w:val="Normal"/>
               <w:jc w:val="left"/>
               <w:pBdr>
                 <w:bottom w:val="none" w:sz="0" w:space="0" w:color="000000"/>
@@ -1788,18 +2109,29 @@
               </w:pBdr>
               <w:spacing w:after="80" w:before="80" w:line="240"/>
               <w:ind w:left="80" w:right="80" w:firstLine="0" w:firstLineChars="0"/>
+              <w:rPr>
+                <w:rFonts w:ascii="Arial" w:hAnsi="Arial" w:eastAsia="Arial" w:cs="Arial"/>
+                <w:i w:val="false"/>
+                <w:b w:val="false"/>
+                <w:u w:val="none"/>
+                <w:strike w:val="false"/>
+                <w:sz w:val="21"/>
+                <w:szCs w:val="21"/>
+                <w:color w:val="000000"/>
+              </w:rPr>
             </w:pPr>
             <w:r>
               <w:rPr>
-                <w:rFonts w:ascii="Arial" w:hAnsi="DejaVu Sans" w:eastAsia="DejaVu Sans" w:cs="DejaVu Sans"/>
-                <w:i w:val="false"/>
-                <w:b w:val="false"/>
-                <w:u w:val="none"/>
-                <w:sz w:val="21"/>
-                <w:szCs w:val="21"/>
-                <w:color w:val="000000"/>
-              </w:rPr>
-              <w:t xml:space="preserve">Enrolled</w:t>
+                <w:rFonts w:ascii="Arial" w:hAnsi="Arial" w:eastAsia="Arial" w:cs="Arial"/>
+                <w:i w:val="false"/>
+                <w:b w:val="false"/>
+                <w:u w:val="none"/>
+                <w:strike w:val="false"/>
+                <w:sz w:val="21"/>
+                <w:szCs w:val="21"/>
+                <w:color w:val="000000"/>
+              </w:rPr>
+              <w:t xml:space="preserve">Took part</w:t>
             </w:r>
           </w:p>
         </w:tc>
@@ -1822,7 +2154,6 @@
           </w:tcPr>
           <w:p>
             <w:pPr>
-              <w:pStyle w:val="Normal"/>
               <w:jc w:val="left"/>
               <w:pBdr>
                 <w:bottom w:val="none" w:sz="0" w:space="0" w:color="000000"/>
@@ -1832,18 +2163,29 @@
               </w:pBdr>
               <w:spacing w:after="80" w:before="80" w:line="240"/>
               <w:ind w:left="80" w:right="80" w:firstLine="0" w:firstLineChars="0"/>
+              <w:rPr>
+                <w:rFonts w:ascii="Arial" w:hAnsi="Arial" w:eastAsia="Arial" w:cs="Arial"/>
+                <w:i w:val="false"/>
+                <w:b w:val="false"/>
+                <w:u w:val="none"/>
+                <w:strike w:val="false"/>
+                <w:sz w:val="21"/>
+                <w:szCs w:val="21"/>
+                <w:color w:val="000000"/>
+              </w:rPr>
             </w:pPr>
             <w:r>
               <w:rPr>
-                <w:rFonts w:ascii="Arial" w:hAnsi="DejaVu Sans" w:eastAsia="DejaVu Sans" w:cs="DejaVu Sans"/>
-                <w:i w:val="false"/>
-                <w:b w:val="false"/>
-                <w:u w:val="none"/>
-                <w:sz w:val="21"/>
-                <w:szCs w:val="21"/>
-                <w:color w:val="000000"/>
-              </w:rPr>
-              <w:t xml:space="preserve">-630</w:t>
+                <w:rFonts w:ascii="Arial" w:hAnsi="Arial" w:eastAsia="Arial" w:cs="Arial"/>
+                <w:i w:val="false"/>
+                <w:b w:val="false"/>
+                <w:u w:val="none"/>
+                <w:strike w:val="false"/>
+                <w:sz w:val="21"/>
+                <w:szCs w:val="21"/>
+                <w:color w:val="000000"/>
+              </w:rPr>
+              <w:t xml:space="preserve">-825</w:t>
             </w:r>
           </w:p>
         </w:tc>
@@ -1866,7 +2208,6 @@
           </w:tcPr>
           <w:p>
             <w:pPr>
-              <w:pStyle w:val="Normal"/>
               <w:jc w:val="left"/>
               <w:pBdr>
                 <w:bottom w:val="none" w:sz="0" w:space="0" w:color="000000"/>
@@ -1876,18 +2217,29 @@
               </w:pBdr>
               <w:spacing w:after="80" w:before="80" w:line="240"/>
               <w:ind w:left="80" w:right="80" w:firstLine="0" w:firstLineChars="0"/>
+              <w:rPr>
+                <w:rFonts w:ascii="Arial" w:hAnsi="Arial" w:eastAsia="Arial" w:cs="Arial"/>
+                <w:i w:val="false"/>
+                <w:b w:val="false"/>
+                <w:u w:val="none"/>
+                <w:strike w:val="false"/>
+                <w:sz w:val="21"/>
+                <w:szCs w:val="21"/>
+                <w:color w:val="000000"/>
+              </w:rPr>
             </w:pPr>
             <w:r>
               <w:rPr>
-                <w:rFonts w:ascii="Arial" w:hAnsi="DejaVu Sans" w:eastAsia="DejaVu Sans" w:cs="DejaVu Sans"/>
-                <w:i w:val="false"/>
-                <w:b w:val="false"/>
-                <w:u w:val="none"/>
-                <w:sz w:val="21"/>
-                <w:szCs w:val="21"/>
-                <w:color w:val="000000"/>
-              </w:rPr>
-              <w:t xml:space="preserve">19</w:t>
+                <w:rFonts w:ascii="Arial" w:hAnsi="Arial" w:eastAsia="Arial" w:cs="Arial"/>
+                <w:i w:val="false"/>
+                <w:b w:val="false"/>
+                <w:u w:val="none"/>
+                <w:strike w:val="false"/>
+                <w:sz w:val="21"/>
+                <w:szCs w:val="21"/>
+                <w:color w:val="000000"/>
+              </w:rPr>
+              <w:t xml:space="preserve">11</w:t>
             </w:r>
           </w:p>
         </w:tc>
@@ -1910,7 +2262,6 @@
           </w:tcPr>
           <w:p>
             <w:pPr>
-              <w:pStyle w:val="Normal"/>
               <w:jc w:val="left"/>
               <w:pBdr>
                 <w:bottom w:val="none" w:sz="0" w:space="0" w:color="000000"/>
@@ -1920,13 +2271,24 @@
               </w:pBdr>
               <w:spacing w:after="80" w:before="80" w:line="240"/>
               <w:ind w:left="80" w:right="80" w:firstLine="0" w:firstLineChars="0"/>
+              <w:rPr>
+                <w:rFonts w:ascii="Arial" w:hAnsi="Arial" w:eastAsia="Arial" w:cs="Arial"/>
+                <w:i w:val="false"/>
+                <w:b w:val="false"/>
+                <w:u w:val="none"/>
+                <w:strike w:val="false"/>
+                <w:sz w:val="21"/>
+                <w:szCs w:val="21"/>
+                <w:color w:val="000000"/>
+              </w:rPr>
             </w:pPr>
             <w:r>
               <w:rPr>
-                <w:rFonts w:ascii="Arial" w:hAnsi="DejaVu Sans" w:eastAsia="DejaVu Sans" w:cs="DejaVu Sans"/>
-                <w:i w:val="false"/>
-                <w:b w:val="false"/>
-                <w:u w:val="none"/>
+                <w:rFonts w:ascii="Arial" w:hAnsi="Arial" w:eastAsia="Arial" w:cs="Arial"/>
+                <w:i w:val="false"/>
+                <w:b w:val="false"/>
+                <w:u w:val="none"/>
+                <w:strike w:val="false"/>
                 <w:sz w:val="21"/>
                 <w:szCs w:val="21"/>
                 <w:color w:val="000000"/>
@@ -1954,7 +2316,6 @@
           </w:tcPr>
           <w:p>
             <w:pPr>
-              <w:pStyle w:val="Normal"/>
               <w:jc w:val="left"/>
               <w:pBdr>
                 <w:bottom w:val="none" w:sz="0" w:space="0" w:color="000000"/>
@@ -1964,18 +2325,29 @@
               </w:pBdr>
               <w:spacing w:after="80" w:before="80" w:line="240"/>
               <w:ind w:left="80" w:right="80" w:firstLine="0" w:firstLineChars="0"/>
+              <w:rPr>
+                <w:rFonts w:ascii="Arial" w:hAnsi="Arial" w:eastAsia="Arial" w:cs="Arial"/>
+                <w:i w:val="false"/>
+                <w:b w:val="false"/>
+                <w:u w:val="none"/>
+                <w:strike w:val="false"/>
+                <w:sz w:val="21"/>
+                <w:szCs w:val="21"/>
+                <w:color w:val="000000"/>
+              </w:rPr>
             </w:pPr>
             <w:r>
               <w:rPr>
-                <w:rFonts w:ascii="Arial" w:hAnsi="DejaVu Sans" w:eastAsia="DejaVu Sans" w:cs="DejaVu Sans"/>
-                <w:i w:val="false"/>
-                <w:b w:val="false"/>
-                <w:u w:val="none"/>
-                <w:sz w:val="21"/>
-                <w:szCs w:val="21"/>
-                <w:color w:val="000000"/>
-              </w:rPr>
-              <w:t xml:space="preserve">[-669, -591]</w:t>
+                <w:rFonts w:ascii="Arial" w:hAnsi="Arial" w:eastAsia="Arial" w:cs="Arial"/>
+                <w:i w:val="false"/>
+                <w:b w:val="false"/>
+                <w:u w:val="none"/>
+                <w:strike w:val="false"/>
+                <w:sz w:val="21"/>
+                <w:szCs w:val="21"/>
+                <w:color w:val="000000"/>
+              </w:rPr>
+              <w:t xml:space="preserve">[-846, -804]</w:t>
             </w:r>
           </w:p>
         </w:tc>
@@ -2004,7 +2376,6 @@
           </w:tcPr>
           <w:p>
             <w:pPr>
-              <w:pStyle w:val="Normal"/>
               <w:jc w:val="left"/>
               <w:pBdr>
                 <w:bottom w:val="none" w:sz="0" w:space="0" w:color="000000"/>
@@ -2014,18 +2385,29 @@
               </w:pBdr>
               <w:spacing w:after="80" w:before="80" w:line="240"/>
               <w:ind w:left="80" w:right="80" w:firstLine="0" w:firstLineChars="0"/>
+              <w:rPr>
+                <w:rFonts w:ascii="Arial" w:hAnsi="Arial" w:eastAsia="Arial" w:cs="Arial"/>
+                <w:i w:val="false"/>
+                <w:b w:val="false"/>
+                <w:u w:val="none"/>
+                <w:strike w:val="false"/>
+                <w:sz w:val="21"/>
+                <w:szCs w:val="21"/>
+                <w:color w:val="000000"/>
+              </w:rPr>
             </w:pPr>
             <w:r>
               <w:rPr>
-                <w:rFonts w:ascii="Arial" w:hAnsi="DejaVu Sans" w:eastAsia="DejaVu Sans" w:cs="DejaVu Sans"/>
-                <w:i w:val="false"/>
-                <w:b w:val="false"/>
-                <w:u w:val="none"/>
-                <w:sz w:val="21"/>
-                <w:szCs w:val="21"/>
-                <w:color w:val="000000"/>
-              </w:rPr>
-              <w:t xml:space="preserve">After (round 1) x Enrolled</w:t>
+                <w:rFonts w:ascii="Arial" w:hAnsi="Arial" w:eastAsia="Arial" w:cs="Arial"/>
+                <w:i w:val="false"/>
+                <w:b w:val="false"/>
+                <w:u w:val="none"/>
+                <w:strike w:val="false"/>
+                <w:sz w:val="21"/>
+                <w:szCs w:val="21"/>
+                <w:color w:val="000000"/>
+              </w:rPr>
+              <w:t xml:space="preserve">After x Took part</w:t>
             </w:r>
           </w:p>
         </w:tc>
@@ -2048,7 +2430,6 @@
           </w:tcPr>
           <w:p>
             <w:pPr>
-              <w:pStyle w:val="Normal"/>
               <w:jc w:val="left"/>
               <w:pBdr>
                 <w:bottom w:val="none" w:sz="0" w:space="0" w:color="000000"/>
@@ -2058,18 +2439,29 @@
               </w:pBdr>
               <w:spacing w:after="80" w:before="80" w:line="240"/>
               <w:ind w:left="80" w:right="80" w:firstLine="0" w:firstLineChars="0"/>
+              <w:rPr>
+                <w:rFonts w:ascii="Arial" w:hAnsi="Arial" w:eastAsia="Arial" w:cs="Arial"/>
+                <w:i w:val="false"/>
+                <w:b w:val="false"/>
+                <w:u w:val="none"/>
+                <w:strike w:val="false"/>
+                <w:sz w:val="21"/>
+                <w:szCs w:val="21"/>
+                <w:color w:val="000000"/>
+              </w:rPr>
             </w:pPr>
             <w:r>
               <w:rPr>
-                <w:rFonts w:ascii="Arial" w:hAnsi="DejaVu Sans" w:eastAsia="DejaVu Sans" w:cs="DejaVu Sans"/>
-                <w:i w:val="false"/>
-                <w:b w:val="false"/>
-                <w:u w:val="none"/>
-                <w:sz w:val="21"/>
-                <w:szCs w:val="21"/>
-                <w:color w:val="000000"/>
-              </w:rPr>
-              <w:t xml:space="preserve">-816</w:t>
+                <w:rFonts w:ascii="Arial" w:hAnsi="Arial" w:eastAsia="Arial" w:cs="Arial"/>
+                <w:i w:val="false"/>
+                <w:b w:val="false"/>
+                <w:u w:val="none"/>
+                <w:strike w:val="false"/>
+                <w:sz w:val="21"/>
+                <w:szCs w:val="21"/>
+                <w:color w:val="000000"/>
+              </w:rPr>
+              <w:t xml:space="preserve">-813</w:t>
             </w:r>
           </w:p>
         </w:tc>
@@ -2092,7 +2484,6 @@
           </w:tcPr>
           <w:p>
             <w:pPr>
-              <w:pStyle w:val="Normal"/>
               <w:jc w:val="left"/>
               <w:pBdr>
                 <w:bottom w:val="none" w:sz="0" w:space="0" w:color="000000"/>
@@ -2102,18 +2493,29 @@
               </w:pBdr>
               <w:spacing w:after="80" w:before="80" w:line="240"/>
               <w:ind w:left="80" w:right="80" w:firstLine="0" w:firstLineChars="0"/>
+              <w:rPr>
+                <w:rFonts w:ascii="Arial" w:hAnsi="Arial" w:eastAsia="Arial" w:cs="Arial"/>
+                <w:i w:val="false"/>
+                <w:b w:val="false"/>
+                <w:u w:val="none"/>
+                <w:strike w:val="false"/>
+                <w:sz w:val="21"/>
+                <w:szCs w:val="21"/>
+                <w:color w:val="000000"/>
+              </w:rPr>
             </w:pPr>
             <w:r>
               <w:rPr>
-                <w:rFonts w:ascii="Arial" w:hAnsi="DejaVu Sans" w:eastAsia="DejaVu Sans" w:cs="DejaVu Sans"/>
-                <w:i w:val="false"/>
-                <w:b w:val="false"/>
-                <w:u w:val="none"/>
-                <w:sz w:val="21"/>
-                <w:szCs w:val="21"/>
-                <w:color w:val="000000"/>
-              </w:rPr>
-              <w:t xml:space="preserve">32</w:t>
+                <w:rFonts w:ascii="Arial" w:hAnsi="Arial" w:eastAsia="Arial" w:cs="Arial"/>
+                <w:i w:val="false"/>
+                <w:b w:val="false"/>
+                <w:u w:val="none"/>
+                <w:strike w:val="false"/>
+                <w:sz w:val="21"/>
+                <w:szCs w:val="21"/>
+                <w:color w:val="000000"/>
+              </w:rPr>
+              <w:t xml:space="preserve">10</w:t>
             </w:r>
           </w:p>
         </w:tc>
@@ -2136,7 +2538,6 @@
           </w:tcPr>
           <w:p>
             <w:pPr>
-              <w:pStyle w:val="Normal"/>
               <w:jc w:val="left"/>
               <w:pBdr>
                 <w:bottom w:val="none" w:sz="0" w:space="0" w:color="000000"/>
@@ -2146,13 +2547,24 @@
               </w:pBdr>
               <w:spacing w:after="80" w:before="80" w:line="240"/>
               <w:ind w:left="80" w:right="80" w:firstLine="0" w:firstLineChars="0"/>
+              <w:rPr>
+                <w:rFonts w:ascii="Arial" w:hAnsi="Arial" w:eastAsia="Arial" w:cs="Arial"/>
+                <w:i w:val="false"/>
+                <w:b w:val="false"/>
+                <w:u w:val="none"/>
+                <w:strike w:val="false"/>
+                <w:sz w:val="21"/>
+                <w:szCs w:val="21"/>
+                <w:color w:val="000000"/>
+              </w:rPr>
             </w:pPr>
             <w:r>
               <w:rPr>
-                <w:rFonts w:ascii="Arial" w:hAnsi="DejaVu Sans" w:eastAsia="DejaVu Sans" w:cs="DejaVu Sans"/>
-                <w:i w:val="false"/>
-                <w:b w:val="false"/>
-                <w:u w:val="none"/>
+                <w:rFonts w:ascii="Arial" w:hAnsi="Arial" w:eastAsia="Arial" w:cs="Arial"/>
+                <w:i w:val="false"/>
+                <w:b w:val="false"/>
+                <w:u w:val="none"/>
+                <w:strike w:val="false"/>
                 <w:sz w:val="21"/>
                 <w:szCs w:val="21"/>
                 <w:color w:val="000000"/>
@@ -2180,7 +2592,6 @@
           </w:tcPr>
           <w:p>
             <w:pPr>
-              <w:pStyle w:val="Normal"/>
               <w:jc w:val="left"/>
               <w:pBdr>
                 <w:bottom w:val="none" w:sz="0" w:space="0" w:color="000000"/>
@@ -2190,18 +2601,29 @@
               </w:pBdr>
               <w:spacing w:after="80" w:before="80" w:line="240"/>
               <w:ind w:left="80" w:right="80" w:firstLine="0" w:firstLineChars="0"/>
+              <w:rPr>
+                <w:rFonts w:ascii="Arial" w:hAnsi="Arial" w:eastAsia="Arial" w:cs="Arial"/>
+                <w:i w:val="false"/>
+                <w:b w:val="false"/>
+                <w:u w:val="none"/>
+                <w:strike w:val="false"/>
+                <w:sz w:val="21"/>
+                <w:szCs w:val="21"/>
+                <w:color w:val="000000"/>
+              </w:rPr>
             </w:pPr>
             <w:r>
               <w:rPr>
-                <w:rFonts w:ascii="Arial" w:hAnsi="DejaVu Sans" w:eastAsia="DejaVu Sans" w:cs="DejaVu Sans"/>
-                <w:i w:val="false"/>
-                <w:b w:val="false"/>
-                <w:u w:val="none"/>
-                <w:sz w:val="21"/>
-                <w:szCs w:val="21"/>
-                <w:color w:val="000000"/>
-              </w:rPr>
-              <w:t xml:space="preserve">[-881, -752]</w:t>
+                <w:rFonts w:ascii="Arial" w:hAnsi="Arial" w:eastAsia="Arial" w:cs="Arial"/>
+                <w:i w:val="false"/>
+                <w:b w:val="false"/>
+                <w:u w:val="none"/>
+                <w:strike w:val="false"/>
+                <w:sz w:val="21"/>
+                <w:szCs w:val="21"/>
+                <w:color w:val="000000"/>
+              </w:rPr>
+              <w:t xml:space="preserve">[-834, -793]</w:t>
             </w:r>
           </w:p>
         </w:tc>
@@ -2226,6 +2648,7 @@
           <w:i w:val="false"/>
           <w:b w:val="false"/>
           <w:u w:val="none"/>
+          <w:strike w:val="false"/>
           <w:sz w:val="22"/>
           <w:szCs w:val="22"/>
           <w:color w:val="000000"/>
@@ -2252,6 +2675,7 @@
           <w:i w:val="false"/>
           <w:b w:val="false"/>
           <w:u w:val="none"/>
+          <w:strike w:val="false"/>
           <w:sz w:val="22"/>
           <w:szCs w:val="22"/>
           <w:color w:val="000000"/>
@@ -2278,11 +2702,12 @@
           <w:i w:val="false"/>
           <w:b w:val="false"/>
           <w:u w:val="none"/>
+          <w:strike w:val="false"/>
           <w:sz w:val="22"/>
           <w:szCs w:val="22"/>
           <w:color w:val="000000"/>
         </w:rPr>
-        <w:t xml:space="preserve">After (round 1) measures  __________________      Enrolled measures  __________________</w:t>
+        <w:t xml:space="preserve">After measures  __________________      Took part measures  __________________</w:t>
       </w:r>
     </w:p>
     <w:p>
@@ -2304,6 +2729,7 @@
           <w:i w:val="false"/>
           <w:b w:val="false"/>
           <w:u w:val="none"/>
+          <w:strike w:val="false"/>
           <w:sz w:val="22"/>
           <w:szCs w:val="22"/>
           <w:color w:val="000000"/>
@@ -2330,6 +2756,7 @@
           <w:i w:val="false"/>
           <w:b w:val="false"/>
           <w:u w:val="none"/>
+          <w:strike w:val="false"/>
           <w:sz w:val="22"/>
           <w:szCs w:val="22"/>
           <w:color w:val="000000"/>
@@ -2356,6 +2783,7 @@
           <w:i w:val="false"/>
           <w:b w:val="false"/>
           <w:u w:val="none"/>
+          <w:strike w:val="false"/>
           <w:sz w:val="22"/>
           <w:szCs w:val="22"/>
           <w:color w:val="B5BEC9"/>
@@ -2382,6 +2810,7 @@
           <w:i w:val="false"/>
           <w:b w:val="false"/>
           <w:u w:val="none"/>
+          <w:strike w:val="false"/>
           <w:sz w:val="22"/>
           <w:szCs w:val="22"/>
           <w:color w:val="B5BEC9"/>
@@ -2414,6 +2843,7 @@
           <w:i w:val="false"/>
           <w:b w:val="false"/>
           <w:u w:val="none"/>
+          <w:strike w:val="false"/>
           <w:sz w:val="18"/>
           <w:szCs w:val="18"/>
           <w:color w:val="545860"/>
@@ -2440,6 +2870,7 @@
           <w:i w:val="false"/>
           <w:b w:val="true"/>
           <w:u w:val="none"/>
+          <w:strike w:val="false"/>
           <w:sz w:val="36"/>
           <w:szCs w:val="36"/>
           <w:color w:val="063360"/>
@@ -2466,6 +2897,7 @@
           <w:i w:val="false"/>
           <w:b w:val="true"/>
           <w:u w:val="none"/>
+          <w:strike w:val="false"/>
           <w:sz w:val="22"/>
           <w:szCs w:val="22"/>
           <w:color w:val="000000"/>
@@ -2492,6 +2924,7 @@
           <w:i w:val="true"/>
           <w:b w:val="false"/>
           <w:u w:val="none"/>
+          <w:strike w:val="false"/>
           <w:sz w:val="22"/>
           <w:szCs w:val="22"/>
           <w:color w:val="000000"/>
@@ -2518,6 +2951,7 @@
           <w:i w:val="false"/>
           <w:b w:val="true"/>
           <w:u w:val="none"/>
+          <w:strike w:val="false"/>
           <w:sz w:val="26"/>
           <w:szCs w:val="26"/>
           <w:color w:val="215A9E"/>
@@ -2544,11 +2978,12 @@
           <w:i w:val="false"/>
           <w:b w:val="false"/>
           <w:u w:val="none"/>
+          <w:strike w:val="false"/>
           <w:sz w:val="22"/>
           <w:szCs w:val="22"/>
           <w:color w:val="000000"/>
         </w:rPr>
-        <w:t xml:space="preserve">The table reports a difference-in-differences estimate. The programme reduced costs by 816 AED, and the effect is highly statistically significant (p &lt; 0.001), so the programme was a success. The confidence interval does not include zero, which confirms the finding is robust.</w:t>
+        <w:t xml:space="preserve">The table reports a difference-in-differences estimate. The programme reduced costs by 813 AED, and the effect is highly statistically significant (p &lt; 0.001), so the programme was a success. The confidence interval does not include zero, which confirms the finding is robust.</w:t>
       </w:r>
     </w:p>
     <w:p>
@@ -2570,6 +3005,7 @@
           <w:i w:val="false"/>
           <w:b w:val="false"/>
           <w:u w:val="none"/>
+          <w:strike w:val="false"/>
           <w:sz w:val="22"/>
           <w:szCs w:val="22"/>
           <w:color w:val="000000"/>
@@ -2596,6 +3032,7 @@
           <w:i w:val="false"/>
           <w:b w:val="true"/>
           <w:u w:val="none"/>
+          <w:strike w:val="false"/>
           <w:sz w:val="22"/>
           <w:szCs w:val="22"/>
           <w:color w:val="000000"/>
@@ -2622,6 +3059,7 @@
           <w:i w:val="false"/>
           <w:b w:val="false"/>
           <w:u w:val="none"/>
+          <w:strike w:val="false"/>
           <w:sz w:val="22"/>
           <w:szCs w:val="22"/>
           <w:color w:val="B5BEC9"/>
@@ -2648,6 +3086,7 @@
           <w:i w:val="false"/>
           <w:b w:val="false"/>
           <w:u w:val="none"/>
+          <w:strike w:val="false"/>
           <w:sz w:val="22"/>
           <w:szCs w:val="22"/>
           <w:color w:val="B5BEC9"/>
@@ -2674,6 +3113,7 @@
           <w:i w:val="false"/>
           <w:b w:val="false"/>
           <w:u w:val="none"/>
+          <w:strike w:val="false"/>
           <w:sz w:val="22"/>
           <w:szCs w:val="22"/>
           <w:color w:val="B5BEC9"/>
@@ -2700,6 +3140,7 @@
           <w:i w:val="false"/>
           <w:b w:val="true"/>
           <w:u w:val="none"/>
+          <w:strike w:val="false"/>
           <w:sz w:val="26"/>
           <w:szCs w:val="26"/>
           <w:color w:val="215A9E"/>
@@ -2726,6 +3167,7 @@
           <w:i w:val="true"/>
           <w:b w:val="false"/>
           <w:u w:val="none"/>
+          <w:strike w:val="false"/>
           <w:sz w:val="22"/>
           <w:szCs w:val="22"/>
           <w:color w:val="000000"/>
@@ -2752,6 +3194,7 @@
           <w:i w:val="false"/>
           <w:b w:val="false"/>
           <w:u w:val="none"/>
+          <w:strike w:val="false"/>
           <w:sz w:val="22"/>
           <w:szCs w:val="22"/>
           <w:color w:val="000000"/>
@@ -2778,6 +3221,7 @@
           <w:i w:val="false"/>
           <w:b w:val="true"/>
           <w:u w:val="none"/>
+          <w:strike w:val="false"/>
           <w:sz w:val="26"/>
           <w:szCs w:val="26"/>
           <w:color w:val="215A9E"/>
@@ -2804,11 +3248,12 @@
           <w:i w:val="true"/>
           <w:b w:val="false"/>
           <w:u w:val="none"/>
+          <w:strike w:val="false"/>
           <w:sz w:val="22"/>
           <w:szCs w:val="22"/>
           <w:color w:val="000000"/>
         </w:rPr>
-        <w:t xml:space="preserve">"Our DiD shows an 816 AED cut in costs (p&lt;0.001). Write two sentences for the minister recommending scale-up."</w:t>
+        <w:t xml:space="preserve">"Our DiD shows an 813 AED cut in costs (p&lt;0.001). Write two sentences for the minister recommending scale-up."</w:t>
       </w:r>
     </w:p>
     <w:p>
@@ -2830,6 +3275,7 @@
           <w:i w:val="false"/>
           <w:b w:val="false"/>
           <w:u w:val="none"/>
+          <w:strike w:val="false"/>
           <w:sz w:val="22"/>
           <w:szCs w:val="22"/>
           <w:color w:val="000000"/>
@@ -2862,6 +3308,7 @@
           <w:i w:val="false"/>
           <w:b w:val="false"/>
           <w:u w:val="none"/>
+          <w:strike w:val="false"/>
           <w:sz w:val="18"/>
           <w:szCs w:val="18"/>
           <w:color w:val="545860"/>
@@ -2888,6 +3335,7 @@
           <w:i w:val="false"/>
           <w:b w:val="true"/>
           <w:u w:val="none"/>
+          <w:strike w:val="false"/>
           <w:sz w:val="36"/>
           <w:szCs w:val="36"/>
           <w:color w:val="063360"/>
@@ -2929,7 +3377,6 @@
           </w:tcPr>
           <w:p>
             <w:pPr>
-              <w:pStyle w:val="Normal"/>
               <w:jc w:val="left"/>
               <w:pBdr>
                 <w:bottom w:val="none" w:sz="0" w:space="0" w:color="000000"/>
@@ -2939,6 +3386,16 @@
               </w:pBdr>
               <w:spacing w:after="200" w:before="200" w:line="240"/>
               <w:ind w:left="200" w:right="200" w:firstLine="0" w:firstLineChars="0"/>
+              <w:rPr>
+                <w:rFonts w:ascii="Arial" w:hAnsi="Arial" w:eastAsia="Arial" w:cs="Arial"/>
+                <w:i w:val="false"/>
+                <w:b w:val="false"/>
+                <w:u w:val="none"/>
+                <w:strike w:val="false"/>
+                <w:sz w:val="21"/>
+                <w:szCs w:val="21"/>
+                <w:color w:val="000000"/>
+              </w:rPr>
             </w:pPr>
             <w:r>
               <w:rPr>
@@ -2946,6 +3403,7 @@
                 <w:i w:val="false"/>
                 <w:b w:val="true"/>
                 <w:u w:val="none"/>
+                <w:strike w:val="false"/>
                 <w:sz w:val="22"/>
                 <w:szCs w:val="22"/>
                 <w:color w:val="063360"/>
@@ -2958,6 +3416,7 @@
                 <w:i w:val="false"/>
                 <w:b w:val="false"/>
                 <w:u w:val="none"/>
+                <w:strike w:val="false"/>
                 <w:sz w:val="21"/>
                 <w:szCs w:val="21"/>
                 <w:color w:val="000000"/>
@@ -2970,6 +3429,7 @@
                 <w:i w:val="false"/>
                 <w:b w:val="false"/>
                 <w:u w:val="none"/>
+                <w:strike w:val="false"/>
                 <w:sz w:val="21"/>
                 <w:szCs w:val="21"/>
                 <w:color w:val="000000"/>
@@ -2982,6 +3442,7 @@
                 <w:i w:val="false"/>
                 <w:b w:val="false"/>
                 <w:u w:val="none"/>
+                <w:strike w:val="false"/>
                 <w:sz w:val="21"/>
                 <w:szCs w:val="21"/>
                 <w:color w:val="000000"/>
@@ -2994,6 +3455,7 @@
                 <w:i w:val="false"/>
                 <w:b w:val="false"/>
                 <w:u w:val="none"/>
+                <w:strike w:val="false"/>
                 <w:sz w:val="21"/>
                 <w:szCs w:val="21"/>
                 <w:color w:val="000000"/>
@@ -3006,6 +3468,7 @@
                 <w:i w:val="false"/>
                 <w:b w:val="false"/>
                 <w:u w:val="none"/>
+                <w:strike w:val="false"/>
                 <w:sz w:val="21"/>
                 <w:szCs w:val="21"/>
                 <w:color w:val="000000"/>
@@ -3018,6 +3481,7 @@
                 <w:i w:val="false"/>
                 <w:b w:val="false"/>
                 <w:u w:val="none"/>
+                <w:strike w:val="false"/>
                 <w:sz w:val="21"/>
                 <w:szCs w:val="21"/>
                 <w:color w:val="000000"/>
@@ -3030,6 +3494,7 @@
                 <w:i w:val="false"/>
                 <w:b w:val="false"/>
                 <w:u w:val="none"/>
+                <w:strike w:val="false"/>
                 <w:sz w:val="21"/>
                 <w:szCs w:val="21"/>
                 <w:color w:val="000000"/>
@@ -3042,6 +3507,7 @@
                 <w:i w:val="false"/>
                 <w:b w:val="false"/>
                 <w:u w:val="none"/>
+                <w:strike w:val="false"/>
                 <w:sz w:val="21"/>
                 <w:szCs w:val="21"/>
                 <w:color w:val="000000"/>
@@ -3054,6 +3520,7 @@
                 <w:i w:val="false"/>
                 <w:b w:val="false"/>
                 <w:u w:val="none"/>
+                <w:strike w:val="false"/>
                 <w:sz w:val="21"/>
                 <w:szCs w:val="21"/>
                 <w:color w:val="000000"/>
@@ -3066,6 +3533,7 @@
                 <w:i w:val="false"/>
                 <w:b w:val="false"/>
                 <w:u w:val="none"/>
+                <w:strike w:val="false"/>
                 <w:sz w:val="21"/>
                 <w:szCs w:val="21"/>
                 <w:color w:val="000000"/>
@@ -3078,6 +3546,7 @@
                 <w:i w:val="false"/>
                 <w:b w:val="false"/>
                 <w:u w:val="none"/>
+                <w:strike w:val="false"/>
                 <w:sz w:val="21"/>
                 <w:szCs w:val="21"/>
                 <w:color w:val="000000"/>
@@ -3105,7 +3574,6 @@
           </w:tcPr>
           <w:p>
             <w:pPr>
-              <w:pStyle w:val="Normal"/>
               <w:jc w:val="left"/>
               <w:pBdr>
                 <w:bottom w:val="none" w:sz="0" w:space="0" w:color="000000"/>
@@ -3115,6 +3583,16 @@
               </w:pBdr>
               <w:spacing w:after="200" w:before="200" w:line="240"/>
               <w:ind w:left="200" w:right="200" w:firstLine="0" w:firstLineChars="0"/>
+              <w:rPr>
+                <w:rFonts w:ascii="Arial" w:hAnsi="Arial" w:eastAsia="Arial" w:cs="Arial"/>
+                <w:i w:val="false"/>
+                <w:b w:val="false"/>
+                <w:u w:val="none"/>
+                <w:strike w:val="false"/>
+                <w:sz w:val="21"/>
+                <w:szCs w:val="21"/>
+                <w:color w:val="000000"/>
+              </w:rPr>
             </w:pPr>
             <w:r>
               <w:rPr>
@@ -3122,6 +3600,7 @@
                 <w:i w:val="false"/>
                 <w:b w:val="true"/>
                 <w:u w:val="none"/>
+                <w:strike w:val="false"/>
                 <w:sz w:val="22"/>
                 <w:szCs w:val="22"/>
                 <w:color w:val="063360"/>
@@ -3134,6 +3613,7 @@
                 <w:i w:val="false"/>
                 <w:b w:val="false"/>
                 <w:u w:val="none"/>
+                <w:strike w:val="false"/>
                 <w:sz w:val="21"/>
                 <w:szCs w:val="21"/>
                 <w:color w:val="000000"/>
@@ -3146,6 +3626,7 @@
                 <w:i w:val="false"/>
                 <w:b w:val="false"/>
                 <w:u w:val="none"/>
+                <w:strike w:val="false"/>
                 <w:sz w:val="21"/>
                 <w:szCs w:val="21"/>
                 <w:color w:val="000000"/>
@@ -3158,6 +3639,7 @@
                 <w:i w:val="false"/>
                 <w:b w:val="false"/>
                 <w:u w:val="none"/>
+                <w:strike w:val="false"/>
                 <w:sz w:val="21"/>
                 <w:szCs w:val="21"/>
                 <w:color w:val="000000"/>
@@ -3170,6 +3652,7 @@
                 <w:i w:val="false"/>
                 <w:b w:val="false"/>
                 <w:u w:val="none"/>
+                <w:strike w:val="false"/>
                 <w:sz w:val="21"/>
                 <w:szCs w:val="21"/>
                 <w:color w:val="000000"/>
@@ -3182,6 +3665,7 @@
                 <w:i w:val="false"/>
                 <w:b w:val="false"/>
                 <w:u w:val="none"/>
+                <w:strike w:val="false"/>
                 <w:sz w:val="21"/>
                 <w:szCs w:val="21"/>
                 <w:color w:val="000000"/>
@@ -3194,6 +3678,7 @@
                 <w:i w:val="false"/>
                 <w:b w:val="false"/>
                 <w:u w:val="none"/>
+                <w:strike w:val="false"/>
                 <w:sz w:val="21"/>
                 <w:szCs w:val="21"/>
                 <w:color w:val="000000"/>
@@ -3206,6 +3691,7 @@
                 <w:i w:val="false"/>
                 <w:b w:val="false"/>
                 <w:u w:val="none"/>
+                <w:strike w:val="false"/>
                 <w:sz w:val="21"/>
                 <w:szCs w:val="21"/>
                 <w:color w:val="000000"/>
@@ -3218,6 +3704,7 @@
                 <w:i w:val="false"/>
                 <w:b w:val="false"/>
                 <w:u w:val="none"/>
+                <w:strike w:val="false"/>
                 <w:sz w:val="21"/>
                 <w:szCs w:val="21"/>
                 <w:color w:val="000000"/>
@@ -3230,6 +3717,7 @@
                 <w:i w:val="false"/>
                 <w:b w:val="false"/>
                 <w:u w:val="none"/>
+                <w:strike w:val="false"/>
                 <w:sz w:val="21"/>
                 <w:szCs w:val="21"/>
                 <w:color w:val="000000"/>
@@ -3242,6 +3730,7 @@
                 <w:i w:val="false"/>
                 <w:b w:val="false"/>
                 <w:u w:val="none"/>
+                <w:strike w:val="false"/>
                 <w:sz w:val="21"/>
                 <w:szCs w:val="21"/>
                 <w:color w:val="000000"/>
@@ -3254,6 +3743,7 @@
                 <w:i w:val="false"/>
                 <w:b w:val="false"/>
                 <w:u w:val="none"/>
+                <w:strike w:val="false"/>
                 <w:sz w:val="21"/>
                 <w:szCs w:val="21"/>
                 <w:color w:val="000000"/>
@@ -3287,7 +3777,6 @@
           </w:tcPr>
           <w:p>
             <w:pPr>
-              <w:pStyle w:val="Normal"/>
               <w:jc w:val="left"/>
               <w:pBdr>
                 <w:bottom w:val="none" w:sz="0" w:space="0" w:color="000000"/>
@@ -3297,6 +3786,16 @@
               </w:pBdr>
               <w:spacing w:after="200" w:before="200" w:line="240"/>
               <w:ind w:left="200" w:right="200" w:firstLine="0" w:firstLineChars="0"/>
+              <w:rPr>
+                <w:rFonts w:ascii="Arial" w:hAnsi="Arial" w:eastAsia="Arial" w:cs="Arial"/>
+                <w:i w:val="false"/>
+                <w:b w:val="false"/>
+                <w:u w:val="none"/>
+                <w:strike w:val="false"/>
+                <w:sz w:val="21"/>
+                <w:szCs w:val="21"/>
+                <w:color w:val="000000"/>
+              </w:rPr>
             </w:pPr>
             <w:r>
               <w:rPr>
@@ -3304,6 +3803,7 @@
                 <w:i w:val="false"/>
                 <w:b w:val="true"/>
                 <w:u w:val="none"/>
+                <w:strike w:val="false"/>
                 <w:sz w:val="22"/>
                 <w:szCs w:val="22"/>
                 <w:color w:val="063360"/>
@@ -3316,6 +3816,7 @@
                 <w:i w:val="false"/>
                 <w:b w:val="false"/>
                 <w:u w:val="none"/>
+                <w:strike w:val="false"/>
                 <w:sz w:val="21"/>
                 <w:szCs w:val="21"/>
                 <w:color w:val="000000"/>
@@ -3328,6 +3829,7 @@
                 <w:i w:val="false"/>
                 <w:b w:val="false"/>
                 <w:u w:val="none"/>
+                <w:strike w:val="false"/>
                 <w:sz w:val="21"/>
                 <w:szCs w:val="21"/>
                 <w:color w:val="000000"/>
@@ -3340,6 +3842,7 @@
                 <w:i w:val="false"/>
                 <w:b w:val="false"/>
                 <w:u w:val="none"/>
+                <w:strike w:val="false"/>
                 <w:sz w:val="21"/>
                 <w:szCs w:val="21"/>
                 <w:color w:val="000000"/>
@@ -3352,6 +3855,7 @@
                 <w:i w:val="false"/>
                 <w:b w:val="false"/>
                 <w:u w:val="none"/>
+                <w:strike w:val="false"/>
                 <w:sz w:val="21"/>
                 <w:szCs w:val="21"/>
                 <w:color w:val="000000"/>
@@ -3364,6 +3868,7 @@
                 <w:i w:val="false"/>
                 <w:b w:val="false"/>
                 <w:u w:val="none"/>
+                <w:strike w:val="false"/>
                 <w:sz w:val="21"/>
                 <w:szCs w:val="21"/>
                 <w:color w:val="000000"/>
@@ -3376,6 +3881,7 @@
                 <w:i w:val="false"/>
                 <w:b w:val="false"/>
                 <w:u w:val="none"/>
+                <w:strike w:val="false"/>
                 <w:sz w:val="21"/>
                 <w:szCs w:val="21"/>
                 <w:color w:val="000000"/>
@@ -3388,6 +3894,7 @@
                 <w:i w:val="false"/>
                 <w:b w:val="false"/>
                 <w:u w:val="none"/>
+                <w:strike w:val="false"/>
                 <w:sz w:val="21"/>
                 <w:szCs w:val="21"/>
                 <w:color w:val="000000"/>
@@ -3400,6 +3907,7 @@
                 <w:i w:val="false"/>
                 <w:b w:val="false"/>
                 <w:u w:val="none"/>
+                <w:strike w:val="false"/>
                 <w:sz w:val="21"/>
                 <w:szCs w:val="21"/>
                 <w:color w:val="000000"/>
@@ -3412,6 +3920,7 @@
                 <w:i w:val="false"/>
                 <w:b w:val="false"/>
                 <w:u w:val="none"/>
+                <w:strike w:val="false"/>
                 <w:sz w:val="21"/>
                 <w:szCs w:val="21"/>
                 <w:color w:val="000000"/>
@@ -3424,6 +3933,7 @@
                 <w:i w:val="false"/>
                 <w:b w:val="false"/>
                 <w:u w:val="none"/>
+                <w:strike w:val="false"/>
                 <w:sz w:val="21"/>
                 <w:szCs w:val="21"/>
                 <w:color w:val="000000"/>
@@ -3436,6 +3946,7 @@
                 <w:i w:val="false"/>
                 <w:b w:val="false"/>
                 <w:u w:val="none"/>
+                <w:strike w:val="false"/>
                 <w:sz w:val="21"/>
                 <w:szCs w:val="21"/>
                 <w:color w:val="000000"/>
@@ -3463,7 +3974,6 @@
           </w:tcPr>
           <w:p>
             <w:pPr>
-              <w:pStyle w:val="Normal"/>
               <w:jc w:val="left"/>
               <w:pBdr>
                 <w:bottom w:val="none" w:sz="0" w:space="0" w:color="000000"/>
@@ -3473,6 +3983,16 @@
               </w:pBdr>
               <w:spacing w:after="200" w:before="200" w:line="240"/>
               <w:ind w:left="200" w:right="200" w:firstLine="0" w:firstLineChars="0"/>
+              <w:rPr>
+                <w:rFonts w:ascii="Arial" w:hAnsi="Arial" w:eastAsia="Arial" w:cs="Arial"/>
+                <w:i w:val="false"/>
+                <w:b w:val="false"/>
+                <w:u w:val="none"/>
+                <w:strike w:val="false"/>
+                <w:sz w:val="21"/>
+                <w:szCs w:val="21"/>
+                <w:color w:val="000000"/>
+              </w:rPr>
             </w:pPr>
             <w:r>
               <w:rPr>
@@ -3480,6 +4000,7 @@
                 <w:i w:val="false"/>
                 <w:b w:val="true"/>
                 <w:u w:val="none"/>
+                <w:strike w:val="false"/>
                 <w:sz w:val="22"/>
                 <w:szCs w:val="22"/>
                 <w:color w:val="063360"/>
@@ -3492,6 +4013,7 @@
                 <w:i w:val="false"/>
                 <w:b w:val="false"/>
                 <w:u w:val="none"/>
+                <w:strike w:val="false"/>
                 <w:sz w:val="21"/>
                 <w:szCs w:val="21"/>
                 <w:color w:val="000000"/>
@@ -3504,6 +4026,7 @@
                 <w:i w:val="false"/>
                 <w:b w:val="false"/>
                 <w:u w:val="none"/>
+                <w:strike w:val="false"/>
                 <w:sz w:val="21"/>
                 <w:szCs w:val="21"/>
                 <w:color w:val="000000"/>
@@ -3516,6 +4039,7 @@
                 <w:i w:val="false"/>
                 <w:b w:val="false"/>
                 <w:u w:val="none"/>
+                <w:strike w:val="false"/>
                 <w:sz w:val="21"/>
                 <w:szCs w:val="21"/>
                 <w:color w:val="000000"/>
@@ -3528,6 +4052,7 @@
                 <w:i w:val="false"/>
                 <w:b w:val="false"/>
                 <w:u w:val="none"/>
+                <w:strike w:val="false"/>
                 <w:sz w:val="21"/>
                 <w:szCs w:val="21"/>
                 <w:color w:val="000000"/>
@@ -3540,6 +4065,7 @@
                 <w:i w:val="false"/>
                 <w:b w:val="false"/>
                 <w:u w:val="none"/>
+                <w:strike w:val="false"/>
                 <w:sz w:val="21"/>
                 <w:szCs w:val="21"/>
                 <w:color w:val="000000"/>
@@ -3552,6 +4078,7 @@
                 <w:i w:val="false"/>
                 <w:b w:val="false"/>
                 <w:u w:val="none"/>
+                <w:strike w:val="false"/>
                 <w:sz w:val="21"/>
                 <w:szCs w:val="21"/>
                 <w:color w:val="000000"/>
@@ -3564,6 +4091,7 @@
                 <w:i w:val="false"/>
                 <w:b w:val="false"/>
                 <w:u w:val="none"/>
+                <w:strike w:val="false"/>
                 <w:sz w:val="21"/>
                 <w:szCs w:val="21"/>
                 <w:color w:val="000000"/>
@@ -3576,6 +4104,7 @@
                 <w:i w:val="false"/>
                 <w:b w:val="false"/>
                 <w:u w:val="none"/>
+                <w:strike w:val="false"/>
                 <w:sz w:val="21"/>
                 <w:szCs w:val="21"/>
                 <w:color w:val="000000"/>
@@ -3588,6 +4117,7 @@
                 <w:i w:val="false"/>
                 <w:b w:val="false"/>
                 <w:u w:val="none"/>
+                <w:strike w:val="false"/>
                 <w:sz w:val="21"/>
                 <w:szCs w:val="21"/>
                 <w:color w:val="000000"/>
@@ -3600,6 +4130,7 @@
                 <w:i w:val="false"/>
                 <w:b w:val="false"/>
                 <w:u w:val="none"/>
+                <w:strike w:val="false"/>
                 <w:sz w:val="21"/>
                 <w:szCs w:val="21"/>
                 <w:color w:val="000000"/>
@@ -3612,6 +4143,7 @@
                 <w:i w:val="false"/>
                 <w:b w:val="false"/>
                 <w:u w:val="none"/>
+                <w:strike w:val="false"/>
                 <w:sz w:val="21"/>
                 <w:szCs w:val="21"/>
                 <w:color w:val="000000"/>
@@ -3645,7 +4177,6 @@
           </w:tcPr>
           <w:p>
             <w:pPr>
-              <w:pStyle w:val="Normal"/>
               <w:jc w:val="left"/>
               <w:pBdr>
                 <w:bottom w:val="none" w:sz="0" w:space="0" w:color="000000"/>
@@ -3655,6 +4186,16 @@
               </w:pBdr>
               <w:spacing w:after="200" w:before="200" w:line="240"/>
               <w:ind w:left="200" w:right="200" w:firstLine="0" w:firstLineChars="0"/>
+              <w:rPr>
+                <w:rFonts w:ascii="Arial" w:hAnsi="Arial" w:eastAsia="Arial" w:cs="Arial"/>
+                <w:i w:val="false"/>
+                <w:b w:val="false"/>
+                <w:u w:val="none"/>
+                <w:strike w:val="false"/>
+                <w:sz w:val="21"/>
+                <w:szCs w:val="21"/>
+                <w:color w:val="000000"/>
+              </w:rPr>
             </w:pPr>
             <w:r>
               <w:rPr>
@@ -3662,6 +4203,7 @@
                 <w:i w:val="false"/>
                 <w:b w:val="true"/>
                 <w:u w:val="none"/>
+                <w:strike w:val="false"/>
                 <w:sz w:val="22"/>
                 <w:szCs w:val="22"/>
                 <w:color w:val="063360"/>
@@ -3674,6 +4216,7 @@
                 <w:i w:val="false"/>
                 <w:b w:val="false"/>
                 <w:u w:val="none"/>
+                <w:strike w:val="false"/>
                 <w:sz w:val="21"/>
                 <w:szCs w:val="21"/>
                 <w:color w:val="000000"/>
@@ -3686,6 +4229,7 @@
                 <w:i w:val="false"/>
                 <w:b w:val="false"/>
                 <w:u w:val="none"/>
+                <w:strike w:val="false"/>
                 <w:sz w:val="21"/>
                 <w:szCs w:val="21"/>
                 <w:color w:val="000000"/>
@@ -3698,6 +4242,7 @@
                 <w:i w:val="false"/>
                 <w:b w:val="false"/>
                 <w:u w:val="none"/>
+                <w:strike w:val="false"/>
                 <w:sz w:val="21"/>
                 <w:szCs w:val="21"/>
                 <w:color w:val="000000"/>
@@ -3710,6 +4255,7 @@
                 <w:i w:val="false"/>
                 <w:b w:val="false"/>
                 <w:u w:val="none"/>
+                <w:strike w:val="false"/>
                 <w:sz w:val="21"/>
                 <w:szCs w:val="21"/>
                 <w:color w:val="000000"/>
@@ -3722,6 +4268,7 @@
                 <w:i w:val="false"/>
                 <w:b w:val="false"/>
                 <w:u w:val="none"/>
+                <w:strike w:val="false"/>
                 <w:sz w:val="21"/>
                 <w:szCs w:val="21"/>
                 <w:color w:val="000000"/>
@@ -3734,6 +4281,7 @@
                 <w:i w:val="false"/>
                 <w:b w:val="false"/>
                 <w:u w:val="none"/>
+                <w:strike w:val="false"/>
                 <w:sz w:val="21"/>
                 <w:szCs w:val="21"/>
                 <w:color w:val="000000"/>
@@ -3746,6 +4294,7 @@
                 <w:i w:val="false"/>
                 <w:b w:val="false"/>
                 <w:u w:val="none"/>
+                <w:strike w:val="false"/>
                 <w:sz w:val="21"/>
                 <w:szCs w:val="21"/>
                 <w:color w:val="000000"/>
@@ -3758,6 +4307,7 @@
                 <w:i w:val="false"/>
                 <w:b w:val="false"/>
                 <w:u w:val="none"/>
+                <w:strike w:val="false"/>
                 <w:sz w:val="21"/>
                 <w:szCs w:val="21"/>
                 <w:color w:val="000000"/>
@@ -3770,6 +4320,7 @@
                 <w:i w:val="false"/>
                 <w:b w:val="false"/>
                 <w:u w:val="none"/>
+                <w:strike w:val="false"/>
                 <w:sz w:val="21"/>
                 <w:szCs w:val="21"/>
                 <w:color w:val="000000"/>
@@ -3782,6 +4333,7 @@
                 <w:i w:val="false"/>
                 <w:b w:val="false"/>
                 <w:u w:val="none"/>
+                <w:strike w:val="false"/>
                 <w:sz w:val="21"/>
                 <w:szCs w:val="21"/>
                 <w:color w:val="000000"/>
@@ -3794,6 +4346,7 @@
                 <w:i w:val="false"/>
                 <w:b w:val="false"/>
                 <w:u w:val="none"/>
+                <w:strike w:val="false"/>
                 <w:sz w:val="21"/>
                 <w:szCs w:val="21"/>
                 <w:color w:val="000000"/>
@@ -3821,7 +4374,6 @@
           </w:tcPr>
           <w:p>
             <w:pPr>
-              <w:pStyle w:val="Normal"/>
               <w:jc w:val="left"/>
               <w:pBdr>
                 <w:bottom w:val="none" w:sz="0" w:space="0" w:color="000000"/>
@@ -3831,6 +4383,16 @@
               </w:pBdr>
               <w:spacing w:after="200" w:before="200" w:line="240"/>
               <w:ind w:left="200" w:right="200" w:firstLine="0" w:firstLineChars="0"/>
+              <w:rPr>
+                <w:rFonts w:ascii="Arial" w:hAnsi="Arial" w:eastAsia="Arial" w:cs="Arial"/>
+                <w:i w:val="false"/>
+                <w:b w:val="false"/>
+                <w:u w:val="none"/>
+                <w:strike w:val="false"/>
+                <w:sz w:val="21"/>
+                <w:szCs w:val="21"/>
+                <w:color w:val="000000"/>
+              </w:rPr>
             </w:pPr>
             <w:r>
               <w:rPr>
@@ -3838,6 +4400,7 @@
                 <w:i w:val="false"/>
                 <w:b w:val="true"/>
                 <w:u w:val="none"/>
+                <w:strike w:val="false"/>
                 <w:sz w:val="22"/>
                 <w:szCs w:val="22"/>
                 <w:color w:val="063360"/>
@@ -3850,6 +4413,7 @@
                 <w:i w:val="false"/>
                 <w:b w:val="false"/>
                 <w:u w:val="none"/>
+                <w:strike w:val="false"/>
                 <w:sz w:val="21"/>
                 <w:szCs w:val="21"/>
                 <w:color w:val="000000"/>
@@ -3862,6 +4426,7 @@
                 <w:i w:val="false"/>
                 <w:b w:val="false"/>
                 <w:u w:val="none"/>
+                <w:strike w:val="false"/>
                 <w:sz w:val="21"/>
                 <w:szCs w:val="21"/>
                 <w:color w:val="000000"/>
@@ -3874,6 +4439,7 @@
                 <w:i w:val="false"/>
                 <w:b w:val="false"/>
                 <w:u w:val="none"/>
+                <w:strike w:val="false"/>
                 <w:sz w:val="21"/>
                 <w:szCs w:val="21"/>
                 <w:color w:val="000000"/>
@@ -3886,6 +4452,7 @@
                 <w:i w:val="false"/>
                 <w:b w:val="false"/>
                 <w:u w:val="none"/>
+                <w:strike w:val="false"/>
                 <w:sz w:val="21"/>
                 <w:szCs w:val="21"/>
                 <w:color w:val="000000"/>
@@ -3898,6 +4465,7 @@
                 <w:i w:val="false"/>
                 <w:b w:val="false"/>
                 <w:u w:val="none"/>
+                <w:strike w:val="false"/>
                 <w:sz w:val="21"/>
                 <w:szCs w:val="21"/>
                 <w:color w:val="000000"/>
@@ -3910,6 +4478,7 @@
                 <w:i w:val="false"/>
                 <w:b w:val="false"/>
                 <w:u w:val="none"/>
+                <w:strike w:val="false"/>
                 <w:sz w:val="21"/>
                 <w:szCs w:val="21"/>
                 <w:color w:val="000000"/>
@@ -3922,6 +4491,7 @@
                 <w:i w:val="false"/>
                 <w:b w:val="false"/>
                 <w:u w:val="none"/>
+                <w:strike w:val="false"/>
                 <w:sz w:val="21"/>
                 <w:szCs w:val="21"/>
                 <w:color w:val="000000"/>
@@ -3934,6 +4504,7 @@
                 <w:i w:val="false"/>
                 <w:b w:val="false"/>
                 <w:u w:val="none"/>
+                <w:strike w:val="false"/>
                 <w:sz w:val="21"/>
                 <w:szCs w:val="21"/>
                 <w:color w:val="000000"/>
@@ -3946,6 +4517,7 @@
                 <w:i w:val="false"/>
                 <w:b w:val="false"/>
                 <w:u w:val="none"/>
+                <w:strike w:val="false"/>
                 <w:sz w:val="21"/>
                 <w:szCs w:val="21"/>
                 <w:color w:val="000000"/>
@@ -3958,6 +4530,7 @@
                 <w:i w:val="false"/>
                 <w:b w:val="false"/>
                 <w:u w:val="none"/>
+                <w:strike w:val="false"/>
                 <w:sz w:val="21"/>
                 <w:szCs w:val="21"/>
                 <w:color w:val="000000"/>
@@ -3970,6 +4543,7 @@
                 <w:i w:val="false"/>
                 <w:b w:val="false"/>
                 <w:u w:val="none"/>
+                <w:strike w:val="false"/>
                 <w:sz w:val="21"/>
                 <w:szCs w:val="21"/>
                 <w:color w:val="000000"/>
@@ -3980,11 +4554,11 @@
         </w:tc>
       </w:tr>
     </w:tbl>
-    <w:sectPr w:officer="true">
-      <w:pgMar w:header="720" w:bottom="1008" w:top="1008" w:right="1152" w:left="1152" w:footer="720" w:gutter="720"/>
+    <w:sectPr>
+      <w:pgMar w:header="708" w:bottom="1008" w:top="1008" w:right="1152" w:left="1152" w:footer="708" w:gutter="0"/>
       <w:pgSz w:h="16838" w:w="11906" w:orient="portrait"/>
+      <w:type w:val="continuous"/>
       <w:cols/>
-      <w:type w:val="continuous"/>
     </w:sectPr>
   </w:body>
 </w:document>

--- a/docs/handouts/Oct13_session1_handouts.docx
+++ b/docs/handouts/Oct13_session1_handouts.docx
@@ -98,7 +98,7 @@
           <w:szCs w:val="18"/>
           <w:color w:val="545860"/>
         </w:rPr>
-        <w:t xml:space="preserve">Fictional GreenWaste case | invented figures</w:t>
+        <w:t xml:space="preserve">GreenWaste is a fictional training case.</w:t>
       </w:r>
     </w:p>
     <w:p>
